--- a/Books-Complete/Fantasy/ThePrincessAndTheHoodlum/Book_ThePrincessAndTheHoodlum.docx
+++ b/Books-Complete/Fantasy/ThePrincessAndTheHoodlum/Book_ThePrincessAndTheHoodlum.docx
@@ -1476,7 +1476,21 @@
             <w:rStyle w:val="Hyperlink"/>
             <w:noProof/>
           </w:rPr>
-          <w:t>The Air Continent</w:t>
+          <w:t>The</w:t>
+        </w:r>
+        <w:r>
+          <w:rPr>
+            <w:rStyle w:val="Hyperlink"/>
+            <w:noProof/>
+          </w:rPr>
+          <w:t xml:space="preserve"> </w:t>
+        </w:r>
+        <w:r>
+          <w:rPr>
+            <w:rStyle w:val="Hyperlink"/>
+            <w:noProof/>
+          </w:rPr>
+          <w:t>Air Continent</w:t>
         </w:r>
         <w:r>
           <w:rPr>
@@ -2855,7 +2869,7 @@
                     <a:blip r:embed="rId18">
                       <a:extLst>
                         <a:ext uri="{28A0092B-C50C-407E-A947-70E740481C1C}">
-                          <a14:useLocalDpi xmlns:a14="http://schemas.microsoft.com/office/drawing/2010/main" xmlns:wps="http://schemas.microsoft.com/office/word/2010/wordprocessingShape" xmlns:wpi="http://schemas.microsoft.com/office/word/2010/wordprocessingInk" xmlns:wpg="http://schemas.microsoft.com/office/word/2010/wordprocessingGroup" xmlns:w16se="http://schemas.microsoft.com/office/word/2015/wordml/symex" xmlns:w15="http://schemas.microsoft.com/office/word/2012/wordml" xmlns:w14="http://schemas.microsoft.com/office/word/2010/wordml" xmlns:w="http://schemas.openxmlformats.org/wordprocessingml/2006/main" xmlns:w10="urn:schemas-microsoft-com:office:word" xmlns:wp14="http://schemas.microsoft.com/office/word/2010/wordprocessingDrawing" xmlns:v="urn:schemas-microsoft-com:vml" xmlns:o="urn:schemas-microsoft-com:office:office" xmlns:aink="http://schemas.microsoft.com/office/drawing/2016/ink" xmlns:mc="http://schemas.openxmlformats.org/markup-compatibility/2006" xmlns:cx8="http://schemas.microsoft.com/office/drawing/2016/5/14/chartex" xmlns:cx7="http://schemas.microsoft.com/office/drawing/2016/5/13/chartex" xmlns:cx6="http://schemas.microsoft.com/office/drawing/2016/5/12/chartex" xmlns:cx5="http://schemas.microsoft.com/office/drawing/2016/5/11/chartex" xmlns:cx4="http://schemas.microsoft.com/office/drawing/2016/5/10/chartex" xmlns:cx3="http://schemas.microsoft.com/office/drawing/2016/5/9/chartex" xmlns:cx2="http://schemas.microsoft.com/office/drawing/2015/10/21/chartex" xmlns:cx1="http://schemas.microsoft.com/office/drawing/2015/9/8/chartex" xmlns:cx="http://schemas.microsoft.com/office/drawing/2014/chartex" xmlns:wpc="http://schemas.microsoft.com/office/word/2010/wordprocessingCanvas" xmlns="" xmlns:arto="http://schemas.microsoft.com/office/word/2006/arto" val="0"/>
+                          <a14:useLocalDpi xmlns:arto="http://schemas.microsoft.com/office/word/2006/arto" xmlns="" xmlns:wpc="http://schemas.microsoft.com/office/word/2010/wordprocessingCanvas" xmlns:cx="http://schemas.microsoft.com/office/drawing/2014/chartex" xmlns:cx1="http://schemas.microsoft.com/office/drawing/2015/9/8/chartex" xmlns:cx2="http://schemas.microsoft.com/office/drawing/2015/10/21/chartex" xmlns:cx3="http://schemas.microsoft.com/office/drawing/2016/5/9/chartex" xmlns:cx4="http://schemas.microsoft.com/office/drawing/2016/5/10/chartex" xmlns:cx5="http://schemas.microsoft.com/office/drawing/2016/5/11/chartex" xmlns:cx6="http://schemas.microsoft.com/office/drawing/2016/5/12/chartex" xmlns:cx7="http://schemas.microsoft.com/office/drawing/2016/5/13/chartex" xmlns:cx8="http://schemas.microsoft.com/office/drawing/2016/5/14/chartex" xmlns:mc="http://schemas.openxmlformats.org/markup-compatibility/2006" xmlns:aink="http://schemas.microsoft.com/office/drawing/2016/ink" xmlns:o="urn:schemas-microsoft-com:office:office" xmlns:v="urn:schemas-microsoft-com:vml" xmlns:wp14="http://schemas.microsoft.com/office/word/2010/wordprocessingDrawing" xmlns:w10="urn:schemas-microsoft-com:office:word" xmlns:w="http://schemas.openxmlformats.org/wordprocessingml/2006/main" xmlns:w14="http://schemas.microsoft.com/office/word/2010/wordml" xmlns:w15="http://schemas.microsoft.com/office/word/2012/wordml" xmlns:w16se="http://schemas.microsoft.com/office/word/2015/wordml/symex" xmlns:wpg="http://schemas.microsoft.com/office/word/2010/wordprocessingGroup" xmlns:wpi="http://schemas.microsoft.com/office/word/2010/wordprocessingInk" xmlns:wps="http://schemas.microsoft.com/office/word/2010/wordprocessingShape" xmlns:a14="http://schemas.microsoft.com/office/drawing/2010/main" val="0"/>
                         </a:ext>
                       </a:extLst>
                     </a:blip>
@@ -3639,7 +3653,7 @@
                     <a:blip r:embed="rId18">
                       <a:extLst>
                         <a:ext uri="{28A0092B-C50C-407E-A947-70E740481C1C}">
-                          <a14:useLocalDpi xmlns:a14="http://schemas.microsoft.com/office/drawing/2010/main" xmlns:wps="http://schemas.microsoft.com/office/word/2010/wordprocessingShape" xmlns:wpi="http://schemas.microsoft.com/office/word/2010/wordprocessingInk" xmlns:wpg="http://schemas.microsoft.com/office/word/2010/wordprocessingGroup" xmlns:w16se="http://schemas.microsoft.com/office/word/2015/wordml/symex" xmlns:w15="http://schemas.microsoft.com/office/word/2012/wordml" xmlns:w14="http://schemas.microsoft.com/office/word/2010/wordml" xmlns:w="http://schemas.openxmlformats.org/wordprocessingml/2006/main" xmlns:w10="urn:schemas-microsoft-com:office:word" xmlns:wp14="http://schemas.microsoft.com/office/word/2010/wordprocessingDrawing" xmlns:v="urn:schemas-microsoft-com:vml" xmlns:o="urn:schemas-microsoft-com:office:office" xmlns:aink="http://schemas.microsoft.com/office/drawing/2016/ink" xmlns:mc="http://schemas.openxmlformats.org/markup-compatibility/2006" xmlns:cx8="http://schemas.microsoft.com/office/drawing/2016/5/14/chartex" xmlns:cx7="http://schemas.microsoft.com/office/drawing/2016/5/13/chartex" xmlns:cx6="http://schemas.microsoft.com/office/drawing/2016/5/12/chartex" xmlns:cx5="http://schemas.microsoft.com/office/drawing/2016/5/11/chartex" xmlns:cx4="http://schemas.microsoft.com/office/drawing/2016/5/10/chartex" xmlns:cx3="http://schemas.microsoft.com/office/drawing/2016/5/9/chartex" xmlns:cx2="http://schemas.microsoft.com/office/drawing/2015/10/21/chartex" xmlns:cx1="http://schemas.microsoft.com/office/drawing/2015/9/8/chartex" xmlns:cx="http://schemas.microsoft.com/office/drawing/2014/chartex" xmlns:wpc="http://schemas.microsoft.com/office/word/2010/wordprocessingCanvas" xmlns="" xmlns:arto="http://schemas.microsoft.com/office/word/2006/arto" val="0"/>
+                          <a14:useLocalDpi xmlns:arto="http://schemas.microsoft.com/office/word/2006/arto" xmlns="" xmlns:wpc="http://schemas.microsoft.com/office/word/2010/wordprocessingCanvas" xmlns:cx="http://schemas.microsoft.com/office/drawing/2014/chartex" xmlns:cx1="http://schemas.microsoft.com/office/drawing/2015/9/8/chartex" xmlns:cx2="http://schemas.microsoft.com/office/drawing/2015/10/21/chartex" xmlns:cx3="http://schemas.microsoft.com/office/drawing/2016/5/9/chartex" xmlns:cx4="http://schemas.microsoft.com/office/drawing/2016/5/10/chartex" xmlns:cx5="http://schemas.microsoft.com/office/drawing/2016/5/11/chartex" xmlns:cx6="http://schemas.microsoft.com/office/drawing/2016/5/12/chartex" xmlns:cx7="http://schemas.microsoft.com/office/drawing/2016/5/13/chartex" xmlns:cx8="http://schemas.microsoft.com/office/drawing/2016/5/14/chartex" xmlns:mc="http://schemas.openxmlformats.org/markup-compatibility/2006" xmlns:aink="http://schemas.microsoft.com/office/drawing/2016/ink" xmlns:o="urn:schemas-microsoft-com:office:office" xmlns:v="urn:schemas-microsoft-com:vml" xmlns:wp14="http://schemas.microsoft.com/office/word/2010/wordprocessingDrawing" xmlns:w10="urn:schemas-microsoft-com:office:word" xmlns:w="http://schemas.openxmlformats.org/wordprocessingml/2006/main" xmlns:w14="http://schemas.microsoft.com/office/word/2010/wordml" xmlns:w15="http://schemas.microsoft.com/office/word/2012/wordml" xmlns:w16se="http://schemas.microsoft.com/office/word/2015/wordml/symex" xmlns:wpg="http://schemas.microsoft.com/office/word/2010/wordprocessingGroup" xmlns:wpi="http://schemas.microsoft.com/office/word/2010/wordprocessingInk" xmlns:wps="http://schemas.microsoft.com/office/word/2010/wordprocessingShape" xmlns:a14="http://schemas.microsoft.com/office/drawing/2010/main" val="0"/>
                         </a:ext>
                       </a:extLst>
                     </a:blip>
@@ -4544,7 +4558,7 @@
                     <a:blip r:embed="rId18">
                       <a:extLst>
                         <a:ext uri="{28A0092B-C50C-407E-A947-70E740481C1C}">
-                          <a14:useLocalDpi xmlns:a14="http://schemas.microsoft.com/office/drawing/2010/main" xmlns:wps="http://schemas.microsoft.com/office/word/2010/wordprocessingShape" xmlns:wpi="http://schemas.microsoft.com/office/word/2010/wordprocessingInk" xmlns:wpg="http://schemas.microsoft.com/office/word/2010/wordprocessingGroup" xmlns:w16se="http://schemas.microsoft.com/office/word/2015/wordml/symex" xmlns:w15="http://schemas.microsoft.com/office/word/2012/wordml" xmlns:w14="http://schemas.microsoft.com/office/word/2010/wordml" xmlns:w="http://schemas.openxmlformats.org/wordprocessingml/2006/main" xmlns:w10="urn:schemas-microsoft-com:office:word" xmlns:wp14="http://schemas.microsoft.com/office/word/2010/wordprocessingDrawing" xmlns:v="urn:schemas-microsoft-com:vml" xmlns:o="urn:schemas-microsoft-com:office:office" xmlns:aink="http://schemas.microsoft.com/office/drawing/2016/ink" xmlns:mc="http://schemas.openxmlformats.org/markup-compatibility/2006" xmlns:cx8="http://schemas.microsoft.com/office/drawing/2016/5/14/chartex" xmlns:cx7="http://schemas.microsoft.com/office/drawing/2016/5/13/chartex" xmlns:cx6="http://schemas.microsoft.com/office/drawing/2016/5/12/chartex" xmlns:cx5="http://schemas.microsoft.com/office/drawing/2016/5/11/chartex" xmlns:cx4="http://schemas.microsoft.com/office/drawing/2016/5/10/chartex" xmlns:cx3="http://schemas.microsoft.com/office/drawing/2016/5/9/chartex" xmlns:cx2="http://schemas.microsoft.com/office/drawing/2015/10/21/chartex" xmlns:cx1="http://schemas.microsoft.com/office/drawing/2015/9/8/chartex" xmlns:cx="http://schemas.microsoft.com/office/drawing/2014/chartex" xmlns:wpc="http://schemas.microsoft.com/office/word/2010/wordprocessingCanvas" xmlns="" xmlns:arto="http://schemas.microsoft.com/office/word/2006/arto" val="0"/>
+                          <a14:useLocalDpi xmlns:arto="http://schemas.microsoft.com/office/word/2006/arto" xmlns="" xmlns:wpc="http://schemas.microsoft.com/office/word/2010/wordprocessingCanvas" xmlns:cx="http://schemas.microsoft.com/office/drawing/2014/chartex" xmlns:cx1="http://schemas.microsoft.com/office/drawing/2015/9/8/chartex" xmlns:cx2="http://schemas.microsoft.com/office/drawing/2015/10/21/chartex" xmlns:cx3="http://schemas.microsoft.com/office/drawing/2016/5/9/chartex" xmlns:cx4="http://schemas.microsoft.com/office/drawing/2016/5/10/chartex" xmlns:cx5="http://schemas.microsoft.com/office/drawing/2016/5/11/chartex" xmlns:cx6="http://schemas.microsoft.com/office/drawing/2016/5/12/chartex" xmlns:cx7="http://schemas.microsoft.com/office/drawing/2016/5/13/chartex" xmlns:cx8="http://schemas.microsoft.com/office/drawing/2016/5/14/chartex" xmlns:mc="http://schemas.openxmlformats.org/markup-compatibility/2006" xmlns:aink="http://schemas.microsoft.com/office/drawing/2016/ink" xmlns:o="urn:schemas-microsoft-com:office:office" xmlns:v="urn:schemas-microsoft-com:vml" xmlns:wp14="http://schemas.microsoft.com/office/word/2010/wordprocessingDrawing" xmlns:w10="urn:schemas-microsoft-com:office:word" xmlns:w="http://schemas.openxmlformats.org/wordprocessingml/2006/main" xmlns:w14="http://schemas.microsoft.com/office/word/2010/wordml" xmlns:w15="http://schemas.microsoft.com/office/word/2012/wordml" xmlns:w16se="http://schemas.microsoft.com/office/word/2015/wordml/symex" xmlns:wpg="http://schemas.microsoft.com/office/word/2010/wordprocessingGroup" xmlns:wpi="http://schemas.microsoft.com/office/word/2010/wordprocessingInk" xmlns:wps="http://schemas.microsoft.com/office/word/2010/wordprocessingShape" xmlns:a14="http://schemas.microsoft.com/office/drawing/2010/main" val="0"/>
                         </a:ext>
                       </a:extLst>
                     </a:blip>
@@ -5157,7 +5171,7 @@
                     <a:blip r:embed="rId18">
                       <a:extLst>
                         <a:ext uri="{28A0092B-C50C-407E-A947-70E740481C1C}">
-                          <a14:useLocalDpi xmlns:a14="http://schemas.microsoft.com/office/drawing/2010/main" xmlns:wps="http://schemas.microsoft.com/office/word/2010/wordprocessingShape" xmlns:wpi="http://schemas.microsoft.com/office/word/2010/wordprocessingInk" xmlns:wpg="http://schemas.microsoft.com/office/word/2010/wordprocessingGroup" xmlns:w16se="http://schemas.microsoft.com/office/word/2015/wordml/symex" xmlns:w15="http://schemas.microsoft.com/office/word/2012/wordml" xmlns:w14="http://schemas.microsoft.com/office/word/2010/wordml" xmlns:w="http://schemas.openxmlformats.org/wordprocessingml/2006/main" xmlns:w10="urn:schemas-microsoft-com:office:word" xmlns:wp14="http://schemas.microsoft.com/office/word/2010/wordprocessingDrawing" xmlns:v="urn:schemas-microsoft-com:vml" xmlns:o="urn:schemas-microsoft-com:office:office" xmlns:aink="http://schemas.microsoft.com/office/drawing/2016/ink" xmlns:mc="http://schemas.openxmlformats.org/markup-compatibility/2006" xmlns:cx8="http://schemas.microsoft.com/office/drawing/2016/5/14/chartex" xmlns:cx7="http://schemas.microsoft.com/office/drawing/2016/5/13/chartex" xmlns:cx6="http://schemas.microsoft.com/office/drawing/2016/5/12/chartex" xmlns:cx5="http://schemas.microsoft.com/office/drawing/2016/5/11/chartex" xmlns:cx4="http://schemas.microsoft.com/office/drawing/2016/5/10/chartex" xmlns:cx3="http://schemas.microsoft.com/office/drawing/2016/5/9/chartex" xmlns:cx2="http://schemas.microsoft.com/office/drawing/2015/10/21/chartex" xmlns:cx1="http://schemas.microsoft.com/office/drawing/2015/9/8/chartex" xmlns:cx="http://schemas.microsoft.com/office/drawing/2014/chartex" xmlns:wpc="http://schemas.microsoft.com/office/word/2010/wordprocessingCanvas" xmlns="" xmlns:arto="http://schemas.microsoft.com/office/word/2006/arto" val="0"/>
+                          <a14:useLocalDpi xmlns:arto="http://schemas.microsoft.com/office/word/2006/arto" xmlns="" xmlns:wpc="http://schemas.microsoft.com/office/word/2010/wordprocessingCanvas" xmlns:cx="http://schemas.microsoft.com/office/drawing/2014/chartex" xmlns:cx1="http://schemas.microsoft.com/office/drawing/2015/9/8/chartex" xmlns:cx2="http://schemas.microsoft.com/office/drawing/2015/10/21/chartex" xmlns:cx3="http://schemas.microsoft.com/office/drawing/2016/5/9/chartex" xmlns:cx4="http://schemas.microsoft.com/office/drawing/2016/5/10/chartex" xmlns:cx5="http://schemas.microsoft.com/office/drawing/2016/5/11/chartex" xmlns:cx6="http://schemas.microsoft.com/office/drawing/2016/5/12/chartex" xmlns:cx7="http://schemas.microsoft.com/office/drawing/2016/5/13/chartex" xmlns:cx8="http://schemas.microsoft.com/office/drawing/2016/5/14/chartex" xmlns:mc="http://schemas.openxmlformats.org/markup-compatibility/2006" xmlns:aink="http://schemas.microsoft.com/office/drawing/2016/ink" xmlns:o="urn:schemas-microsoft-com:office:office" xmlns:v="urn:schemas-microsoft-com:vml" xmlns:wp14="http://schemas.microsoft.com/office/word/2010/wordprocessingDrawing" xmlns:w10="urn:schemas-microsoft-com:office:word" xmlns:w="http://schemas.openxmlformats.org/wordprocessingml/2006/main" xmlns:w14="http://schemas.microsoft.com/office/word/2010/wordml" xmlns:w15="http://schemas.microsoft.com/office/word/2012/wordml" xmlns:w16se="http://schemas.microsoft.com/office/word/2015/wordml/symex" xmlns:wpg="http://schemas.microsoft.com/office/word/2010/wordprocessingGroup" xmlns:wpi="http://schemas.microsoft.com/office/word/2010/wordprocessingInk" xmlns:wps="http://schemas.microsoft.com/office/word/2010/wordprocessingShape" xmlns:a14="http://schemas.microsoft.com/office/drawing/2010/main" val="0"/>
                         </a:ext>
                       </a:extLst>
                     </a:blip>
@@ -48406,15 +48420,7 @@
     </w:p>
     <w:p>
       <w:r>
-        <w:t xml:space="preserve">Finally, with a herculean force of will, Luke withdrew his hand and </w:t>
-      </w:r>
-      <w:proofErr w:type="gramStart"/>
-      <w:r>
-        <w:t>said</w:t>
-      </w:r>
-      <w:proofErr w:type="gramEnd"/>
-      <w:r>
-        <w:t>, “You’re not worth killing.”</w:t>
+        <w:t>Finally, with a herculean force of will, Luke withdrew his hand and said, “You’re not worth killing.”</w:t>
       </w:r>
     </w:p>
     <w:p>
@@ -66744,7 +66750,20 @@
     </w:p>
     <w:p>
       <w:r>
-        <w:t>“Only on Genbuland,” Carol clarified.</w:t>
+        <w:t xml:space="preserve">“Only on </w:t>
+      </w:r>
+      <w:proofErr w:type="spellStart"/>
+      <w:r>
+        <w:t>Genbuland</w:t>
+      </w:r>
+      <w:proofErr w:type="spellEnd"/>
+      <w:r>
+        <w:t>,” Carol clarified.</w:t>
+      </w:r>
+    </w:p>
+    <w:p>
+      <w:r>
+        <w:t>“Also, I don’t think being attacked by monsters counts as choosing to reveal herself to a man,” Luke said.</w:t>
       </w:r>
     </w:p>
     <w:p>
@@ -66783,119 +66802,369 @@
     </w:p>
     <w:p>
       <w:r>
+        <w:lastRenderedPageBreak/>
         <w:t>Carol dragged the family towards Luke. She also waved for the cleric to join them.</w:t>
       </w:r>
     </w:p>
     <w:p>
       <w:r>
+        <w:t xml:space="preserve">“The four guardian spirits are required in order to take on the mantle of </w:t>
+      </w:r>
+      <w:r>
+        <w:rPr>
+          <w:rFonts w:asciiTheme="minorHAnsi" w:hAnsiTheme="minorHAnsi" w:cstheme="minorHAnsi"/>
+        </w:rPr>
+        <w:t>Emperor</w:t>
+      </w:r>
+      <w:r>
+        <w:t>, along with the blessings of the gods, including Strength, Compassion, and Wisdom,” Carol explained.</w:t>
+      </w:r>
+    </w:p>
+    <w:p>
+      <w:r>
+        <w:t xml:space="preserve">“Guardian spirits, in the name of the </w:t>
+      </w:r>
+      <w:r>
+        <w:rPr>
+          <w:rFonts w:asciiTheme="minorHAnsi" w:hAnsiTheme="minorHAnsi" w:cstheme="minorHAnsi"/>
+        </w:rPr>
+        <w:t>Emperor</w:t>
+      </w:r>
+      <w:r>
+        <w:t>, please erect a barrier to prevent Brad from interfering,” Luke said, touching his collar.</w:t>
+      </w:r>
+    </w:p>
+    <w:p>
+      <w:r>
+        <w:t xml:space="preserve">A translucent bubble enfolded the family, Luke and </w:t>
+      </w:r>
+      <w:r>
+        <w:t>Mila</w:t>
+      </w:r>
+      <w:r>
+        <w:t>. Brad’s warriors and wizards attacked the barrier but failed to penetrate it.</w:t>
+      </w:r>
+    </w:p>
+    <w:p>
+      <w:r>
+        <w:t>Luke ignored Brad’s cursing and the shouting of the wizards and warriors.</w:t>
+      </w:r>
+    </w:p>
+    <w:p>
+      <w:r>
+        <w:t>“Annie,</w:t>
+      </w:r>
+      <w:r>
+        <w:t xml:space="preserve"> do you remember the time you snuck into my room, not just once but multiple times? I even slept in the treehouse and you followed,” Luke asked.</w:t>
+      </w:r>
+      <w:r>
+        <w:t xml:space="preserve"> “Do you remember the fact that you forgot to wear certain items of clothing?”</w:t>
+      </w:r>
+    </w:p>
+    <w:p>
+      <w:r>
+        <w:t>“Did you mean her panties?” Carol asked and giggled.</w:t>
+      </w:r>
+    </w:p>
+    <w:p>
+      <w:r>
+        <w:t xml:space="preserve">Uncle John opened his mouth to </w:t>
+      </w:r>
+      <w:r>
+        <w:t>speak</w:t>
+      </w:r>
+      <w:r>
+        <w:t xml:space="preserve"> but changed his mind. Luke could have claimed Annie at any time, if he had known. All was by will of the gods.</w:t>
+      </w:r>
+    </w:p>
+    <w:p>
+      <w:r>
+        <w:t>Annie was about to make</w:t>
+      </w:r>
+      <w:r>
+        <w:t xml:space="preserve"> a sarcastic remark</w:t>
+      </w:r>
+      <w:r>
+        <w:t xml:space="preserve"> when</w:t>
+      </w:r>
+      <w:r>
+        <w:t xml:space="preserve"> Luke dropped down on one knee and presented her with his grandmother’s wedding ring.</w:t>
+      </w:r>
+    </w:p>
+    <w:p>
+      <w:r>
+        <w:t>“Annie, when I saw you then I lost interest in all other women.</w:t>
+      </w:r>
+    </w:p>
+    <w:p>
+      <w:r>
+        <w:t xml:space="preserve">“Annie. I have your parents’ permission to marry you, as well as the permission of your brothers and sister. I am also a national </w:t>
+      </w:r>
+      <w:r>
         <w:lastRenderedPageBreak/>
-        <w:t xml:space="preserve">“The four guardian spirits are required in order to take on the mantle of </w:t>
-      </w:r>
-      <w:r>
+        <w:t>hero, so there are no legal reasons not to marry me. Will you wed me and be my empress?”</w:t>
+      </w:r>
+    </w:p>
+    <w:p>
+      <w:r>
+        <w:t>“Say ‘yes’,” Gus said excitedly.</w:t>
+      </w:r>
+    </w:p>
+    <w:p>
+      <w:r>
+        <w:t xml:space="preserve">Jane placed her hand on Annie’s shoulder and said, “Go ahead dear.” </w:t>
+      </w:r>
+    </w:p>
+    <w:p>
+      <w:r>
+        <w:t>“It’s the will of the gods,” Carol screamed, jumping up and down.</w:t>
+      </w:r>
+    </w:p>
+    <w:p>
+      <w:pPr>
         <w:rPr>
           <w:rFonts w:asciiTheme="minorHAnsi" w:hAnsiTheme="minorHAnsi" w:cstheme="minorHAnsi"/>
         </w:rPr>
-        <w:t>Emperor</w:t>
-      </w:r>
-      <w:r>
-        <w:t>, along with the blessings of the gods, including Strength, Compassion, and Wisdom,” Carol explained.</w:t>
-      </w:r>
-    </w:p>
-    <w:p>
-      <w:r>
-        <w:t xml:space="preserve">“Guardian spirits, in the name of the </w:t>
+      </w:pPr>
+      <w:r>
+        <w:t>“Annie, Luke has always been the one we wanted you to marry,” John said. “We just couldn’t tell you</w:t>
       </w:r>
       <w:r>
         <w:rPr>
           <w:rFonts w:asciiTheme="minorHAnsi" w:hAnsiTheme="minorHAnsi" w:cstheme="minorHAnsi"/>
         </w:rPr>
-        <w:t>Emperor</w:t>
-      </w:r>
-      <w:r>
-        <w:t>, please erect a barrier to prevent Brad from interfering,” Luke said, touching his collar.</w:t>
-      </w:r>
-    </w:p>
-    <w:p>
-      <w:r>
-        <w:t xml:space="preserve">A translucent bubble enfolded the family, Luke and </w:t>
-      </w:r>
-      <w:r>
-        <w:t>Mila</w:t>
-      </w:r>
-      <w:r>
-        <w:t>. Brad’s warriors and wizards attacked the barrier but failed to penetrate it.</w:t>
-      </w:r>
-    </w:p>
-    <w:p>
-      <w:r>
-        <w:t>Luke ignored Brad’s cursing and the shouting of the wizards and warriors.</w:t>
-      </w:r>
-    </w:p>
-    <w:p>
-      <w:r>
-        <w:t>“Annie,</w:t>
-      </w:r>
-      <w:r>
-        <w:t xml:space="preserve"> do you remember the time you snuck into my room, not just once but multiple times? I even slept in the treehouse and you followed,” Luke asked.</w:t>
-      </w:r>
-      <w:r>
-        <w:t xml:space="preserve"> “Do you remember the fact that you forgot to wear certain items of clothing?”</w:t>
-      </w:r>
-    </w:p>
-    <w:p>
-      <w:r>
-        <w:t>“Did you mean her panties?” Carol asked and giggled.</w:t>
-      </w:r>
-    </w:p>
-    <w:p>
-      <w:r>
-        <w:t xml:space="preserve">Uncle John opened his mouth to </w:t>
-      </w:r>
-      <w:r>
-        <w:t>speak</w:t>
-      </w:r>
-      <w:r>
-        <w:t xml:space="preserve"> but changed his mind. Luke could have claimed Annie at any time, if he had known. All was by will of the gods.</w:t>
-      </w:r>
-    </w:p>
-    <w:p>
-      <w:r>
-        <w:t>Annie was about to make</w:t>
-      </w:r>
-      <w:r>
-        <w:t xml:space="preserve"> a sarcastic remark</w:t>
-      </w:r>
-      <w:r>
-        <w:t xml:space="preserve"> when</w:t>
-      </w:r>
-      <w:r>
-        <w:t xml:space="preserve"> Luke dropped down on one knee and presented her with his grandmother’s wedding ring.</w:t>
-      </w:r>
-    </w:p>
-    <w:p>
-      <w:r>
-        <w:t>“Annie, when I saw you then I lost interest in all other women.</w:t>
-      </w:r>
-    </w:p>
-    <w:p>
-      <w:r>
-        <w:t>“Annie. I have your parents’ permission to marry you, as well as the permission of your brothers and sister. I am also a national hero, so there are no legal reasons not to marry me. Will you wed me and be my empress?”</w:t>
-      </w:r>
-    </w:p>
-    <w:p>
-      <w:r>
-        <w:t>“Say ‘yes’,” Gus said excitedly.</w:t>
-      </w:r>
-    </w:p>
-    <w:p>
-      <w:r>
+        <w:t xml:space="preserve"> until now, by order of the gods.”</w:t>
+      </w:r>
+    </w:p>
+    <w:p>
+      <w:pPr>
+        <w:rPr>
+          <w:rFonts w:asciiTheme="minorHAnsi" w:hAnsiTheme="minorHAnsi" w:cstheme="minorHAnsi"/>
+        </w:rPr>
+      </w:pPr>
+      <w:r>
+        <w:rPr>
+          <w:rFonts w:asciiTheme="minorHAnsi" w:hAnsiTheme="minorHAnsi" w:cstheme="minorHAnsi"/>
+        </w:rPr>
+        <w:t xml:space="preserve">“Yes </w:t>
+      </w:r>
+      <w:r>
+        <w:rPr>
+          <w:rFonts w:asciiTheme="minorHAnsi" w:hAnsiTheme="minorHAnsi" w:cstheme="minorHAnsi"/>
+        </w:rPr>
+        <w:t>I’ll marry you</w:t>
+      </w:r>
+      <w:r>
+        <w:rPr>
+          <w:rFonts w:asciiTheme="minorHAnsi" w:hAnsiTheme="minorHAnsi" w:cstheme="minorHAnsi"/>
+        </w:rPr>
+        <w:t xml:space="preserve">,” Annie said excitedly with a flushed face. “I always knew no one else but you </w:t>
+      </w:r>
+      <w:r>
+        <w:rPr>
+          <w:rFonts w:asciiTheme="minorHAnsi" w:hAnsiTheme="minorHAnsi" w:cstheme="minorHAnsi"/>
+        </w:rPr>
+        <w:t>were</w:t>
+      </w:r>
+      <w:r>
+        <w:rPr>
+          <w:rFonts w:asciiTheme="minorHAnsi" w:hAnsiTheme="minorHAnsi" w:cstheme="minorHAnsi"/>
+        </w:rPr>
+        <w:t xml:space="preserve"> </w:t>
+      </w:r>
+      <w:r>
+        <w:rPr>
+          <w:rFonts w:asciiTheme="minorHAnsi" w:hAnsiTheme="minorHAnsi" w:cstheme="minorHAnsi"/>
+        </w:rPr>
+        <w:t>qualified. I’m just glad I’m not marrying an idiot.”</w:t>
+      </w:r>
+    </w:p>
+    <w:p>
+      <w:pPr>
+        <w:rPr>
+          <w:rFonts w:asciiTheme="minorHAnsi" w:hAnsiTheme="minorHAnsi" w:cstheme="minorHAnsi"/>
+        </w:rPr>
+      </w:pPr>
+      <w:r>
+        <w:rPr>
+          <w:rFonts w:asciiTheme="minorHAnsi" w:hAnsiTheme="minorHAnsi" w:cstheme="minorHAnsi"/>
+        </w:rPr>
+        <w:t>“Hey!” Brad grumbled</w:t>
+      </w:r>
+      <w:r>
+        <w:rPr>
+          <w:rFonts w:asciiTheme="minorHAnsi" w:hAnsiTheme="minorHAnsi" w:cstheme="minorHAnsi"/>
+        </w:rPr>
+        <w:t>, offended</w:t>
+      </w:r>
+      <w:r>
+        <w:rPr>
+          <w:rFonts w:asciiTheme="minorHAnsi" w:hAnsiTheme="minorHAnsi" w:cstheme="minorHAnsi"/>
+        </w:rPr>
+        <w:t>.</w:t>
+      </w:r>
+    </w:p>
+    <w:p>
+      <w:pPr>
+        <w:rPr>
+          <w:rFonts w:asciiTheme="minorHAnsi" w:hAnsiTheme="minorHAnsi" w:cstheme="minorHAnsi"/>
+        </w:rPr>
+      </w:pPr>
+      <w:r>
+        <w:rPr>
+          <w:rFonts w:asciiTheme="minorHAnsi" w:hAnsiTheme="minorHAnsi" w:cstheme="minorHAnsi"/>
+        </w:rPr>
+        <w:t xml:space="preserve">While still kneeling, Luke turned to Brad and said, “Brad, I think you misunderstood the </w:t>
+      </w:r>
+      <w:r>
+        <w:rPr>
+          <w:rFonts w:asciiTheme="minorHAnsi" w:hAnsiTheme="minorHAnsi" w:cstheme="minorHAnsi"/>
+        </w:rPr>
+        <w:t>prophecy</w:t>
+      </w:r>
+      <w:r>
+        <w:rPr>
+          <w:rFonts w:asciiTheme="minorHAnsi" w:hAnsiTheme="minorHAnsi" w:cstheme="minorHAnsi"/>
+        </w:rPr>
+        <w:t>.</w:t>
+      </w:r>
+    </w:p>
+    <w:p>
+      <w:pPr>
+        <w:rPr>
+          <w:rFonts w:asciiTheme="minorHAnsi" w:hAnsiTheme="minorHAnsi" w:cstheme="minorHAnsi"/>
+        </w:rPr>
+      </w:pPr>
+      <w:r>
+        <w:rPr>
+          <w:rFonts w:asciiTheme="minorHAnsi" w:hAnsiTheme="minorHAnsi" w:cstheme="minorHAnsi"/>
+        </w:rPr>
+        <w:t xml:space="preserve">“The </w:t>
+      </w:r>
+      <w:r>
+        <w:rPr>
+          <w:rFonts w:asciiTheme="minorHAnsi" w:hAnsiTheme="minorHAnsi" w:cstheme="minorHAnsi"/>
+        </w:rPr>
+        <w:t xml:space="preserve">prophecy </w:t>
+      </w:r>
+      <w:r>
+        <w:rPr>
+          <w:rFonts w:asciiTheme="minorHAnsi" w:hAnsiTheme="minorHAnsi" w:cstheme="minorHAnsi"/>
+        </w:rPr>
+        <w:t>said that Annie is destined to marry the Emperor. That didn’t mean marrying her would automatically make you or me or anyone</w:t>
+      </w:r>
+      <w:r>
+        <w:rPr>
+          <w:rFonts w:asciiTheme="minorHAnsi" w:hAnsiTheme="minorHAnsi" w:cstheme="minorHAnsi"/>
+        </w:rPr>
+        <w:t xml:space="preserve"> </w:t>
+      </w:r>
+      <w:r>
+        <w:rPr>
+          <w:rFonts w:asciiTheme="minorHAnsi" w:hAnsiTheme="minorHAnsi" w:cstheme="minorHAnsi"/>
+        </w:rPr>
+        <w:t xml:space="preserve">Emperor. That’s just stupid. The gods don’t operate that way. Instead it meant </w:t>
+      </w:r>
+      <w:r>
+        <w:rPr>
+          <w:rFonts w:asciiTheme="minorHAnsi" w:hAnsiTheme="minorHAnsi" w:cstheme="minorHAnsi"/>
+        </w:rPr>
+        <w:t xml:space="preserve">that </w:t>
+      </w:r>
+      <w:r>
+        <w:rPr>
+          <w:rFonts w:asciiTheme="minorHAnsi" w:hAnsiTheme="minorHAnsi" w:cstheme="minorHAnsi"/>
+        </w:rPr>
+        <w:t>she was destined to marry me.</w:t>
+      </w:r>
+      <w:r>
+        <w:rPr>
+          <w:rFonts w:asciiTheme="minorHAnsi" w:hAnsiTheme="minorHAnsi" w:cstheme="minorHAnsi"/>
+        </w:rPr>
+        <w:t>”</w:t>
+      </w:r>
+    </w:p>
+    <w:p>
+      <w:pPr>
+        <w:rPr>
+          <w:rFonts w:asciiTheme="minorHAnsi" w:hAnsiTheme="minorHAnsi" w:cstheme="minorHAnsi"/>
+        </w:rPr>
+      </w:pPr>
+      <w:r>
+        <w:rPr>
+          <w:rFonts w:asciiTheme="minorHAnsi" w:hAnsiTheme="minorHAnsi" w:cstheme="minorHAnsi"/>
+        </w:rPr>
+        <w:t>“Are you saying you are the emperor?” Brad demanded.</w:t>
+      </w:r>
+    </w:p>
+    <w:p>
+      <w:pPr>
+        <w:rPr>
+          <w:rFonts w:asciiTheme="minorHAnsi" w:hAnsiTheme="minorHAnsi" w:cstheme="minorHAnsi"/>
+        </w:rPr>
+      </w:pPr>
+      <w:r>
+        <w:rPr>
+          <w:rFonts w:asciiTheme="minorHAnsi" w:hAnsiTheme="minorHAnsi" w:cstheme="minorHAnsi"/>
+        </w:rPr>
+        <w:t>“That’s right,” Luke said. “</w:t>
+      </w:r>
+      <w:r>
+        <w:rPr>
+          <w:rFonts w:asciiTheme="minorHAnsi" w:hAnsiTheme="minorHAnsi" w:cstheme="minorHAnsi"/>
+        </w:rPr>
+        <w:t>I passed every test the gods gave me.</w:t>
+      </w:r>
+    </w:p>
+    <w:p>
+      <w:pPr>
+        <w:rPr>
+          <w:rFonts w:asciiTheme="minorHAnsi" w:hAnsiTheme="minorHAnsi" w:cstheme="minorHAnsi"/>
+        </w:rPr>
+      </w:pPr>
+      <w:r>
+        <w:rPr>
+          <w:rFonts w:asciiTheme="minorHAnsi" w:hAnsiTheme="minorHAnsi" w:cstheme="minorHAnsi"/>
+        </w:rPr>
+        <w:t>“</w:t>
+      </w:r>
+      <w:r>
+        <w:rPr>
+          <w:rFonts w:asciiTheme="minorHAnsi" w:hAnsiTheme="minorHAnsi" w:cstheme="minorHAnsi"/>
+        </w:rPr>
+        <w:t>Even you recognize me, which is why you tried to force Annie to marry you behind my back.</w:t>
+      </w:r>
+      <w:r>
+        <w:rPr>
+          <w:rFonts w:asciiTheme="minorHAnsi" w:hAnsiTheme="minorHAnsi" w:cstheme="minorHAnsi"/>
+        </w:rPr>
+        <w:t xml:space="preserve"> You knew you weren’t qualified and were trying to force the gods.</w:t>
+      </w:r>
+    </w:p>
+    <w:p>
+      <w:pPr>
+        <w:rPr>
+          <w:rFonts w:asciiTheme="minorHAnsi" w:hAnsiTheme="minorHAnsi" w:cstheme="minorHAnsi"/>
+        </w:rPr>
+      </w:pPr>
+      <w:r>
+        <w:rPr>
+          <w:rFonts w:asciiTheme="minorHAnsi" w:hAnsiTheme="minorHAnsi" w:cstheme="minorHAnsi"/>
+        </w:rPr>
         <w:lastRenderedPageBreak/>
-        <w:t xml:space="preserve">Jane placed her hand on Annie’s shoulder and said, “Go ahead dear.” </w:t>
-      </w:r>
-    </w:p>
-    <w:p>
-      <w:r>
-        <w:t>“It’s the will of the gods,” Carol screamed, jumping up and down.</w:t>
+        <w:t>“For the record, I never wanted to be emperor. The gods chose me for reasons of their own. Being emperor is a pain.</w:t>
+      </w:r>
+      <w:r>
+        <w:rPr>
+          <w:rFonts w:asciiTheme="minorHAnsi" w:hAnsiTheme="minorHAnsi" w:cstheme="minorHAnsi"/>
+        </w:rPr>
+        <w:t xml:space="preserve"> All the kings do is squabble</w:t>
+      </w:r>
+      <w:r>
+        <w:rPr>
+          <w:rFonts w:asciiTheme="minorHAnsi" w:hAnsiTheme="minorHAnsi" w:cstheme="minorHAnsi"/>
+        </w:rPr>
+        <w:t xml:space="preserve"> like children, forcing me to mediate their disputes.</w:t>
       </w:r>
     </w:p>
     <w:p>
@@ -66905,13 +67174,10 @@
         </w:rPr>
       </w:pPr>
       <w:r>
-        <w:t>“Annie, Luke has always been the one we wanted you to marry,” John said. “We just couldn’t tell you</w:t>
-      </w:r>
-      <w:r>
         <w:rPr>
           <w:rFonts w:asciiTheme="minorHAnsi" w:hAnsiTheme="minorHAnsi" w:cstheme="minorHAnsi"/>
         </w:rPr>
-        <w:t xml:space="preserve"> until now, by order of the gods.”</w:t>
+        <w:t>“Although I admit the bed is amazing.”</w:t>
       </w:r>
     </w:p>
     <w:p>
@@ -66924,37 +67190,50 @@
         <w:rPr>
           <w:rFonts w:asciiTheme="minorHAnsi" w:hAnsiTheme="minorHAnsi" w:cstheme="minorHAnsi"/>
         </w:rPr>
-        <w:t xml:space="preserve">“Yes </w:t>
-      </w:r>
-      <w:r>
+        <w:t>Luke paused and then added, “Everything became clear an hour ago, when I discovered that Annie was in love with me.”</w:t>
+      </w:r>
+    </w:p>
+    <w:p>
+      <w:pPr>
         <w:rPr>
           <w:rFonts w:asciiTheme="minorHAnsi" w:hAnsiTheme="minorHAnsi" w:cstheme="minorHAnsi"/>
         </w:rPr>
-        <w:t>I’ll marry you</w:t>
-      </w:r>
+      </w:pPr>
       <w:r>
         <w:rPr>
           <w:rFonts w:asciiTheme="minorHAnsi" w:hAnsiTheme="minorHAnsi" w:cstheme="minorHAnsi"/>
         </w:rPr>
-        <w:t xml:space="preserve">,” Annie said excitedly with a flushed face. “I always knew no one else but you </w:t>
+        <w:t>Carol touched Luke’s forehead and changed his crest. She then removed Luke’s collar and placed it on his head</w:t>
       </w:r>
       <w:r>
         <w:rPr>
           <w:rFonts w:asciiTheme="minorHAnsi" w:hAnsiTheme="minorHAnsi" w:cstheme="minorHAnsi"/>
         </w:rPr>
-        <w:t>were</w:t>
+        <w:t>, where</w:t>
       </w:r>
       <w:r>
         <w:rPr>
           <w:rFonts w:asciiTheme="minorHAnsi" w:hAnsiTheme="minorHAnsi" w:cstheme="minorHAnsi"/>
         </w:rPr>
-        <w:t xml:space="preserve"> </w:t>
+        <w:t xml:space="preserve"> it changed into </w:t>
       </w:r>
       <w:r>
         <w:rPr>
           <w:rFonts w:asciiTheme="minorHAnsi" w:hAnsiTheme="minorHAnsi" w:cstheme="minorHAnsi"/>
         </w:rPr>
-        <w:t>qualified. I’m just glad I’m not marrying an idiot.”</w:t>
+        <w:t xml:space="preserve">the Emperor’s </w:t>
+      </w:r>
+      <w:r>
+        <w:rPr>
+          <w:rFonts w:asciiTheme="minorHAnsi" w:hAnsiTheme="minorHAnsi" w:cstheme="minorHAnsi"/>
+        </w:rPr>
+        <w:t>crown.</w:t>
+      </w:r>
+      <w:r>
+        <w:rPr>
+          <w:rFonts w:asciiTheme="minorHAnsi" w:hAnsiTheme="minorHAnsi" w:cstheme="minorHAnsi"/>
+        </w:rPr>
+        <w:t xml:space="preserve"> “By the authority of the gods, in the presence these assembled, I crown you Emperor.”</w:t>
       </w:r>
     </w:p>
     <w:p>
@@ -66967,18 +67246,236 @@
         <w:rPr>
           <w:rFonts w:asciiTheme="minorHAnsi" w:hAnsiTheme="minorHAnsi" w:cstheme="minorHAnsi"/>
         </w:rPr>
-        <w:t>“Hey!” Brad grumbled</w:t>
+        <w:t>“You know Carol, I think I prefer a co</w:t>
       </w:r>
       <w:r>
         <w:rPr>
           <w:rFonts w:asciiTheme="minorHAnsi" w:hAnsiTheme="minorHAnsi" w:cstheme="minorHAnsi"/>
         </w:rPr>
-        <w:t>, offended</w:t>
-      </w:r>
-      <w:r>
+        <w:t>llar,” Luke said.</w:t>
+      </w:r>
+    </w:p>
+    <w:p>
+      <w:pPr>
         <w:rPr>
           <w:rFonts w:asciiTheme="minorHAnsi" w:hAnsiTheme="minorHAnsi" w:cstheme="minorHAnsi"/>
         </w:rPr>
+      </w:pPr>
+      <w:r>
+        <w:rPr>
+          <w:rFonts w:asciiTheme="minorHAnsi" w:hAnsiTheme="minorHAnsi" w:cstheme="minorHAnsi"/>
+        </w:rPr>
+        <w:t xml:space="preserve">Carol giggled. She </w:t>
+      </w:r>
+      <w:r>
+        <w:rPr>
+          <w:rFonts w:asciiTheme="minorHAnsi" w:hAnsiTheme="minorHAnsi" w:cstheme="minorHAnsi"/>
+        </w:rPr>
+        <w:t>turned the crown back into a collar and placed it back around Luke’s neck.</w:t>
+      </w:r>
+    </w:p>
+    <w:p>
+      <w:pPr>
+        <w:rPr>
+          <w:rFonts w:asciiTheme="minorHAnsi" w:hAnsiTheme="minorHAnsi" w:cstheme="minorHAnsi"/>
+        </w:rPr>
+      </w:pPr>
+      <w:r>
+        <w:rPr>
+          <w:rFonts w:asciiTheme="minorHAnsi" w:hAnsiTheme="minorHAnsi" w:cstheme="minorHAnsi"/>
+        </w:rPr>
+        <w:t>“Brad, isn’t it time we ended this war? There has been too much bloodshed and we are winning,” Luke said.</w:t>
+      </w:r>
+    </w:p>
+    <w:p>
+      <w:pPr>
+        <w:rPr>
+          <w:rFonts w:asciiTheme="minorHAnsi" w:hAnsiTheme="minorHAnsi" w:cstheme="minorHAnsi"/>
+        </w:rPr>
+      </w:pPr>
+      <w:r>
+        <w:rPr>
+          <w:rFonts w:asciiTheme="minorHAnsi" w:hAnsiTheme="minorHAnsi" w:cstheme="minorHAnsi"/>
+        </w:rPr>
+        <w:t>“And then I will be executed,” Brad said angrily.</w:t>
+      </w:r>
+    </w:p>
+    <w:p>
+      <w:pPr>
+        <w:rPr>
+          <w:rFonts w:asciiTheme="minorHAnsi" w:hAnsiTheme="minorHAnsi" w:cstheme="minorHAnsi"/>
+        </w:rPr>
+      </w:pPr>
+      <w:r>
+        <w:rPr>
+          <w:rFonts w:asciiTheme="minorHAnsi" w:hAnsiTheme="minorHAnsi" w:cstheme="minorHAnsi"/>
+        </w:rPr>
+        <w:t>“I’m sorry Brad but only you can change your ultimate destiny,” Luke said.</w:t>
+      </w:r>
+      <w:r>
+        <w:rPr>
+          <w:rFonts w:asciiTheme="minorHAnsi" w:hAnsiTheme="minorHAnsi" w:cstheme="minorHAnsi"/>
+        </w:rPr>
+        <w:t xml:space="preserve"> “You don’t need to go to the Darkness Continent. It’s your choice.”</w:t>
+      </w:r>
+    </w:p>
+    <w:p>
+      <w:pPr>
+        <w:rPr>
+          <w:rFonts w:asciiTheme="minorHAnsi" w:hAnsiTheme="minorHAnsi" w:cstheme="minorHAnsi"/>
+        </w:rPr>
+      </w:pPr>
+      <w:r>
+        <w:rPr>
+          <w:rFonts w:asciiTheme="minorHAnsi" w:hAnsiTheme="minorHAnsi" w:cstheme="minorHAnsi"/>
+        </w:rPr>
+        <w:t>“And why do you think I will be going there?” Brad asked.</w:t>
+      </w:r>
+      <w:r>
+        <w:rPr>
+          <w:rFonts w:asciiTheme="minorHAnsi" w:hAnsiTheme="minorHAnsi" w:cstheme="minorHAnsi"/>
+        </w:rPr>
+        <w:t xml:space="preserve"> He was no longer arrogant, but terrified. He was defeated.</w:t>
+      </w:r>
+    </w:p>
+    <w:p>
+      <w:pPr>
+        <w:rPr>
+          <w:rFonts w:asciiTheme="minorHAnsi" w:hAnsiTheme="minorHAnsi" w:cstheme="minorHAnsi"/>
+        </w:rPr>
+      </w:pPr>
+      <w:r>
+        <w:rPr>
+          <w:rFonts w:asciiTheme="minorHAnsi" w:hAnsiTheme="minorHAnsi" w:cstheme="minorHAnsi"/>
+        </w:rPr>
+        <w:t>“Only you can answer that,” Luke said.</w:t>
+      </w:r>
+    </w:p>
+    <w:p>
+      <w:pPr>
+        <w:rPr>
+          <w:rFonts w:asciiTheme="minorHAnsi" w:hAnsiTheme="minorHAnsi" w:cstheme="minorHAnsi"/>
+        </w:rPr>
+      </w:pPr>
+      <w:r>
+        <w:rPr>
+          <w:rFonts w:asciiTheme="minorHAnsi" w:hAnsiTheme="minorHAnsi" w:cstheme="minorHAnsi"/>
+        </w:rPr>
+        <w:t>With that the family disappeared.</w:t>
+      </w:r>
+    </w:p>
+    <w:p>
+      <w:pPr>
+        <w:spacing w:after="0" w:line="240" w:lineRule="auto"/>
+        <w:jc w:val="left"/>
+        <w:rPr>
+          <w:rFonts w:asciiTheme="minorHAnsi" w:hAnsiTheme="minorHAnsi" w:cstheme="minorHAnsi"/>
+        </w:rPr>
+        <w:sectPr>
+          <w:headerReference w:type="default" r:id="rId40"/>
+          <w:headerReference w:type="first" r:id="rId41"/>
+          <w:footerReference w:type="first" r:id="rId42"/>
+          <w:pgSz w:w="8640" w:h="12960" w:code="1"/>
+          <w:pgMar w:top="864" w:right="864" w:bottom="864" w:left="864" w:header="360" w:footer="360" w:gutter="360"/>
+          <w:cols w:space="709"/>
+          <w:noEndnote/>
+          <w:titlePg/>
+          <w:docGrid w:linePitch="326"/>
+        </w:sectPr>
+      </w:pPr>
+    </w:p>
+    <w:p>
+      <w:pPr>
+        <w:pStyle w:val="H2"/>
+      </w:pPr>
+      <w:r>
+        <w:lastRenderedPageBreak/>
+        <w:t>Tying up Loose ends</w:t>
+      </w:r>
+    </w:p>
+    <w:p>
+      <w:pPr>
+        <w:pStyle w:val="Quote1"/>
+      </w:pPr>
+      <w:r>
+        <w:t>The war may be over,</w:t>
+      </w:r>
+    </w:p>
+    <w:p>
+      <w:pPr>
+        <w:pStyle w:val="Quote1"/>
+      </w:pPr>
+      <w:r>
+        <w:t>But life still must move on</w:t>
+      </w:r>
+    </w:p>
+    <w:p>
+      <w:pPr>
+        <w:rPr>
+          <w:rFonts w:asciiTheme="minorHAnsi" w:hAnsiTheme="minorHAnsi" w:cstheme="minorHAnsi"/>
+        </w:rPr>
+      </w:pPr>
+      <w:r>
+        <w:rPr>
+          <w:rFonts w:asciiTheme="minorHAnsi" w:hAnsiTheme="minorHAnsi" w:cstheme="minorHAnsi"/>
+        </w:rPr>
+        <w:t>“General Walters, please inform the council that I will be conducting an emergency meeting in 2 hours. All kings need to attend,” Luke said.</w:t>
+      </w:r>
+      <w:r>
+        <w:rPr>
+          <w:rFonts w:asciiTheme="minorHAnsi" w:hAnsiTheme="minorHAnsi" w:cstheme="minorHAnsi"/>
+        </w:rPr>
+        <w:t xml:space="preserve"> He was wearing his Warrior’s crest.</w:t>
+      </w:r>
+    </w:p>
+    <w:p>
+      <w:pPr>
+        <w:rPr>
+          <w:rFonts w:asciiTheme="minorHAnsi" w:hAnsiTheme="minorHAnsi" w:cstheme="minorHAnsi"/>
+        </w:rPr>
+      </w:pPr>
+      <w:r>
+        <w:rPr>
+          <w:rFonts w:asciiTheme="minorHAnsi" w:hAnsiTheme="minorHAnsi" w:cstheme="minorHAnsi"/>
+        </w:rPr>
+        <w:t>“Yes, Master Luke,” Walters said and walked away.</w:t>
+      </w:r>
+    </w:p>
+    <w:p>
+      <w:pPr>
+        <w:rPr>
+          <w:rFonts w:asciiTheme="minorHAnsi" w:hAnsiTheme="minorHAnsi" w:cstheme="minorHAnsi"/>
+        </w:rPr>
+      </w:pPr>
+      <w:r>
+        <w:rPr>
+          <w:rFonts w:asciiTheme="minorHAnsi" w:hAnsiTheme="minorHAnsi" w:cstheme="minorHAnsi"/>
+        </w:rPr>
+        <w:t>“Are you okay dear?” Jane asked worriedly.</w:t>
+      </w:r>
+    </w:p>
+    <w:p>
+      <w:pPr>
+        <w:rPr>
+          <w:rFonts w:asciiTheme="minorHAnsi" w:hAnsiTheme="minorHAnsi" w:cstheme="minorHAnsi"/>
+        </w:rPr>
+      </w:pPr>
+      <w:r>
+        <w:rPr>
+          <w:rFonts w:asciiTheme="minorHAnsi" w:hAnsiTheme="minorHAnsi" w:cstheme="minorHAnsi"/>
+        </w:rPr>
+        <w:t xml:space="preserve">“Everyone is just itching to bow to me,” Luke said. “I can see General Walters’s body twitching as he forces himself to </w:t>
+      </w:r>
+      <w:r>
+        <w:rPr>
+          <w:rFonts w:asciiTheme="minorHAnsi" w:hAnsiTheme="minorHAnsi" w:cstheme="minorHAnsi"/>
+        </w:rPr>
+        <w:t>stand</w:t>
+      </w:r>
+      <w:r>
+        <w:rPr>
+          <w:rFonts w:asciiTheme="minorHAnsi" w:hAnsiTheme="minorHAnsi" w:cstheme="minorHAnsi"/>
+        </w:rPr>
         <w:t>.</w:t>
       </w:r>
     </w:p>
@@ -66992,18 +67489,44 @@
         <w:rPr>
           <w:rFonts w:asciiTheme="minorHAnsi" w:hAnsiTheme="minorHAnsi" w:cstheme="minorHAnsi"/>
         </w:rPr>
-        <w:t xml:space="preserve">While still kneeling, Luke turned to Brad and said, “Brad, I think you misunderstood the </w:t>
-      </w:r>
-      <w:r>
+        <w:t>“Come, everyone. Let’s wait in the royal suites.”</w:t>
+      </w:r>
+    </w:p>
+    <w:p>
+      <w:pPr>
         <w:rPr>
           <w:rFonts w:asciiTheme="minorHAnsi" w:hAnsiTheme="minorHAnsi" w:cstheme="minorHAnsi"/>
         </w:rPr>
-        <w:t>prophecy</w:t>
-      </w:r>
+      </w:pPr>
       <w:r>
         <w:rPr>
           <w:rFonts w:asciiTheme="minorHAnsi" w:hAnsiTheme="minorHAnsi" w:cstheme="minorHAnsi"/>
         </w:rPr>
+        <w:t>Gus and Carol talked incessantly as they waited.</w:t>
+      </w:r>
+    </w:p>
+    <w:p>
+      <w:pPr>
+        <w:rPr>
+          <w:rFonts w:asciiTheme="minorHAnsi" w:hAnsiTheme="minorHAnsi" w:cstheme="minorHAnsi"/>
+        </w:rPr>
+      </w:pPr>
+      <w:r>
+        <w:rPr>
+          <w:rFonts w:asciiTheme="minorHAnsi" w:hAnsiTheme="minorHAnsi" w:cstheme="minorHAnsi"/>
+        </w:rPr>
+        <w:t xml:space="preserve">Walters entered with a look of </w:t>
+      </w:r>
+      <w:r>
+        <w:rPr>
+          <w:rFonts w:asciiTheme="minorHAnsi" w:hAnsiTheme="minorHAnsi" w:cstheme="minorHAnsi"/>
+        </w:rPr>
+        <w:t>excitement</w:t>
+      </w:r>
+      <w:r>
+        <w:rPr>
+          <w:rFonts w:asciiTheme="minorHAnsi" w:hAnsiTheme="minorHAnsi" w:cstheme="minorHAnsi"/>
+        </w:rPr>
         <w:t>.</w:t>
       </w:r>
     </w:p>
@@ -67017,43 +67540,76 @@
         <w:rPr>
           <w:rFonts w:asciiTheme="minorHAnsi" w:hAnsiTheme="minorHAnsi" w:cstheme="minorHAnsi"/>
         </w:rPr>
-        <w:t xml:space="preserve">“The </w:t>
-      </w:r>
-      <w:r>
+        <w:t xml:space="preserve">“Great One, I mean Master Luke, the </w:t>
+      </w:r>
+      <w:r>
+        <w:rPr>
+          <w:noProof/>
+        </w:rPr>
+        <w:t>Grenden empire has formally surrendered,” Walter said</w:t>
+      </w:r>
+      <w:r>
+        <w:rPr>
+          <w:noProof/>
+        </w:rPr>
+        <w:t xml:space="preserve"> happily</w:t>
+      </w:r>
+      <w:r>
+        <w:rPr>
+          <w:noProof/>
+        </w:rPr>
+        <w:t>.</w:t>
+      </w:r>
+    </w:p>
+    <w:p>
+      <w:pPr>
         <w:rPr>
           <w:rFonts w:asciiTheme="minorHAnsi" w:hAnsiTheme="minorHAnsi" w:cstheme="minorHAnsi"/>
         </w:rPr>
-        <w:t xml:space="preserve">prophecy </w:t>
-      </w:r>
+      </w:pPr>
       <w:r>
         <w:rPr>
           <w:rFonts w:asciiTheme="minorHAnsi" w:hAnsiTheme="minorHAnsi" w:cstheme="minorHAnsi"/>
         </w:rPr>
-        <w:t>said that Annie is destined to marry the Emperor. That didn’t mean marrying her would automatically make you or me or anyone</w:t>
+        <w:t>“Thank you general,”</w:t>
       </w:r>
       <w:r>
         <w:rPr>
           <w:rFonts w:asciiTheme="minorHAnsi" w:hAnsiTheme="minorHAnsi" w:cstheme="minorHAnsi"/>
         </w:rPr>
-        <w:t xml:space="preserve"> </w:t>
-      </w:r>
-      <w:r>
+        <w:t xml:space="preserve"> Luke said.</w:t>
+      </w:r>
+    </w:p>
+    <w:p>
+      <w:pPr>
         <w:rPr>
           <w:rFonts w:asciiTheme="minorHAnsi" w:hAnsiTheme="minorHAnsi" w:cstheme="minorHAnsi"/>
         </w:rPr>
-        <w:t xml:space="preserve">Emperor. That’s just stupid. The gods don’t operate that way. Instead it meant </w:t>
-      </w:r>
+      </w:pPr>
       <w:r>
         <w:rPr>
           <w:rFonts w:asciiTheme="minorHAnsi" w:hAnsiTheme="minorHAnsi" w:cstheme="minorHAnsi"/>
         </w:rPr>
-        <w:t xml:space="preserve">that </w:t>
-      </w:r>
-      <w:r>
+        <w:t>“You don’t look happy,” Walters said.</w:t>
+      </w:r>
+    </w:p>
+    <w:p>
+      <w:pPr>
         <w:rPr>
           <w:rFonts w:asciiTheme="minorHAnsi" w:hAnsiTheme="minorHAnsi" w:cstheme="minorHAnsi"/>
         </w:rPr>
-        <w:t>she was destined to marry me.</w:t>
+      </w:pPr>
+      <w:r>
+        <w:rPr>
+          <w:rFonts w:asciiTheme="minorHAnsi" w:hAnsiTheme="minorHAnsi" w:cstheme="minorHAnsi"/>
+        </w:rPr>
+        <w:t>“I am happy,” Luke said. “I just don’t like the weight. Call me when t</w:t>
+      </w:r>
+      <w:r>
+        <w:rPr>
+          <w:rFonts w:asciiTheme="minorHAnsi" w:hAnsiTheme="minorHAnsi" w:cstheme="minorHAnsi"/>
+        </w:rPr>
+        <w:t>he meeting is about to begin.”</w:t>
       </w:r>
     </w:p>
     <w:p>
@@ -67066,13 +67622,32 @@
         <w:rPr>
           <w:rFonts w:asciiTheme="minorHAnsi" w:hAnsiTheme="minorHAnsi" w:cstheme="minorHAnsi"/>
         </w:rPr>
-        <w:t>“For the record, I never wanted to be emperor. The gods chose me for reasons of their own. Being emperor is a pain.</w:t>
-      </w:r>
-      <w:r>
+        <w:t>“As you wish,” Walters said and walked away.</w:t>
+      </w:r>
+    </w:p>
+    <w:p>
+      <w:pPr>
         <w:rPr>
           <w:rFonts w:asciiTheme="minorHAnsi" w:hAnsiTheme="minorHAnsi" w:cstheme="minorHAnsi"/>
         </w:rPr>
-        <w:t>”</w:t>
+      </w:pPr>
+      <w:r>
+        <w:rPr>
+          <w:rFonts w:asciiTheme="minorHAnsi" w:hAnsiTheme="minorHAnsi" w:cstheme="minorHAnsi"/>
+        </w:rPr>
+        <w:t xml:space="preserve">Luke </w:t>
+      </w:r>
+      <w:r>
+        <w:rPr>
+          <w:rFonts w:asciiTheme="minorHAnsi" w:hAnsiTheme="minorHAnsi" w:cstheme="minorHAnsi"/>
+        </w:rPr>
+        <w:t>sat and waited</w:t>
+      </w:r>
+      <w:r>
+        <w:rPr>
+          <w:rFonts w:asciiTheme="minorHAnsi" w:hAnsiTheme="minorHAnsi" w:cstheme="minorHAnsi"/>
+        </w:rPr>
+        <w:t>, impatient for the meeting to start.</w:t>
       </w:r>
     </w:p>
     <w:p>
@@ -67085,7 +67660,7 @@
         <w:rPr>
           <w:rFonts w:asciiTheme="minorHAnsi" w:hAnsiTheme="minorHAnsi" w:cstheme="minorHAnsi"/>
         </w:rPr>
-        <w:t>Luke paused and then added, “Everything became clear an hour ago, when I discovered that Annie was in love with me.”</w:t>
+        <w:t>Finally Walters arrived and said, “Everyone is assembled.”</w:t>
       </w:r>
     </w:p>
     <w:p>
@@ -67098,308 +67673,7 @@
         <w:rPr>
           <w:rFonts w:asciiTheme="minorHAnsi" w:hAnsiTheme="minorHAnsi" w:cstheme="minorHAnsi"/>
         </w:rPr>
-        <w:t>Carol touched Luke’s forehead and changed his crest. She then removed Luke’s collar and placed it on his head</w:t>
-      </w:r>
-      <w:r>
-        <w:rPr>
-          <w:rFonts w:asciiTheme="minorHAnsi" w:hAnsiTheme="minorHAnsi" w:cstheme="minorHAnsi"/>
-        </w:rPr>
-        <w:t>, where</w:t>
-      </w:r>
-      <w:r>
-        <w:rPr>
-          <w:rFonts w:asciiTheme="minorHAnsi" w:hAnsiTheme="minorHAnsi" w:cstheme="minorHAnsi"/>
-        </w:rPr>
-        <w:t xml:space="preserve"> it changed into </w:t>
-      </w:r>
-      <w:r>
-        <w:rPr>
-          <w:rFonts w:asciiTheme="minorHAnsi" w:hAnsiTheme="minorHAnsi" w:cstheme="minorHAnsi"/>
-        </w:rPr>
-        <w:t xml:space="preserve">the Emperor’s </w:t>
-      </w:r>
-      <w:r>
-        <w:rPr>
-          <w:rFonts w:asciiTheme="minorHAnsi" w:hAnsiTheme="minorHAnsi" w:cstheme="minorHAnsi"/>
-        </w:rPr>
-        <w:t>crown.</w:t>
-      </w:r>
-      <w:r>
-        <w:rPr>
-          <w:rFonts w:asciiTheme="minorHAnsi" w:hAnsiTheme="minorHAnsi" w:cstheme="minorHAnsi"/>
-        </w:rPr>
-        <w:t xml:space="preserve"> “By the authority of the gods, in the presence these assembled, I crown you Emperor.”</w:t>
-      </w:r>
-    </w:p>
-    <w:p>
-      <w:pPr>
-        <w:rPr>
-          <w:rFonts w:asciiTheme="minorHAnsi" w:hAnsiTheme="minorHAnsi" w:cstheme="minorHAnsi"/>
-        </w:rPr>
-      </w:pPr>
-      <w:r>
-        <w:rPr>
-          <w:rFonts w:asciiTheme="minorHAnsi" w:hAnsiTheme="minorHAnsi" w:cstheme="minorHAnsi"/>
-        </w:rPr>
-        <w:t>“You know Carol, I think I prefer a co</w:t>
-      </w:r>
-      <w:r>
-        <w:rPr>
-          <w:rFonts w:asciiTheme="minorHAnsi" w:hAnsiTheme="minorHAnsi" w:cstheme="minorHAnsi"/>
-        </w:rPr>
-        <w:t>llar,” Luke said.</w:t>
-      </w:r>
-    </w:p>
-    <w:p>
-      <w:pPr>
-        <w:rPr>
-          <w:rFonts w:asciiTheme="minorHAnsi" w:hAnsiTheme="minorHAnsi" w:cstheme="minorHAnsi"/>
-        </w:rPr>
-      </w:pPr>
-      <w:r>
-        <w:rPr>
-          <w:rFonts w:asciiTheme="minorHAnsi" w:hAnsiTheme="minorHAnsi" w:cstheme="minorHAnsi"/>
-        </w:rPr>
-        <w:lastRenderedPageBreak/>
-        <w:t xml:space="preserve">Carol giggled. She </w:t>
-      </w:r>
-      <w:r>
-        <w:rPr>
-          <w:rFonts w:asciiTheme="minorHAnsi" w:hAnsiTheme="minorHAnsi" w:cstheme="minorHAnsi"/>
-        </w:rPr>
-        <w:t>turned the crown back into a collar and placed it back around Luke’s neck.</w:t>
-      </w:r>
-    </w:p>
-    <w:p>
-      <w:pPr>
-        <w:rPr>
-          <w:rFonts w:asciiTheme="minorHAnsi" w:hAnsiTheme="minorHAnsi" w:cstheme="minorHAnsi"/>
-        </w:rPr>
-      </w:pPr>
-    </w:p>
-    <w:p>
-      <w:pPr>
-        <w:rPr>
-          <w:rFonts w:asciiTheme="minorHAnsi" w:hAnsiTheme="minorHAnsi" w:cstheme="minorHAnsi"/>
-        </w:rPr>
-      </w:pPr>
-    </w:p>
-    <w:p>
-      <w:pPr>
-        <w:rPr>
-          <w:rFonts w:asciiTheme="minorHAnsi" w:hAnsiTheme="minorHAnsi" w:cstheme="minorHAnsi"/>
-        </w:rPr>
-      </w:pPr>
-    </w:p>
-    <w:p>
-      <w:pPr>
-        <w:rPr>
-          <w:rFonts w:asciiTheme="minorHAnsi" w:hAnsiTheme="minorHAnsi" w:cstheme="minorHAnsi"/>
-        </w:rPr>
-      </w:pPr>
-    </w:p>
-    <w:p>
-      <w:pPr>
-        <w:rPr>
-          <w:rFonts w:asciiTheme="minorHAnsi" w:hAnsiTheme="minorHAnsi" w:cstheme="minorHAnsi"/>
-          <w:szCs w:val="24"/>
-        </w:rPr>
-      </w:pPr>
-      <w:r>
-        <w:rPr>
-          <w:rFonts w:asciiTheme="minorHAnsi" w:hAnsiTheme="minorHAnsi" w:cstheme="minorHAnsi"/>
-        </w:rPr>
-        <w:t xml:space="preserve">“Philip, Gus, </w:t>
-      </w:r>
-      <w:r>
-        <w:rPr>
-          <w:rFonts w:asciiTheme="minorHAnsi" w:hAnsiTheme="minorHAnsi" w:cstheme="minorHAnsi"/>
-        </w:rPr>
-        <w:t>please</w:t>
-      </w:r>
-      <w:r>
-        <w:rPr>
-          <w:rFonts w:asciiTheme="minorHAnsi" w:hAnsiTheme="minorHAnsi" w:cstheme="minorHAnsi"/>
-        </w:rPr>
-        <w:t xml:space="preserve"> be my best men. Carol, you can be Annie’s maid </w:t>
-      </w:r>
-      <w:r>
-        <w:rPr>
-          <w:rFonts w:asciiTheme="minorHAnsi" w:hAnsiTheme="minorHAnsi" w:cstheme="minorHAnsi"/>
-          <w:szCs w:val="24"/>
-        </w:rPr>
-        <w:t>of honor,” Luke said. “</w:t>
-      </w:r>
-      <w:r>
-        <w:t xml:space="preserve">Cleric </w:t>
-      </w:r>
-      <w:r>
-        <w:t>Mila</w:t>
-      </w:r>
-      <w:r>
-        <w:rPr>
-          <w:rFonts w:asciiTheme="minorHAnsi" w:hAnsiTheme="minorHAnsi" w:cstheme="minorHAnsi"/>
-          <w:szCs w:val="24"/>
-        </w:rPr>
-        <w:t>, can you please conduct the ceremony?”</w:t>
-      </w:r>
-    </w:p>
-    <w:p>
-      <w:pPr>
-        <w:rPr>
-          <w:rFonts w:asciiTheme="minorHAnsi" w:hAnsiTheme="minorHAnsi" w:cstheme="minorHAnsi"/>
-          <w:color w:val="000000"/>
-          <w:szCs w:val="24"/>
-        </w:rPr>
-      </w:pPr>
-      <w:r>
-        <w:rPr>
-          <w:rFonts w:asciiTheme="minorHAnsi" w:hAnsiTheme="minorHAnsi" w:cstheme="minorHAnsi"/>
-          <w:szCs w:val="24"/>
-        </w:rPr>
-        <w:t>The ceremony began. At the “</w:t>
-      </w:r>
-      <w:r>
-        <w:rPr>
-          <w:rFonts w:asciiTheme="minorHAnsi" w:hAnsiTheme="minorHAnsi" w:cstheme="minorHAnsi"/>
-          <w:color w:val="000000"/>
-          <w:szCs w:val="24"/>
-        </w:rPr>
-        <w:t>Speak now or forever hold their peace” part, Brad opened his mouth to say something but changed his mind. He knew he had lost.</w:t>
-      </w:r>
-    </w:p>
-    <w:p>
-      <w:pPr>
-        <w:rPr>
-          <w:rFonts w:asciiTheme="minorHAnsi" w:hAnsiTheme="minorHAnsi" w:cstheme="minorHAnsi"/>
-          <w:color w:val="000000"/>
-          <w:szCs w:val="24"/>
-        </w:rPr>
-      </w:pPr>
-      <w:r>
-        <w:rPr>
-          <w:rFonts w:asciiTheme="minorHAnsi" w:hAnsiTheme="minorHAnsi" w:cstheme="minorHAnsi"/>
-          <w:color w:val="000000"/>
-          <w:szCs w:val="24"/>
-        </w:rPr>
-        <w:t xml:space="preserve">Finally the vows were exchanged and </w:t>
-      </w:r>
-      <w:r>
-        <w:t xml:space="preserve">Cleric </w:t>
-      </w:r>
-      <w:r>
-        <w:t>Mila</w:t>
-      </w:r>
-      <w:r>
-        <w:t xml:space="preserve"> </w:t>
-      </w:r>
-      <w:r>
-        <w:rPr>
-          <w:rFonts w:asciiTheme="minorHAnsi" w:hAnsiTheme="minorHAnsi" w:cstheme="minorHAnsi"/>
-          <w:color w:val="000000"/>
-          <w:szCs w:val="24"/>
-        </w:rPr>
-        <w:t>said, “You may kiss the bride.”</w:t>
-      </w:r>
-      <w:bookmarkStart w:id="21" w:name="_GoBack"/>
-      <w:bookmarkEnd w:id="21"/>
-    </w:p>
-    <w:p>
-      <w:pPr>
-        <w:rPr>
-          <w:rFonts w:asciiTheme="minorHAnsi" w:hAnsiTheme="minorHAnsi" w:cstheme="minorHAnsi"/>
-          <w:szCs w:val="24"/>
-        </w:rPr>
-      </w:pPr>
-      <w:r>
-        <w:rPr>
-          <w:rFonts w:asciiTheme="minorHAnsi" w:hAnsiTheme="minorHAnsi" w:cstheme="minorHAnsi"/>
-          <w:color w:val="000000"/>
-          <w:szCs w:val="24"/>
-        </w:rPr>
-        <w:t xml:space="preserve">Luke held Annie’s shoulders and kissed her on the lips. </w:t>
-      </w:r>
-      <w:r>
-        <w:rPr>
-          <w:rFonts w:asciiTheme="minorHAnsi" w:hAnsiTheme="minorHAnsi" w:cstheme="minorHAnsi"/>
-          <w:szCs w:val="24"/>
-        </w:rPr>
-        <w:t>The kids cheered</w:t>
-      </w:r>
-      <w:r>
-        <w:rPr>
-          <w:rFonts w:asciiTheme="minorHAnsi" w:hAnsiTheme="minorHAnsi" w:cstheme="minorHAnsi"/>
-          <w:szCs w:val="24"/>
-        </w:rPr>
-        <w:t>.</w:t>
-      </w:r>
-    </w:p>
-    <w:p>
-      <w:pPr>
-        <w:rPr>
-          <w:rFonts w:asciiTheme="minorHAnsi" w:hAnsiTheme="minorHAnsi" w:cstheme="minorHAnsi"/>
-        </w:rPr>
-      </w:pPr>
-      <w:r>
-        <w:rPr>
-          <w:rFonts w:asciiTheme="minorHAnsi" w:hAnsiTheme="minorHAnsi" w:cstheme="minorHAnsi"/>
-        </w:rPr>
-        <w:t>“I was born a</w:t>
-      </w:r>
-      <w:r>
-        <w:rPr>
-          <w:rFonts w:asciiTheme="minorHAnsi" w:hAnsiTheme="minorHAnsi" w:cstheme="minorHAnsi"/>
-        </w:rPr>
-        <w:t>n untouchable,” Luke mused. “</w:t>
-      </w:r>
-      <w:r>
-        <w:rPr>
-          <w:rFonts w:asciiTheme="minorHAnsi" w:hAnsiTheme="minorHAnsi" w:cstheme="minorHAnsi"/>
-        </w:rPr>
-        <w:t xml:space="preserve">Now I am Emperor. More importantly I am married to the </w:t>
-      </w:r>
-      <w:r>
-        <w:rPr>
-          <w:rFonts w:asciiTheme="minorHAnsi" w:hAnsiTheme="minorHAnsi" w:cstheme="minorHAnsi"/>
-        </w:rPr>
-        <w:t>most beautiful</w:t>
-      </w:r>
-      <w:r>
-        <w:rPr>
-          <w:rFonts w:asciiTheme="minorHAnsi" w:hAnsiTheme="minorHAnsi" w:cstheme="minorHAnsi"/>
-        </w:rPr>
-        <w:t xml:space="preserve"> princess in the world.</w:t>
-      </w:r>
-    </w:p>
-    <w:p>
-      <w:pPr>
-        <w:rPr>
-          <w:rFonts w:asciiTheme="minorHAnsi" w:hAnsiTheme="minorHAnsi" w:cstheme="minorHAnsi"/>
-        </w:rPr>
-      </w:pPr>
-      <w:r>
-        <w:rPr>
-          <w:rFonts w:asciiTheme="minorHAnsi" w:hAnsiTheme="minorHAnsi" w:cstheme="minorHAnsi"/>
-        </w:rPr>
-        <w:t>“</w:t>
-      </w:r>
-      <w:r>
-        <w:rPr>
-          <w:rFonts w:asciiTheme="minorHAnsi" w:hAnsiTheme="minorHAnsi" w:cstheme="minorHAnsi"/>
-        </w:rPr>
-        <w:t>The gods really do have a sense of humor</w:t>
-      </w:r>
-      <w:r>
-        <w:rPr>
-          <w:rFonts w:asciiTheme="minorHAnsi" w:hAnsiTheme="minorHAnsi" w:cstheme="minorHAnsi"/>
-        </w:rPr>
-        <w:t>.</w:t>
-      </w:r>
-      <w:r>
-        <w:rPr>
-          <w:rFonts w:asciiTheme="minorHAnsi" w:hAnsiTheme="minorHAnsi" w:cstheme="minorHAnsi"/>
-        </w:rPr>
-        <w:t>” Luke laughed.</w:t>
+        <w:t>Luke sighed and said, “Come on everyone, let’s go.”</w:t>
       </w:r>
     </w:p>
     <w:p>
@@ -67407,8 +67681,1327 @@
         <w:jc w:val="center"/>
       </w:pPr>
       <w:r>
-        <w:t>-- The End --</w:t>
-      </w:r>
+        <w:rPr>
+          <w:noProof/>
+        </w:rPr>
+        <w:lastRenderedPageBreak/>
+        <w:drawing>
+          <wp:inline distT="0" distB="0" distL="0" distR="0">
+            <wp:extent cx="292972" cy="113169"/>
+            <wp:effectExtent l="19050" t="0" r="0" b="0"/>
+            <wp:docPr id="2" name="Picture 3" descr="C:\Users\Burgess\AppData\Local\Microsoft\Windows\Temporary Internet Files\Content.IE5\0LM9LILP\MC900065312[1].wmf"/>
+            <wp:cNvGraphicFramePr>
+              <a:graphicFrameLocks xmlns:a="http://schemas.openxmlformats.org/drawingml/2006/main" noChangeAspect="1"/>
+            </wp:cNvGraphicFramePr>
+            <a:graphic xmlns:a="http://schemas.openxmlformats.org/drawingml/2006/main">
+              <a:graphicData uri="http://schemas.openxmlformats.org/drawingml/2006/picture">
+                <pic:pic xmlns:pic="http://schemas.openxmlformats.org/drawingml/2006/picture">
+                  <pic:nvPicPr>
+                    <pic:cNvPr id="0" name="Picture 3" descr="C:\Users\Burgess\AppData\Local\Microsoft\Windows\Temporary Internet Files\Content.IE5\0LM9LILP\MC900065312[1].wmf"/>
+                    <pic:cNvPicPr>
+                      <a:picLocks noChangeAspect="1" noChangeArrowheads="1"/>
+                    </pic:cNvPicPr>
+                  </pic:nvPicPr>
+                  <pic:blipFill>
+                    <a:blip r:embed="rId18" cstate="print"/>
+                    <a:srcRect/>
+                    <a:stretch>
+                      <a:fillRect/>
+                    </a:stretch>
+                  </pic:blipFill>
+                  <pic:spPr bwMode="auto">
+                    <a:xfrm>
+                      <a:off x="0" y="0"/>
+                      <a:ext cx="294457" cy="113743"/>
+                    </a:xfrm>
+                    <a:prstGeom prst="rect">
+                      <a:avLst/>
+                    </a:prstGeom>
+                    <a:noFill/>
+                    <a:ln w="9525">
+                      <a:noFill/>
+                      <a:miter lim="800000"/>
+                      <a:headEnd/>
+                      <a:tailEnd/>
+                    </a:ln>
+                  </pic:spPr>
+                </pic:pic>
+              </a:graphicData>
+            </a:graphic>
+          </wp:inline>
+        </w:drawing>
+      </w:r>
+    </w:p>
+    <w:p>
+      <w:pPr>
+        <w:rPr>
+          <w:rFonts w:asciiTheme="minorHAnsi" w:hAnsiTheme="minorHAnsi" w:cstheme="minorHAnsi"/>
+        </w:rPr>
+      </w:pPr>
+      <w:r>
+        <w:rPr>
+          <w:rFonts w:asciiTheme="minorHAnsi" w:hAnsiTheme="minorHAnsi" w:cstheme="minorHAnsi"/>
+        </w:rPr>
+        <w:t>Luke and family entered the council chambers via his private door.</w:t>
+      </w:r>
+    </w:p>
+    <w:p>
+      <w:pPr>
+        <w:rPr>
+          <w:rFonts w:asciiTheme="minorHAnsi" w:hAnsiTheme="minorHAnsi" w:cstheme="minorHAnsi"/>
+        </w:rPr>
+      </w:pPr>
+      <w:r>
+        <w:rPr>
+          <w:rFonts w:asciiTheme="minorHAnsi" w:hAnsiTheme="minorHAnsi" w:cstheme="minorHAnsi"/>
+        </w:rPr>
+        <w:t>“Please stand for Master Luke,” the master of ceremony called. The huge room filled with hundreds of people stood.</w:t>
+      </w:r>
+    </w:p>
+    <w:p>
+      <w:pPr>
+        <w:rPr>
+          <w:rFonts w:asciiTheme="minorHAnsi" w:hAnsiTheme="minorHAnsi" w:cstheme="minorHAnsi"/>
+        </w:rPr>
+      </w:pPr>
+      <w:r>
+        <w:rPr>
+          <w:rFonts w:asciiTheme="minorHAnsi" w:hAnsiTheme="minorHAnsi" w:cstheme="minorHAnsi"/>
+        </w:rPr>
+        <w:t xml:space="preserve">“Please be seated,” Luke said and stepped in front of the emperor’s </w:t>
+      </w:r>
+      <w:r>
+        <w:rPr>
+          <w:rFonts w:asciiTheme="minorHAnsi" w:hAnsiTheme="minorHAnsi" w:cstheme="minorHAnsi"/>
+        </w:rPr>
+        <w:t>throne</w:t>
+      </w:r>
+      <w:r>
+        <w:rPr>
+          <w:rFonts w:asciiTheme="minorHAnsi" w:hAnsiTheme="minorHAnsi" w:cstheme="minorHAnsi"/>
+        </w:rPr>
+        <w:t>.</w:t>
+      </w:r>
+    </w:p>
+    <w:p>
+      <w:r>
+        <w:rPr>
+          <w:rFonts w:asciiTheme="minorHAnsi" w:hAnsiTheme="minorHAnsi" w:cstheme="minorHAnsi"/>
+        </w:rPr>
+        <w:t xml:space="preserve">“Hi everyone,” Luke said. “Yesterday I was informed that Annie was kidnapped and being forced to marry a </w:t>
+      </w:r>
+      <w:r>
+        <w:t>Prince Branden of Soarian. He was the one pulling the strings behind the war.</w:t>
+      </w:r>
+      <w:r>
+        <w:t>”</w:t>
+      </w:r>
+    </w:p>
+    <w:p>
+      <w:r>
+        <w:t xml:space="preserve">Luke chuckled and said, </w:t>
+      </w:r>
+      <w:r>
+        <w:t>“I guess even he realized that being an emperor was a pain in the ass.</w:t>
+      </w:r>
+      <w:r>
+        <w:t>”</w:t>
+      </w:r>
+    </w:p>
+    <w:p>
+      <w:r>
+        <w:t xml:space="preserve">Luke then became serious and said, </w:t>
+      </w:r>
+      <w:r>
+        <w:t>“</w:t>
+      </w:r>
+      <w:r>
+        <w:t xml:space="preserve">However, he decided to force the issue by </w:t>
+      </w:r>
+      <w:r>
+        <w:t xml:space="preserve">trying to </w:t>
+      </w:r>
+      <w:r>
+        <w:t>marrying Annie.</w:t>
+      </w:r>
+    </w:p>
+    <w:p>
+      <w:r>
+        <w:t>“For those who don’t know</w:t>
+      </w:r>
+      <w:r>
+        <w:t>, a prophecy says that Annie is destined to marry the emperor</w:t>
+      </w:r>
+      <w:r>
+        <w:t>.</w:t>
+      </w:r>
+    </w:p>
+    <w:p>
+      <w:r>
+        <w:t>“Certain people have assumed that marrying her would allow anyone to become emperor.</w:t>
+      </w:r>
+    </w:p>
+    <w:p>
+      <w:r>
+        <w:t>“That is the reason for the kidnapping.”</w:t>
+      </w:r>
+    </w:p>
+    <w:p>
+      <w:r>
+        <w:t>Luke waved at Annie and she came.</w:t>
+      </w:r>
+    </w:p>
+    <w:p>
+      <w:r>
+        <w:t>“This morning, I realized that Annie was in love with me. As a result, everything fell in place.</w:t>
+      </w:r>
+    </w:p>
+    <w:p>
+      <w:r>
+        <w:t>“I used my authority as emperor to crash the wedding and stop it from happening.”</w:t>
+      </w:r>
+    </w:p>
+    <w:p>
+      <w:r>
+        <w:t xml:space="preserve">Cindy </w:t>
+      </w:r>
+      <w:r>
+        <w:t xml:space="preserve">of Furno </w:t>
+      </w:r>
+      <w:r>
+        <w:t>got up excitedly and asked, “Does that mean…?” She left the question standing.</w:t>
+      </w:r>
+    </w:p>
+    <w:p>
+      <w:r>
+        <w:lastRenderedPageBreak/>
+        <w:t>Luke sighed and tapped his crest. The crest turned from Warrior to Emperor. “Yes King Cindy, I know who I am.”</w:t>
+      </w:r>
+    </w:p>
+    <w:p>
+      <w:r>
+        <w:t xml:space="preserve">Just like in the Furno kingdom, Cindy fell to the ground and said, </w:t>
+      </w:r>
+      <w:r>
+        <w:t>I pledge to you my undying loyalty.”</w:t>
+      </w:r>
+    </w:p>
+    <w:p>
+      <w:r>
+        <w:t>The other kings stood up</w:t>
+      </w:r>
+      <w:r>
+        <w:t>,</w:t>
+      </w:r>
+      <w:r>
+        <w:t xml:space="preserve"> bowed </w:t>
+      </w:r>
+      <w:r>
+        <w:t>and</w:t>
+      </w:r>
+      <w:r>
+        <w:t xml:space="preserve"> sw</w:t>
+      </w:r>
+      <w:r>
+        <w:t>ore</w:t>
+      </w:r>
+      <w:r>
+        <w:t xml:space="preserve"> loyalty.</w:t>
+      </w:r>
+    </w:p>
+    <w:p>
+      <w:r>
+        <w:t>“</w:t>
+      </w:r>
+      <w:r>
+        <w:t xml:space="preserve">Please rise. </w:t>
+      </w:r>
+      <w:r>
+        <w:t>Thank you for your oaths of loyalty,” Luke said, replying with a message Athena prompted him to speak. “I will do my best in serving. May all of our kingdoms prosper in peace.</w:t>
+      </w:r>
+    </w:p>
+    <w:p>
+      <w:pPr>
+        <w:rPr>
+          <w:noProof/>
+        </w:rPr>
+      </w:pPr>
+      <w:r>
+        <w:t xml:space="preserve">“Speaking of peace, </w:t>
+      </w:r>
+      <w:r>
+        <w:t xml:space="preserve">the </w:t>
+      </w:r>
+      <w:r>
+        <w:rPr>
+          <w:noProof/>
+        </w:rPr>
+        <w:t>Grenden empire has agreed to cease hostilities. The next few days will be busy as we negiotiate for peace.</w:t>
+      </w:r>
+      <w:r>
+        <w:rPr>
+          <w:noProof/>
+        </w:rPr>
+        <w:t>”</w:t>
+      </w:r>
+    </w:p>
+    <w:p>
+      <w:pPr>
+        <w:rPr>
+          <w:noProof/>
+        </w:rPr>
+      </w:pPr>
+      <w:r>
+        <w:rPr>
+          <w:noProof/>
+        </w:rPr>
+        <w:t>The chamber echoed with the sounds of joy. The war was over.</w:t>
+      </w:r>
+    </w:p>
+    <w:p>
+      <w:r>
+        <w:rPr>
+          <w:noProof/>
+        </w:rPr>
+        <w:t xml:space="preserve">When the chamber quieted down, </w:t>
+      </w:r>
+      <w:r>
+        <w:rPr>
+          <w:noProof/>
+        </w:rPr>
+        <w:t>Luke said, “I would like to introduce to you the Heart of Candarcar, Princess Annie von Candarcar, my future wife.”</w:t>
+      </w:r>
+    </w:p>
+    <w:p>
+      <w:pPr>
+        <w:jc w:val="center"/>
+      </w:pPr>
+      <w:r>
+        <w:rPr>
+          <w:noProof/>
+        </w:rPr>
+        <w:drawing>
+          <wp:inline distT="0" distB="0" distL="0" distR="0">
+            <wp:extent cx="292972" cy="113169"/>
+            <wp:effectExtent l="19050" t="0" r="0" b="0"/>
+            <wp:docPr id="12" name="Picture 3" descr="C:\Users\Burgess\AppData\Local\Microsoft\Windows\Temporary Internet Files\Content.IE5\0LM9LILP\MC900065312[1].wmf"/>
+            <wp:cNvGraphicFramePr>
+              <a:graphicFrameLocks xmlns:a="http://schemas.openxmlformats.org/drawingml/2006/main" noChangeAspect="1"/>
+            </wp:cNvGraphicFramePr>
+            <a:graphic xmlns:a="http://schemas.openxmlformats.org/drawingml/2006/main">
+              <a:graphicData uri="http://schemas.openxmlformats.org/drawingml/2006/picture">
+                <pic:pic xmlns:pic="http://schemas.openxmlformats.org/drawingml/2006/picture">
+                  <pic:nvPicPr>
+                    <pic:cNvPr id="0" name="Picture 3" descr="C:\Users\Burgess\AppData\Local\Microsoft\Windows\Temporary Internet Files\Content.IE5\0LM9LILP\MC900065312[1].wmf"/>
+                    <pic:cNvPicPr>
+                      <a:picLocks noChangeAspect="1" noChangeArrowheads="1"/>
+                    </pic:cNvPicPr>
+                  </pic:nvPicPr>
+                  <pic:blipFill>
+                    <a:blip r:embed="rId18" cstate="print"/>
+                    <a:srcRect/>
+                    <a:stretch>
+                      <a:fillRect/>
+                    </a:stretch>
+                  </pic:blipFill>
+                  <pic:spPr bwMode="auto">
+                    <a:xfrm>
+                      <a:off x="0" y="0"/>
+                      <a:ext cx="294457" cy="113743"/>
+                    </a:xfrm>
+                    <a:prstGeom prst="rect">
+                      <a:avLst/>
+                    </a:prstGeom>
+                    <a:noFill/>
+                    <a:ln w="9525">
+                      <a:noFill/>
+                      <a:miter lim="800000"/>
+                      <a:headEnd/>
+                      <a:tailEnd/>
+                    </a:ln>
+                  </pic:spPr>
+                </pic:pic>
+              </a:graphicData>
+            </a:graphic>
+          </wp:inline>
+        </w:drawing>
+      </w:r>
+    </w:p>
+    <w:p>
+      <w:r>
+        <w:t xml:space="preserve">Luke stepped </w:t>
+      </w:r>
+      <w:r>
+        <w:t>into the chamber of former King Gloman. Besides him his new family stood.</w:t>
+      </w:r>
+      <w:r>
+        <w:t xml:space="preserve"> He was back to wearing his Warrior crest.</w:t>
+      </w:r>
+    </w:p>
+    <w:p>
+      <w:r>
+        <w:t>“Hello grandfather,” Luke said.</w:t>
+      </w:r>
+    </w:p>
+    <w:p>
+      <w:r>
+        <w:t>The former king didn’t respond.</w:t>
+      </w:r>
+    </w:p>
+    <w:p>
+      <w:r>
+        <w:t>“There is something I need to tell you,” Luke said.</w:t>
+      </w:r>
+    </w:p>
+    <w:p>
+      <w:r>
+        <w:t>“All my life I have hated you. You were the driving force</w:t>
+      </w:r>
+      <w:r>
+        <w:t xml:space="preserve"> in my life, the reason I searched for strength.</w:t>
+      </w:r>
+    </w:p>
+    <w:p>
+      <w:r>
+        <w:t>“I found strength in family, friends and forgiveness.</w:t>
+      </w:r>
+    </w:p>
+    <w:p>
+      <w:r>
+        <w:lastRenderedPageBreak/>
+        <w:t>“</w:t>
+      </w:r>
+      <w:r>
+        <w:t>It was the will of the gods that I be tested. For better or worse you became that instrument.</w:t>
+      </w:r>
+    </w:p>
+    <w:p>
+      <w:r>
+        <w:t>“You are now being tormented by guilt and regret. I know the feeling.”</w:t>
+      </w:r>
+    </w:p>
+    <w:p>
+      <w:r>
+        <w:t>Luke knelt in front of the man and opened his shirt.</w:t>
+      </w:r>
+    </w:p>
+    <w:p>
+      <w:r>
+        <w:t>Gloman looked at the black rose with wide eyes.</w:t>
+      </w:r>
+    </w:p>
+    <w:p>
+      <w:r>
+        <w:t>“I took the life of my best friend, which scarred my soul. I gained this black rose when I gave meaning to his death.”</w:t>
+      </w:r>
+    </w:p>
+    <w:p>
+      <w:r>
+        <w:t>“</w:t>
+      </w:r>
+      <w:r>
+        <w:t xml:space="preserve">Look for meaning in all your actions. See how even </w:t>
+      </w:r>
+      <w:r>
+        <w:t xml:space="preserve">in </w:t>
+      </w:r>
+      <w:r>
+        <w:t>darkness, light can bloom.</w:t>
+      </w:r>
+    </w:p>
+    <w:p>
+      <w:r>
+        <w:t>“That is the</w:t>
+      </w:r>
+      <w:r>
+        <w:t xml:space="preserve"> secret to escaping the Darkness Continent.</w:t>
+      </w:r>
+    </w:p>
+    <w:p>
+      <w:r>
+        <w:t>“I have forgiven you. Now you must forgive yourself.”</w:t>
+      </w:r>
+    </w:p>
+    <w:p>
+      <w:r>
+        <w:t>“That’s not easy,” Gloman said softly.</w:t>
+      </w:r>
+    </w:p>
+    <w:p>
+      <w:r>
+        <w:t>“I know,” Luke said and took the old man’s hand. “When it comes to the gods, is anything ever easy?”</w:t>
+      </w:r>
+    </w:p>
+    <w:p>
+      <w:r>
+        <w:t>“No,” Gloman said</w:t>
+      </w:r>
+      <w:r>
+        <w:t>.</w:t>
+      </w:r>
+    </w:p>
+    <w:p>
+      <w:r>
+        <w:t xml:space="preserve">“Annie and I </w:t>
+      </w:r>
+      <w:r>
+        <w:t xml:space="preserve">will be getting married in </w:t>
+      </w:r>
+      <w:r>
+        <w:t>7 months from now,” Luke said. “Aunt Jane says she needs all that time to prepare for the wedding.</w:t>
+      </w:r>
+    </w:p>
+    <w:p>
+      <w:r>
+        <w:t>“I hope you can attend.”</w:t>
+      </w:r>
+    </w:p>
+    <w:p>
+      <w:pPr>
+        <w:rPr>
+          <w:rFonts w:asciiTheme="minorHAnsi" w:hAnsiTheme="minorHAnsi" w:cstheme="minorHAnsi"/>
+        </w:rPr>
+      </w:pPr>
+      <w:r>
+        <w:t>Luke turned to the kids and said, “Gus, Carol, give your grandfather a hug.”</w:t>
+      </w:r>
+    </w:p>
+    <w:p>
+      <w:pPr>
+        <w:rPr>
+          <w:rFonts w:asciiTheme="minorHAnsi" w:hAnsiTheme="minorHAnsi" w:cstheme="minorHAnsi"/>
+        </w:rPr>
+        <w:sectPr>
+          <w:headerReference w:type="default" r:id="rId43"/>
+          <w:type w:val="continuous"/>
+          <w:pgSz w:w="8640" w:h="12960" w:code="1"/>
+          <w:pgMar w:top="864" w:right="864" w:bottom="864" w:left="864" w:header="360" w:footer="360" w:gutter="360"/>
+          <w:cols w:space="709"/>
+          <w:noEndnote/>
+          <w:titlePg/>
+          <w:docGrid w:linePitch="326"/>
+        </w:sectPr>
+      </w:pPr>
+    </w:p>
+    <w:p>
+      <w:pPr>
+        <w:rPr>
+          <w:rFonts w:asciiTheme="minorHAnsi" w:hAnsiTheme="minorHAnsi" w:cstheme="minorHAnsi"/>
+        </w:rPr>
+      </w:pPr>
+    </w:p>
+    <w:p>
+      <w:pPr>
+        <w:pStyle w:val="H2"/>
+      </w:pPr>
+      <w:r>
+        <w:t>Wedding Bells</w:t>
+      </w:r>
+    </w:p>
+    <w:p>
+      <w:pPr>
+        <w:pStyle w:val="Quote1"/>
+      </w:pPr>
+      <w:r>
+        <w:t>The Bells are ringing</w:t>
+      </w:r>
+    </w:p>
+    <w:p>
+      <w:pPr>
+        <w:pStyle w:val="Quote1"/>
+      </w:pPr>
+      <w:r>
+        <w:t>For me and my gal</w:t>
+      </w:r>
+    </w:p>
+    <w:p>
+      <w:r>
+        <w:rPr>
+          <w:rFonts w:asciiTheme="minorHAnsi" w:hAnsiTheme="minorHAnsi" w:cstheme="minorHAnsi"/>
+        </w:rPr>
+        <w:t xml:space="preserve">“Hi kids,” Luke called out as he stepped into the </w:t>
+      </w:r>
+      <w:r>
+        <w:t>orphanage</w:t>
+      </w:r>
+      <w:r>
+        <w:t>.</w:t>
+      </w:r>
+      <w:r>
+        <w:t xml:space="preserve"> Annie, Gus and Carol were by his side.</w:t>
+      </w:r>
+    </w:p>
+    <w:p>
+      <w:r>
+        <w:t>Gertrude</w:t>
+      </w:r>
+      <w:r>
+        <w:t xml:space="preserve"> came out while Luke was playing with the kids. “We haven’t seen you in a while.”</w:t>
+      </w:r>
+    </w:p>
+    <w:p>
+      <w:pPr>
+        <w:rPr>
+          <w:rFonts w:asciiTheme="minorHAnsi" w:hAnsiTheme="minorHAnsi" w:cstheme="minorHAnsi"/>
+        </w:rPr>
+      </w:pPr>
+      <w:r>
+        <w:rPr>
+          <w:rFonts w:asciiTheme="minorHAnsi" w:hAnsiTheme="minorHAnsi" w:cstheme="minorHAnsi"/>
+        </w:rPr>
+        <w:t xml:space="preserve">“I’ve been busy,” Luke said. “The war is over but the damage remains. Did you know Princess Annie will be getting married in a </w:t>
+      </w:r>
+      <w:r>
+        <w:rPr>
+          <w:rFonts w:asciiTheme="minorHAnsi" w:hAnsiTheme="minorHAnsi" w:cstheme="minorHAnsi"/>
+        </w:rPr>
+        <w:t>month</w:t>
+      </w:r>
+      <w:r>
+        <w:rPr>
+          <w:rFonts w:asciiTheme="minorHAnsi" w:hAnsiTheme="minorHAnsi" w:cstheme="minorHAnsi"/>
+        </w:rPr>
+        <w:t>?”</w:t>
+      </w:r>
+    </w:p>
+    <w:p>
+      <w:r>
+        <w:rPr>
+          <w:rFonts w:asciiTheme="minorHAnsi" w:hAnsiTheme="minorHAnsi" w:cstheme="minorHAnsi"/>
+        </w:rPr>
+        <w:t xml:space="preserve">“Of course,” </w:t>
+      </w:r>
+      <w:r>
+        <w:t>Gertrude</w:t>
+      </w:r>
+      <w:r>
+        <w:t xml:space="preserve"> said. “The capital has been buzzing about how she will be marrying the new emperor.</w:t>
+      </w:r>
+      <w:r>
+        <w:t xml:space="preserve"> No one knows anything about him, except that he was instrumental in ending the war.”</w:t>
+      </w:r>
+    </w:p>
+    <w:p>
+      <w:r>
+        <w:t>“Rumor has it that the emperor is a nice guy,” Luke said as chased the children around the yard.</w:t>
+      </w:r>
+    </w:p>
+    <w:p>
+      <w:r>
+        <w:t>“Okay kids, who wants to visit Skyron? If you are really good children, you might even get to see the emperor himself.”</w:t>
+      </w:r>
+    </w:p>
+    <w:p>
+      <w:r>
+        <w:t>“Y</w:t>
+      </w:r>
+      <w:r>
+        <w:t>ay</w:t>
+      </w:r>
+      <w:r>
+        <w:t>,” the kids screamed.</w:t>
+      </w:r>
+    </w:p>
+    <w:p>
+      <w:r>
+        <w:t xml:space="preserve">“We can’t do that,” </w:t>
+      </w:r>
+      <w:r>
+        <w:t>Gertrude</w:t>
+      </w:r>
+      <w:r>
+        <w:t xml:space="preserve"> said worriedly. “He’s an emperor and we are just no-bodies.”</w:t>
+      </w:r>
+    </w:p>
+    <w:p>
+      <w:r>
+        <w:t>“But the emperor will be so sad,” Luke said.</w:t>
+      </w:r>
+    </w:p>
+    <w:p>
+      <w:r>
+        <w:t xml:space="preserve">“Why would you say that?” </w:t>
+      </w:r>
+      <w:r>
+        <w:t>Gertrude</w:t>
+      </w:r>
+      <w:r>
+        <w:t xml:space="preserve"> </w:t>
+      </w:r>
+      <w:r>
+        <w:t>asked, confused</w:t>
+      </w:r>
+      <w:r>
+        <w:t>.</w:t>
+      </w:r>
+    </w:p>
+    <w:p>
+      <w:r>
+        <w:lastRenderedPageBreak/>
+        <w:t>Luke just kissed Annie’s hand and said, “</w:t>
+      </w:r>
+      <w:r>
+        <w:t>You tell me. The wedding needs pages and flower girls. I was hoping the kids in we could use these kids.”</w:t>
+      </w:r>
+    </w:p>
+    <w:p>
+      <w:r>
+        <w:t xml:space="preserve">“That’s too faluting for us,” </w:t>
+      </w:r>
+      <w:r>
+        <w:t>Gertrude</w:t>
+      </w:r>
+      <w:r>
+        <w:t xml:space="preserve"> objected.</w:t>
+      </w:r>
+    </w:p>
+    <w:p>
+      <w:r>
+        <w:t>“Don’t you want to see me getting married</w:t>
+      </w:r>
+      <w:r>
+        <w:t xml:space="preserve"> to my princess</w:t>
+      </w:r>
+      <w:r>
+        <w:t>?” Luke asked.</w:t>
+      </w:r>
+    </w:p>
+    <w:p>
+      <w:r>
+        <w:t>Gertrude</w:t>
+      </w:r>
+      <w:r>
+        <w:t xml:space="preserve"> just looked at them, mouth slack.</w:t>
+      </w:r>
+    </w:p>
+    <w:p>
+      <w:r>
+        <w:t xml:space="preserve">“I think you broke Mother </w:t>
+      </w:r>
+      <w:r>
+        <w:t>Gertrude</w:t>
+      </w:r>
+      <w:r>
+        <w:t>,” Annie said.</w:t>
+      </w:r>
+    </w:p>
+    <w:p>
+      <w:r>
+        <w:t>“As I said, Annie and I need flower girls and page boys for our wedding. Please say yes</w:t>
+      </w:r>
+      <w:r>
+        <w:t>,</w:t>
+      </w:r>
+      <w:r>
+        <w:t>”</w:t>
+      </w:r>
+      <w:r>
+        <w:t xml:space="preserve"> Luke said.</w:t>
+      </w:r>
+    </w:p>
+    <w:p>
+      <w:r>
+        <w:t xml:space="preserve">“There is plenty of time to </w:t>
+      </w:r>
+      <w:r>
+        <w:t xml:space="preserve">get proper clothes for the children,” </w:t>
+      </w:r>
+      <w:r>
+        <w:t>Annie</w:t>
+      </w:r>
+      <w:r>
+        <w:t xml:space="preserve"> said.</w:t>
+      </w:r>
+    </w:p>
+    <w:p>
+      <w:r>
+        <w:t>“Please,” Carol and Gus added.</w:t>
+      </w:r>
+    </w:p>
+    <w:p>
+      <w:r>
+        <w:t>“You don’t want the emperor to beg, do you?” Luke asked.</w:t>
+      </w:r>
+    </w:p>
+    <w:p>
+      <w:r>
+        <w:t xml:space="preserve">“No, of course not,” </w:t>
+      </w:r>
+      <w:r>
+        <w:t>Gertrude</w:t>
+      </w:r>
+      <w:r>
+        <w:t xml:space="preserve"> said hastily.</w:t>
+      </w:r>
+    </w:p>
+    <w:p>
+      <w:r>
+        <w:t>“Stop teasing her,” Annie said. “People will come and fit the kids with suitable clothes.”</w:t>
+      </w:r>
+    </w:p>
+    <w:p>
+      <w:pPr>
+        <w:jc w:val="center"/>
+      </w:pPr>
+      <w:r>
+        <w:rPr>
+          <w:noProof/>
+        </w:rPr>
+        <w:drawing>
+          <wp:inline distT="0" distB="0" distL="0" distR="0">
+            <wp:extent cx="292972" cy="113169"/>
+            <wp:effectExtent l="19050" t="0" r="0" b="0"/>
+            <wp:docPr id="3" name="Picture 3" descr="C:\Users\Burgess\AppData\Local\Microsoft\Windows\Temporary Internet Files\Content.IE5\0LM9LILP\MC900065312[1].wmf"/>
+            <wp:cNvGraphicFramePr>
+              <a:graphicFrameLocks xmlns:a="http://schemas.openxmlformats.org/drawingml/2006/main" noChangeAspect="1"/>
+            </wp:cNvGraphicFramePr>
+            <a:graphic xmlns:a="http://schemas.openxmlformats.org/drawingml/2006/main">
+              <a:graphicData uri="http://schemas.openxmlformats.org/drawingml/2006/picture">
+                <pic:pic xmlns:pic="http://schemas.openxmlformats.org/drawingml/2006/picture">
+                  <pic:nvPicPr>
+                    <pic:cNvPr id="0" name="Picture 3" descr="C:\Users\Burgess\AppData\Local\Microsoft\Windows\Temporary Internet Files\Content.IE5\0LM9LILP\MC900065312[1].wmf"/>
+                    <pic:cNvPicPr>
+                      <a:picLocks noChangeAspect="1" noChangeArrowheads="1"/>
+                    </pic:cNvPicPr>
+                  </pic:nvPicPr>
+                  <pic:blipFill>
+                    <a:blip r:embed="rId18" cstate="print"/>
+                    <a:srcRect/>
+                    <a:stretch>
+                      <a:fillRect/>
+                    </a:stretch>
+                  </pic:blipFill>
+                  <pic:spPr bwMode="auto">
+                    <a:xfrm>
+                      <a:off x="0" y="0"/>
+                      <a:ext cx="294457" cy="113743"/>
+                    </a:xfrm>
+                    <a:prstGeom prst="rect">
+                      <a:avLst/>
+                    </a:prstGeom>
+                    <a:noFill/>
+                    <a:ln w="9525">
+                      <a:noFill/>
+                      <a:miter lim="800000"/>
+                      <a:headEnd/>
+                      <a:tailEnd/>
+                    </a:ln>
+                  </pic:spPr>
+                </pic:pic>
+              </a:graphicData>
+            </a:graphic>
+          </wp:inline>
+        </w:drawing>
+      </w:r>
+    </w:p>
+    <w:p>
+      <w:r>
+        <w:t>Gertrude</w:t>
+      </w:r>
+      <w:r>
+        <w:t xml:space="preserve"> sat in the emperor’s garden and watched as her kids played. She couldn’t believe she was in the famous garden.</w:t>
+      </w:r>
+    </w:p>
+    <w:p>
+      <w:r>
+        <w:t>Strangely enough, only Luke and the royal family visited.</w:t>
+      </w:r>
+      <w:r>
+        <w:t xml:space="preserve"> It was weird speaking to King John and seeing Luke being treated like a son.</w:t>
+      </w:r>
+    </w:p>
+    <w:p>
+      <w:r>
+        <w:t>“Mother Gertrude, it’s time for your kids to change for the wedding,” a maid said.</w:t>
+      </w:r>
+    </w:p>
+    <w:p>
+      <w:r>
+        <w:lastRenderedPageBreak/>
+        <w:t>“Yes, of course,” Gertrude said.</w:t>
+      </w:r>
+      <w:r>
+        <w:t xml:space="preserve"> “Come on</w:t>
+      </w:r>
+    </w:p>
+    <w:p/>
+    <w:p/>
+    <w:p/>
+    <w:p/>
+    <w:p/>
+    <w:p/>
+    <w:p/>
+    <w:p/>
+    <w:p/>
+    <w:p/>
+    <w:p/>
+    <w:p/>
+    <w:p/>
+    <w:p/>
+    <w:p/>
+    <w:p/>
+    <w:p/>
+    <w:p/>
+    <w:p/>
+    <w:p/>
+    <w:p/>
+    <w:p/>
+    <w:p/>
+    <w:p/>
+    <w:p>
+      <w:pPr>
+        <w:rPr>
+          <w:rFonts w:asciiTheme="minorHAnsi" w:hAnsiTheme="minorHAnsi" w:cstheme="minorHAnsi"/>
+        </w:rPr>
+      </w:pPr>
+    </w:p>
+    <w:p>
+      <w:pPr>
+        <w:rPr>
+          <w:rFonts w:asciiTheme="minorHAnsi" w:hAnsiTheme="minorHAnsi" w:cstheme="minorHAnsi"/>
+        </w:rPr>
+      </w:pPr>
+    </w:p>
+    <w:p>
+      <w:pPr>
+        <w:rPr>
+          <w:rFonts w:asciiTheme="minorHAnsi" w:hAnsiTheme="minorHAnsi" w:cstheme="minorHAnsi"/>
+        </w:rPr>
+      </w:pPr>
+    </w:p>
+    <w:p>
+      <w:pPr>
+        <w:rPr>
+          <w:rFonts w:asciiTheme="minorHAnsi" w:hAnsiTheme="minorHAnsi" w:cstheme="minorHAnsi"/>
+        </w:rPr>
+      </w:pPr>
+    </w:p>
+    <w:p>
+      <w:pPr>
+        <w:rPr>
+          <w:rFonts w:asciiTheme="minorHAnsi" w:hAnsiTheme="minorHAnsi" w:cstheme="minorHAnsi"/>
+        </w:rPr>
+      </w:pPr>
+    </w:p>
+    <w:p>
+      <w:pPr>
+        <w:rPr>
+          <w:rFonts w:asciiTheme="minorHAnsi" w:hAnsiTheme="minorHAnsi" w:cstheme="minorHAnsi"/>
+        </w:rPr>
+      </w:pPr>
+    </w:p>
+    <w:p>
+      <w:pPr>
+        <w:rPr>
+          <w:rFonts w:asciiTheme="minorHAnsi" w:hAnsiTheme="minorHAnsi" w:cstheme="minorHAnsi"/>
+        </w:rPr>
+      </w:pPr>
+    </w:p>
+    <w:p>
+      <w:pPr>
+        <w:rPr>
+          <w:rFonts w:asciiTheme="minorHAnsi" w:hAnsiTheme="minorHAnsi" w:cstheme="minorHAnsi"/>
+        </w:rPr>
+      </w:pPr>
+    </w:p>
+    <w:p>
+      <w:pPr>
+        <w:rPr>
+          <w:rFonts w:asciiTheme="minorHAnsi" w:hAnsiTheme="minorHAnsi" w:cstheme="minorHAnsi"/>
+        </w:rPr>
+      </w:pPr>
+    </w:p>
+    <w:p>
+      <w:pPr>
+        <w:rPr>
+          <w:rFonts w:asciiTheme="minorHAnsi" w:hAnsiTheme="minorHAnsi" w:cstheme="minorHAnsi"/>
+        </w:rPr>
+      </w:pPr>
+    </w:p>
+    <w:p>
+      <w:pPr>
+        <w:rPr>
+          <w:rFonts w:asciiTheme="minorHAnsi" w:hAnsiTheme="minorHAnsi" w:cstheme="minorHAnsi"/>
+        </w:rPr>
+      </w:pPr>
+    </w:p>
+    <w:p>
+      <w:pPr>
+        <w:rPr>
+          <w:rFonts w:asciiTheme="minorHAnsi" w:hAnsiTheme="minorHAnsi" w:cstheme="minorHAnsi"/>
+        </w:rPr>
+      </w:pPr>
+    </w:p>
+    <w:p>
+      <w:pPr>
+        <w:rPr>
+          <w:rFonts w:asciiTheme="minorHAnsi" w:hAnsiTheme="minorHAnsi" w:cstheme="minorHAnsi"/>
+        </w:rPr>
+      </w:pPr>
+    </w:p>
+    <w:p>
+      <w:pPr>
+        <w:rPr>
+          <w:rFonts w:asciiTheme="minorHAnsi" w:hAnsiTheme="minorHAnsi" w:cstheme="minorHAnsi"/>
+        </w:rPr>
+      </w:pPr>
+    </w:p>
+    <w:p>
+      <w:pPr>
+        <w:rPr>
+          <w:rFonts w:asciiTheme="minorHAnsi" w:hAnsiTheme="minorHAnsi" w:cstheme="minorHAnsi"/>
+        </w:rPr>
+      </w:pPr>
+    </w:p>
+    <w:p>
+      <w:pPr>
+        <w:rPr>
+          <w:rFonts w:asciiTheme="minorHAnsi" w:hAnsiTheme="minorHAnsi" w:cstheme="minorHAnsi"/>
+        </w:rPr>
+      </w:pPr>
+    </w:p>
+    <w:p>
+      <w:pPr>
+        <w:rPr>
+          <w:rFonts w:asciiTheme="minorHAnsi" w:hAnsiTheme="minorHAnsi" w:cstheme="minorHAnsi"/>
+        </w:rPr>
+      </w:pPr>
+    </w:p>
+    <w:p>
+      <w:pPr>
+        <w:rPr>
+          <w:rFonts w:asciiTheme="minorHAnsi" w:hAnsiTheme="minorHAnsi" w:cstheme="minorHAnsi"/>
+        </w:rPr>
+      </w:pPr>
+    </w:p>
+    <w:p>
+      <w:pPr>
+        <w:rPr>
+          <w:rFonts w:asciiTheme="minorHAnsi" w:hAnsiTheme="minorHAnsi" w:cstheme="minorHAnsi"/>
+        </w:rPr>
+      </w:pPr>
+    </w:p>
+    <w:p>
+      <w:pPr>
+        <w:rPr>
+          <w:rFonts w:asciiTheme="minorHAnsi" w:hAnsiTheme="minorHAnsi" w:cstheme="minorHAnsi"/>
+        </w:rPr>
+      </w:pPr>
+    </w:p>
+    <w:p>
+      <w:pPr>
+        <w:rPr>
+          <w:rFonts w:asciiTheme="minorHAnsi" w:hAnsiTheme="minorHAnsi" w:cstheme="minorHAnsi"/>
+        </w:rPr>
+      </w:pPr>
+    </w:p>
+    <w:p>
+      <w:pPr>
+        <w:rPr>
+          <w:rFonts w:asciiTheme="minorHAnsi" w:hAnsiTheme="minorHAnsi" w:cstheme="minorHAnsi"/>
+        </w:rPr>
+      </w:pPr>
+    </w:p>
+    <w:p>
+      <w:pPr>
+        <w:rPr>
+          <w:rFonts w:asciiTheme="minorHAnsi" w:hAnsiTheme="minorHAnsi" w:cstheme="minorHAnsi"/>
+        </w:rPr>
+      </w:pPr>
+    </w:p>
+    <w:p>
+      <w:pPr>
+        <w:rPr>
+          <w:rFonts w:asciiTheme="minorHAnsi" w:hAnsiTheme="minorHAnsi" w:cstheme="minorHAnsi"/>
+        </w:rPr>
+      </w:pPr>
+    </w:p>
+    <w:p>
+      <w:pPr>
+        <w:rPr>
+          <w:rFonts w:asciiTheme="minorHAnsi" w:hAnsiTheme="minorHAnsi" w:cstheme="minorHAnsi"/>
+        </w:rPr>
+      </w:pPr>
+    </w:p>
+    <w:p>
+      <w:pPr>
+        <w:rPr>
+          <w:rFonts w:asciiTheme="minorHAnsi" w:hAnsiTheme="minorHAnsi" w:cstheme="minorHAnsi"/>
+        </w:rPr>
+      </w:pPr>
+    </w:p>
+    <w:p>
+      <w:pPr>
+        <w:rPr>
+          <w:rFonts w:asciiTheme="minorHAnsi" w:hAnsiTheme="minorHAnsi" w:cstheme="minorHAnsi"/>
+        </w:rPr>
+      </w:pPr>
+    </w:p>
+    <w:p>
+      <w:pPr>
+        <w:rPr>
+          <w:rFonts w:asciiTheme="minorHAnsi" w:hAnsiTheme="minorHAnsi" w:cstheme="minorHAnsi"/>
+        </w:rPr>
+      </w:pPr>
+    </w:p>
+    <w:p>
+      <w:pPr>
+        <w:rPr>
+          <w:rFonts w:asciiTheme="minorHAnsi" w:hAnsiTheme="minorHAnsi" w:cstheme="minorHAnsi"/>
+        </w:rPr>
+      </w:pPr>
+    </w:p>
+    <w:p>
+      <w:pPr>
+        <w:rPr>
+          <w:rFonts w:asciiTheme="minorHAnsi" w:hAnsiTheme="minorHAnsi" w:cstheme="minorHAnsi"/>
+        </w:rPr>
+      </w:pPr>
+    </w:p>
+    <w:p>
+      <w:pPr>
+        <w:rPr>
+          <w:rFonts w:asciiTheme="minorHAnsi" w:hAnsiTheme="minorHAnsi" w:cstheme="minorHAnsi"/>
+        </w:rPr>
+      </w:pPr>
+    </w:p>
+    <w:p>
+      <w:pPr>
+        <w:rPr>
+          <w:rFonts w:asciiTheme="minorHAnsi" w:hAnsiTheme="minorHAnsi" w:cstheme="minorHAnsi"/>
+        </w:rPr>
+      </w:pPr>
+    </w:p>
+    <w:p>
+      <w:pPr>
+        <w:rPr>
+          <w:rFonts w:asciiTheme="minorHAnsi" w:hAnsiTheme="minorHAnsi" w:cstheme="minorHAnsi"/>
+        </w:rPr>
+      </w:pPr>
+    </w:p>
+    <w:p>
+      <w:pPr>
+        <w:rPr>
+          <w:rFonts w:asciiTheme="minorHAnsi" w:hAnsiTheme="minorHAnsi" w:cstheme="minorHAnsi"/>
+        </w:rPr>
+      </w:pPr>
+    </w:p>
+    <w:p>
+      <w:pPr>
+        <w:rPr>
+          <w:rFonts w:asciiTheme="minorHAnsi" w:hAnsiTheme="minorHAnsi" w:cstheme="minorHAnsi"/>
+        </w:rPr>
+      </w:pPr>
+    </w:p>
+    <w:p>
+      <w:pPr>
+        <w:rPr>
+          <w:rFonts w:asciiTheme="minorHAnsi" w:hAnsiTheme="minorHAnsi" w:cstheme="minorHAnsi"/>
+        </w:rPr>
+      </w:pPr>
+    </w:p>
+    <w:p>
+      <w:pPr>
+        <w:rPr>
+          <w:rFonts w:asciiTheme="minorHAnsi" w:hAnsiTheme="minorHAnsi" w:cstheme="minorHAnsi"/>
+        </w:rPr>
+      </w:pPr>
+    </w:p>
+    <w:p>
+      <w:pPr>
+        <w:rPr>
+          <w:rFonts w:asciiTheme="minorHAnsi" w:hAnsiTheme="minorHAnsi" w:cstheme="minorHAnsi"/>
+        </w:rPr>
+      </w:pPr>
+    </w:p>
+    <w:p>
+      <w:pPr>
+        <w:rPr>
+          <w:rFonts w:asciiTheme="minorHAnsi" w:hAnsiTheme="minorHAnsi" w:cstheme="minorHAnsi"/>
+        </w:rPr>
+      </w:pPr>
+    </w:p>
+    <w:p>
+      <w:pPr>
+        <w:rPr>
+          <w:rFonts w:asciiTheme="minorHAnsi" w:hAnsiTheme="minorHAnsi" w:cstheme="minorHAnsi"/>
+        </w:rPr>
+      </w:pPr>
+    </w:p>
+    <w:p>
+      <w:pPr>
+        <w:rPr>
+          <w:rFonts w:asciiTheme="minorHAnsi" w:hAnsiTheme="minorHAnsi" w:cstheme="minorHAnsi"/>
+        </w:rPr>
+      </w:pPr>
+    </w:p>
+    <w:p>
+      <w:pPr>
+        <w:rPr>
+          <w:rFonts w:asciiTheme="minorHAnsi" w:hAnsiTheme="minorHAnsi" w:cstheme="minorHAnsi"/>
+        </w:rPr>
+      </w:pPr>
+    </w:p>
+    <w:p>
+      <w:pPr>
+        <w:rPr>
+          <w:rFonts w:asciiTheme="minorHAnsi" w:hAnsiTheme="minorHAnsi" w:cstheme="minorHAnsi"/>
+        </w:rPr>
+      </w:pPr>
+    </w:p>
+    <w:p>
+      <w:pPr>
+        <w:rPr>
+          <w:rFonts w:asciiTheme="minorHAnsi" w:hAnsiTheme="minorHAnsi" w:cstheme="minorHAnsi"/>
+        </w:rPr>
+      </w:pPr>
+    </w:p>
+    <w:p>
+      <w:pPr>
+        <w:rPr>
+          <w:rFonts w:asciiTheme="minorHAnsi" w:hAnsiTheme="minorHAnsi" w:cstheme="minorHAnsi"/>
+        </w:rPr>
+      </w:pPr>
+    </w:p>
+    <w:p>
+      <w:pPr>
+        <w:rPr>
+          <w:rFonts w:asciiTheme="minorHAnsi" w:hAnsiTheme="minorHAnsi" w:cstheme="minorHAnsi"/>
+        </w:rPr>
+      </w:pPr>
+    </w:p>
+    <w:p>
+      <w:pPr>
+        <w:rPr>
+          <w:rFonts w:asciiTheme="minorHAnsi" w:hAnsiTheme="minorHAnsi" w:cstheme="minorHAnsi"/>
+        </w:rPr>
+      </w:pPr>
+    </w:p>
+    <w:p>
+      <w:pPr>
+        <w:rPr>
+          <w:rFonts w:asciiTheme="minorHAnsi" w:hAnsiTheme="minorHAnsi" w:cstheme="minorHAnsi"/>
+        </w:rPr>
+      </w:pPr>
+    </w:p>
+    <w:p>
+      <w:pPr>
+        <w:rPr>
+          <w:rFonts w:asciiTheme="minorHAnsi" w:hAnsiTheme="minorHAnsi" w:cstheme="minorHAnsi"/>
+        </w:rPr>
+      </w:pPr>
+    </w:p>
+    <w:p>
+      <w:pPr>
+        <w:rPr>
+          <w:rFonts w:asciiTheme="minorHAnsi" w:hAnsiTheme="minorHAnsi" w:cstheme="minorHAnsi"/>
+        </w:rPr>
+      </w:pPr>
+    </w:p>
+    <w:p>
+      <w:pPr>
+        <w:rPr>
+          <w:rFonts w:asciiTheme="minorHAnsi" w:hAnsiTheme="minorHAnsi" w:cstheme="minorHAnsi"/>
+        </w:rPr>
+      </w:pPr>
+    </w:p>
+    <w:p>
+      <w:pPr>
+        <w:rPr>
+          <w:rFonts w:asciiTheme="minorHAnsi" w:hAnsiTheme="minorHAnsi" w:cstheme="minorHAnsi"/>
+        </w:rPr>
+      </w:pPr>
+    </w:p>
+    <w:p>
+      <w:pPr>
+        <w:rPr>
+          <w:rFonts w:asciiTheme="minorHAnsi" w:hAnsiTheme="minorHAnsi" w:cstheme="minorHAnsi"/>
+        </w:rPr>
+      </w:pPr>
+    </w:p>
+    <w:p>
+      <w:pPr>
+        <w:rPr>
+          <w:rFonts w:asciiTheme="minorHAnsi" w:hAnsiTheme="minorHAnsi" w:cstheme="minorHAnsi"/>
+        </w:rPr>
+      </w:pPr>
+    </w:p>
+    <w:p>
+      <w:pPr>
+        <w:rPr>
+          <w:rFonts w:asciiTheme="minorHAnsi" w:hAnsiTheme="minorHAnsi" w:cstheme="minorHAnsi"/>
+        </w:rPr>
+      </w:pPr>
+    </w:p>
+    <w:p>
+      <w:pPr>
+        <w:rPr>
+          <w:rFonts w:asciiTheme="minorHAnsi" w:hAnsiTheme="minorHAnsi" w:cstheme="minorHAnsi"/>
+        </w:rPr>
+      </w:pPr>
+    </w:p>
+    <w:p>
+      <w:pPr>
+        <w:rPr>
+          <w:rFonts w:asciiTheme="minorHAnsi" w:hAnsiTheme="minorHAnsi" w:cstheme="minorHAnsi"/>
+        </w:rPr>
+      </w:pPr>
+    </w:p>
+    <w:p>
+      <w:pPr>
+        <w:rPr>
+          <w:rFonts w:asciiTheme="minorHAnsi" w:hAnsiTheme="minorHAnsi" w:cstheme="minorHAnsi"/>
+        </w:rPr>
+      </w:pPr>
+    </w:p>
+    <w:p>
+      <w:pPr>
+        <w:rPr>
+          <w:rFonts w:asciiTheme="minorHAnsi" w:hAnsiTheme="minorHAnsi" w:cstheme="minorHAnsi"/>
+        </w:rPr>
+      </w:pPr>
+    </w:p>
+    <w:p>
+      <w:pPr>
+        <w:rPr>
+          <w:rFonts w:asciiTheme="minorHAnsi" w:hAnsiTheme="minorHAnsi" w:cstheme="minorHAnsi"/>
+        </w:rPr>
+      </w:pPr>
+    </w:p>
+    <w:p>
+      <w:pPr>
+        <w:rPr>
+          <w:rFonts w:asciiTheme="minorHAnsi" w:hAnsiTheme="minorHAnsi" w:cstheme="minorHAnsi"/>
+        </w:rPr>
+      </w:pPr>
+    </w:p>
+    <w:p>
+      <w:pPr>
+        <w:rPr>
+          <w:rFonts w:asciiTheme="minorHAnsi" w:hAnsiTheme="minorHAnsi" w:cstheme="minorHAnsi"/>
+        </w:rPr>
+      </w:pPr>
+    </w:p>
+    <w:p>
+      <w:pPr>
+        <w:rPr>
+          <w:rFonts w:asciiTheme="minorHAnsi" w:hAnsiTheme="minorHAnsi" w:cstheme="minorHAnsi"/>
+        </w:rPr>
+      </w:pPr>
+    </w:p>
+    <w:p>
+      <w:pPr>
+        <w:rPr>
+          <w:rFonts w:asciiTheme="minorHAnsi" w:hAnsiTheme="minorHAnsi" w:cstheme="minorHAnsi"/>
+        </w:rPr>
+      </w:pPr>
+    </w:p>
+    <w:p>
+      <w:pPr>
+        <w:rPr>
+          <w:rFonts w:asciiTheme="minorHAnsi" w:hAnsiTheme="minorHAnsi" w:cstheme="minorHAnsi"/>
+        </w:rPr>
+      </w:pPr>
     </w:p>
     <w:p/>
     <w:p>
@@ -67429,9 +69022,6 @@
     </w:p>
     <w:p/>
     <w:sectPr>
-      <w:headerReference w:type="default" r:id="rId40"/>
-      <w:headerReference w:type="first" r:id="rId41"/>
-      <w:footerReference w:type="first" r:id="rId42"/>
       <w:pgSz w:w="8640" w:h="12960" w:code="1"/>
       <w:pgMar w:top="864" w:right="864" w:bottom="864" w:left="864" w:header="360" w:footer="360" w:gutter="360"/>
       <w:cols w:space="709"/>
@@ -67578,7 +69168,7 @@
             <w:rPr>
               <w:noProof/>
             </w:rPr>
-            <w:t>333</w:t>
+            <w:t>341</w:t>
           </w:r>
         </w:fldSimple>
       </w:p>
@@ -67648,7 +69238,7 @@
             <w:rPr>
               <w:noProof/>
             </w:rPr>
-            <w:t>334</w:t>
+            <w:t>340</w:t>
           </w:r>
         </w:fldSimple>
       </w:p>
@@ -68075,6 +69665,24 @@
 </w:hdr>
 </file>
 
+<file path=word/header26.xml><?xml version="1.0" encoding="utf-8"?>
+<w:hdr xmlns:ve="http://schemas.openxmlformats.org/markup-compatibility/2006" xmlns:o="urn:schemas-microsoft-com:office:office" xmlns:r="http://schemas.openxmlformats.org/officeDocument/2006/relationships" xmlns:m="http://schemas.openxmlformats.org/officeDocument/2006/math" xmlns:v="urn:schemas-microsoft-com:vml" xmlns:wp="http://schemas.openxmlformats.org/drawingml/2006/wordprocessingDrawing" xmlns:w10="urn:schemas-microsoft-com:office:word" xmlns:w="http://schemas.openxmlformats.org/wordprocessingml/2006/main" xmlns:wne="http://schemas.microsoft.com/office/word/2006/wordml">
+  <w:p>
+    <w:pPr>
+      <w:pStyle w:val="Header"/>
+      <w:tabs>
+        <w:tab w:val="clear" w:pos="4680"/>
+        <w:tab w:val="clear" w:pos="9360"/>
+      </w:tabs>
+      <w:jc w:val="center"/>
+    </w:pPr>
+    <w:r>
+      <w:t>Wedding Bells</w:t>
+    </w:r>
+  </w:p>
+</w:hdr>
+</file>
+
 <file path=word/header3.xml><?xml version="1.0" encoding="utf-8"?>
 <w:hdr xmlns:ve="http://schemas.openxmlformats.org/markup-compatibility/2006" xmlns:o="urn:schemas-microsoft-com:office:office" xmlns:r="http://schemas.openxmlformats.org/officeDocument/2006/relationships" xmlns:m="http://schemas.openxmlformats.org/officeDocument/2006/math" xmlns:v="urn:schemas-microsoft-com:vml" xmlns:wp="http://schemas.openxmlformats.org/drawingml/2006/wordprocessingDrawing" xmlns:w10="urn:schemas-microsoft-com:office:word" xmlns:w="http://schemas.openxmlformats.org/wordprocessingml/2006/main" xmlns:wne="http://schemas.microsoft.com/office/word/2006/wordml">
   <w:p>
@@ -68211,7 +69819,7 @@
         <v:path o:extrusionok="f" gradientshapeok="t" o:connecttype="rect"/>
         <o:lock v:ext="edit" aspectratio="t"/>
       </v:shapetype>
-      <v:shape id="_x0000_i1426" type="#_x0000_t75" style="width:3in;height:3in;visibility:visible" o:bullet="t">
+      <v:shape id="_x0000_i1143" type="#_x0000_t75" style="width:3in;height:3in;visibility:visible" o:bullet="t">
         <v:imagedata r:id="rId1" o:title="MC900065312[1]"/>
       </v:shape>
     </w:pict>
@@ -69962,7 +71570,7 @@
 </file>
 
 <file path=customXml/itemProps1.xml><?xml version="1.0" encoding="utf-8"?>
-<ds:datastoreItem xmlns:ds="http://schemas.openxmlformats.org/officeDocument/2006/customXml" ds:itemID="{3320B838-7A98-4A78-8623-98C22B32CB11}">
+<ds:datastoreItem xmlns:ds="http://schemas.openxmlformats.org/officeDocument/2006/customXml" ds:itemID="{4115F7FB-B864-4338-B6A9-A8E6F5AF2196}">
   <ds:schemaRefs>
     <ds:schemaRef ds:uri="http://schemas.openxmlformats.org/officeDocument/2006/bibliography"/>
   </ds:schemaRefs>

--- a/Books-Complete/Fantasy/ThePrincessAndTheHoodlum/Book_ThePrincessAndTheHoodlum.docx
+++ b/Books-Complete/Fantasy/ThePrincessAndTheHoodlum/Book_ThePrincessAndTheHoodlum.docx
@@ -68215,121 +68215,287 @@
       </w:r>
     </w:p>
     <w:p>
-      <w:r>
+      <w:pPr>
         <w:rPr>
           <w:rFonts w:asciiTheme="minorHAnsi" w:hAnsiTheme="minorHAnsi" w:cstheme="minorHAnsi"/>
         </w:rPr>
-        <w:t xml:space="preserve">“Hi kids,” Luke called out as he stepped into the </w:t>
-      </w:r>
-      <w:r>
-        <w:t>orphanage</w:t>
+      </w:pPr>
+      <w:r>
+        <w:rPr>
+          <w:rFonts w:asciiTheme="minorHAnsi" w:hAnsiTheme="minorHAnsi" w:cstheme="minorHAnsi"/>
+        </w:rPr>
+        <w:t>It was evening when Luke, Annie, Gus, and Carol entered the orphanage. The work of the day was done and the orphanage was getting ready for dinner.</w:t>
+      </w:r>
+    </w:p>
+    <w:p>
+      <w:pPr>
+        <w:rPr>
+          <w:rFonts w:asciiTheme="minorHAnsi" w:hAnsiTheme="minorHAnsi" w:cstheme="minorHAnsi"/>
+        </w:rPr>
+      </w:pPr>
+      <w:r>
+        <w:rPr>
+          <w:rFonts w:asciiTheme="minorHAnsi" w:hAnsiTheme="minorHAnsi" w:cstheme="minorHAnsi"/>
+        </w:rPr>
+        <w:t>“Hi kids,” Luke called.</w:t>
+      </w:r>
+    </w:p>
+    <w:p>
+      <w:r>
+        <w:rPr>
+          <w:rFonts w:asciiTheme="minorHAnsi" w:hAnsiTheme="minorHAnsi" w:cstheme="minorHAnsi"/>
+        </w:rPr>
+        <w:t>“Luke,” the kids screamed as they ran towards him.</w:t>
+      </w:r>
+    </w:p>
+    <w:p>
+      <w:pPr>
+        <w:rPr>
+          <w:rFonts w:asciiTheme="minorHAnsi" w:hAnsiTheme="minorHAnsi" w:cstheme="minorHAnsi"/>
+        </w:rPr>
+      </w:pPr>
+      <w:r>
+        <w:t>Gertrude</w:t>
+      </w:r>
+      <w:r>
+        <w:t xml:space="preserve"> finished her work in the kitchen and came into the yard to find the kids roughhousing with Luke.</w:t>
+      </w:r>
+    </w:p>
+    <w:p>
+      <w:r>
+        <w:t xml:space="preserve">“Hi Luke, Annie, kids,” </w:t>
+      </w:r>
+      <w:r>
+        <w:t>Gertrude</w:t>
+      </w:r>
+      <w:r>
+        <w:t xml:space="preserve"> said. “I haven’t seen you in awhile.”</w:t>
+      </w:r>
+    </w:p>
+    <w:p>
+      <w:pPr>
+        <w:rPr>
+          <w:rFonts w:asciiTheme="minorHAnsi" w:hAnsiTheme="minorHAnsi" w:cstheme="minorHAnsi"/>
+        </w:rPr>
+      </w:pPr>
+      <w:r>
+        <w:rPr>
+          <w:rFonts w:asciiTheme="minorHAnsi" w:hAnsiTheme="minorHAnsi" w:cstheme="minorHAnsi"/>
+        </w:rPr>
+        <w:t>“</w:t>
+      </w:r>
+      <w:r>
+        <w:rPr>
+          <w:rFonts w:asciiTheme="minorHAnsi" w:hAnsiTheme="minorHAnsi" w:cstheme="minorHAnsi"/>
+        </w:rPr>
+        <w:t>We ha</w:t>
+      </w:r>
+      <w:r>
+        <w:rPr>
+          <w:rFonts w:asciiTheme="minorHAnsi" w:hAnsiTheme="minorHAnsi" w:cstheme="minorHAnsi"/>
+        </w:rPr>
+        <w:t xml:space="preserve">ve been busy,” Luke said. “The war is over but the damage remains. Did you know Princess Annie will be getting married in a </w:t>
+      </w:r>
+      <w:r>
+        <w:rPr>
+          <w:rFonts w:asciiTheme="minorHAnsi" w:hAnsiTheme="minorHAnsi" w:cstheme="minorHAnsi"/>
+        </w:rPr>
+        <w:t>month</w:t>
+      </w:r>
+      <w:r>
+        <w:rPr>
+          <w:rFonts w:asciiTheme="minorHAnsi" w:hAnsiTheme="minorHAnsi" w:cstheme="minorHAnsi"/>
+        </w:rPr>
+        <w:t>?”</w:t>
+      </w:r>
+    </w:p>
+    <w:p>
+      <w:r>
+        <w:rPr>
+          <w:rFonts w:asciiTheme="minorHAnsi" w:hAnsiTheme="minorHAnsi" w:cstheme="minorHAnsi"/>
+        </w:rPr>
+        <w:t xml:space="preserve">“Of course,” </w:t>
+      </w:r>
+      <w:r>
+        <w:t>Gertrude</w:t>
+      </w:r>
+      <w:r>
+        <w:t xml:space="preserve"> said. “The capital has been buzzing about how she will be marrying the new emperor.</w:t>
+      </w:r>
+      <w:r>
+        <w:t xml:space="preserve"> No one knows anything about him, except that he was instrumental in ending the war.”</w:t>
+      </w:r>
+    </w:p>
+    <w:p>
+      <w:r>
+        <w:t xml:space="preserve">“Rumor has it that the emperor is a nice guy,” Luke said as </w:t>
+      </w:r>
+      <w:r>
+        <w:t xml:space="preserve">he </w:t>
+      </w:r>
+      <w:r>
+        <w:t>chased the children around the yard.</w:t>
+      </w:r>
+      <w:r>
+        <w:t xml:space="preserve"> The kids made a racket as they tried to dodge.</w:t>
+      </w:r>
+    </w:p>
+    <w:p>
+      <w:r>
+        <w:t>“Okay kids, who wants to visit Skyron? If you are really good children, you might even get to see the emperor himself.”</w:t>
+      </w:r>
+    </w:p>
+    <w:p>
+      <w:r>
+        <w:t>“Y</w:t>
+      </w:r>
+      <w:r>
+        <w:t>ay</w:t>
+      </w:r>
+      <w:r>
+        <w:t>,” the kids screamed.</w:t>
+      </w:r>
+    </w:p>
+    <w:p>
+      <w:r>
+        <w:lastRenderedPageBreak/>
+        <w:t xml:space="preserve">“We can’t do that,” </w:t>
+      </w:r>
+      <w:r>
+        <w:t>Gertrude</w:t>
+      </w:r>
+      <w:r>
+        <w:t xml:space="preserve"> said worriedly. “He’s an emperor and we are just no-bodies.”</w:t>
+      </w:r>
+    </w:p>
+    <w:p>
+      <w:r>
+        <w:t>“But the emperor will be so sad,” Luke said.</w:t>
+      </w:r>
+      <w:r>
+        <w:t xml:space="preserve"> “Do you want him to cry?”</w:t>
+      </w:r>
+    </w:p>
+    <w:p>
+      <w:r>
+        <w:t xml:space="preserve">“Why would </w:t>
+      </w:r>
+      <w:r>
+        <w:t>he cry</w:t>
+      </w:r>
+      <w:r>
+        <w:t xml:space="preserve">?” </w:t>
+      </w:r>
+      <w:r>
+        <w:t>Gertrude</w:t>
+      </w:r>
+      <w:r>
+        <w:t xml:space="preserve"> </w:t>
+      </w:r>
+      <w:r>
+        <w:t>asked, confused</w:t>
       </w:r>
       <w:r>
         <w:t>.</w:t>
       </w:r>
-      <w:r>
-        <w:t xml:space="preserve"> Annie, Gus and Carol were by his side.</w:t>
-      </w:r>
-    </w:p>
-    <w:p>
+    </w:p>
+    <w:p>
+      <w:r>
+        <w:t>Luke kissed Annie’s hand and said, “</w:t>
+      </w:r>
+      <w:r>
+        <w:t>You tell me. The wedding needs page</w:t>
+      </w:r>
+      <w:r>
+        <w:t xml:space="preserve"> boy</w:t>
+      </w:r>
+      <w:r>
+        <w:t>s and flower girls. I was hoping we could use these kids.”</w:t>
+      </w:r>
+    </w:p>
+    <w:p>
+      <w:r>
+        <w:t xml:space="preserve">“That’s too faluting for us,” </w:t>
+      </w:r>
       <w:r>
         <w:t>Gertrude</w:t>
       </w:r>
       <w:r>
-        <w:t xml:space="preserve"> came out while Luke was playing with the kids. “We haven’t seen you in a while.”</w:t>
-      </w:r>
-    </w:p>
-    <w:p>
-      <w:pPr>
-        <w:rPr>
-          <w:rFonts w:asciiTheme="minorHAnsi" w:hAnsiTheme="minorHAnsi" w:cstheme="minorHAnsi"/>
-        </w:rPr>
-      </w:pPr>
-      <w:r>
-        <w:rPr>
-          <w:rFonts w:asciiTheme="minorHAnsi" w:hAnsiTheme="minorHAnsi" w:cstheme="minorHAnsi"/>
-        </w:rPr>
-        <w:t xml:space="preserve">“I’ve been busy,” Luke said. “The war is over but the damage remains. Did you know Princess Annie will be getting married in a </w:t>
-      </w:r>
-      <w:r>
-        <w:rPr>
-          <w:rFonts w:asciiTheme="minorHAnsi" w:hAnsiTheme="minorHAnsi" w:cstheme="minorHAnsi"/>
-        </w:rPr>
-        <w:t>month</w:t>
-      </w:r>
-      <w:r>
-        <w:rPr>
-          <w:rFonts w:asciiTheme="minorHAnsi" w:hAnsiTheme="minorHAnsi" w:cstheme="minorHAnsi"/>
-        </w:rPr>
-        <w:t>?”</w:t>
-      </w:r>
-    </w:p>
-    <w:p>
-      <w:r>
-        <w:rPr>
-          <w:rFonts w:asciiTheme="minorHAnsi" w:hAnsiTheme="minorHAnsi" w:cstheme="minorHAnsi"/>
-        </w:rPr>
-        <w:t xml:space="preserve">“Of course,” </w:t>
-      </w:r>
+        <w:t xml:space="preserve"> objected.</w:t>
+      </w:r>
+    </w:p>
+    <w:p>
+      <w:r>
+        <w:t>“Don’t you want to see me getting married</w:t>
+      </w:r>
+      <w:r>
+        <w:t xml:space="preserve"> to my princess</w:t>
+      </w:r>
+      <w:r>
+        <w:t>?” Luke asked.</w:t>
+      </w:r>
+    </w:p>
+    <w:p>
       <w:r>
         <w:t>Gertrude</w:t>
       </w:r>
       <w:r>
-        <w:t xml:space="preserve"> said. “The capital has been buzzing about how she will be marrying the new emperor.</w:t>
-      </w:r>
-      <w:r>
-        <w:t xml:space="preserve"> No one knows anything about him, except that he was instrumental in ending the war.”</w:t>
-      </w:r>
-    </w:p>
-    <w:p>
-      <w:r>
-        <w:t>“Rumor has it that the emperor is a nice guy,” Luke said as chased the children around the yard.</w:t>
-      </w:r>
-    </w:p>
-    <w:p>
-      <w:r>
-        <w:t>“Okay kids, who wants to visit Skyron? If you are really good children, you might even get to see the emperor himself.”</w:t>
-      </w:r>
-    </w:p>
-    <w:p>
-      <w:r>
-        <w:t>“Y</w:t>
-      </w:r>
-      <w:r>
-        <w:t>ay</w:t>
-      </w:r>
-      <w:r>
-        <w:t>,” the kids screamed.</w:t>
-      </w:r>
-    </w:p>
-    <w:p>
-      <w:r>
-        <w:t xml:space="preserve">“We can’t do that,” </w:t>
+        <w:t xml:space="preserve"> looked </w:t>
+      </w:r>
+      <w:r>
+        <w:t>back and forth between Annie and Luke</w:t>
+      </w:r>
+      <w:r>
+        <w:t>, mouth slack.</w:t>
+      </w:r>
+    </w:p>
+    <w:p>
+      <w:r>
+        <w:t xml:space="preserve">“I think you broke Mother </w:t>
       </w:r>
       <w:r>
         <w:t>Gertrude</w:t>
       </w:r>
       <w:r>
-        <w:t xml:space="preserve"> said worriedly. “He’s an emperor and we are just no-bodies.”</w:t>
-      </w:r>
-    </w:p>
-    <w:p>
-      <w:r>
-        <w:t>“But the emperor will be so sad,” Luke said.</w:t>
-      </w:r>
-    </w:p>
-    <w:p>
-      <w:r>
-        <w:t xml:space="preserve">“Why would you say that?” </w:t>
+        <w:t>,” Annie said.</w:t>
+      </w:r>
+    </w:p>
+    <w:p>
+      <w:r>
+        <w:t>“As I said, Annie and I need flower girls and page boys for our wedding. Please say yes</w:t>
+      </w:r>
+      <w:r>
+        <w:t>,</w:t>
+      </w:r>
+      <w:r>
+        <w:t>”</w:t>
+      </w:r>
+      <w:r>
+        <w:t xml:space="preserve"> Luke said.</w:t>
+      </w:r>
+    </w:p>
+    <w:p>
+      <w:r>
+        <w:t>“Please,” Carol and Gus added.</w:t>
+      </w:r>
+    </w:p>
+    <w:p>
+      <w:r>
+        <w:t xml:space="preserve">“But I thought Annie was marrying the emperor,” </w:t>
       </w:r>
       <w:r>
         <w:t>Gertrude</w:t>
       </w:r>
       <w:r>
-        <w:t xml:space="preserve"> </w:t>
-      </w:r>
-      <w:r>
-        <w:t>asked, confused</w:t>
+        <w:t xml:space="preserve"> said. “I’m so confused.”</w:t>
+      </w:r>
+    </w:p>
+    <w:p>
+      <w:r>
+        <w:t>“Stop teasing her,” Annie said</w:t>
+      </w:r>
+      <w:r>
+        <w:t xml:space="preserve"> with a side-smile</w:t>
       </w:r>
       <w:r>
         <w:t>.</w:t>
@@ -68337,106 +68503,197 @@
     </w:p>
     <w:p>
       <w:r>
+        <w:t xml:space="preserve">“Seriously Mother </w:t>
+      </w:r>
+      <w:r>
+        <w:t>Gertrude</w:t>
+      </w:r>
+      <w:r>
+        <w:t>, the reason I want you is because you are the closest thing I have to family,” Luke said.</w:t>
+      </w:r>
+      <w:r>
+        <w:t xml:space="preserve"> “You are important in my life.</w:t>
+      </w:r>
+    </w:p>
+    <w:p>
+      <w:r>
+        <w:t>“Now come into the house and sit in your chair. I have to reveal to you something that might cause you to faint.”</w:t>
+      </w:r>
+    </w:p>
+    <w:p>
+      <w:r>
         <w:lastRenderedPageBreak/>
-        <w:t>Luke just kissed Annie’s hand and said, “</w:t>
-      </w:r>
-      <w:r>
-        <w:t>You tell me. The wedding needs pages and flower girls. I was hoping the kids in we could use these kids.”</w:t>
-      </w:r>
-    </w:p>
-    <w:p>
-      <w:r>
-        <w:t xml:space="preserve">“That’s too faluting for us,” </w:t>
-      </w:r>
-      <w:r>
         <w:t>Gertrude</w:t>
       </w:r>
       <w:r>
-        <w:t xml:space="preserve"> objected.</w:t>
-      </w:r>
-    </w:p>
-    <w:p>
-      <w:r>
-        <w:t>“Don’t you want to see me getting married</w:t>
-      </w:r>
-      <w:r>
-        <w:t xml:space="preserve"> to my princess</w:t>
-      </w:r>
-      <w:r>
-        <w:t>?” Luke asked.</w:t>
-      </w:r>
-    </w:p>
-    <w:p>
+        <w:t xml:space="preserve"> nodded and they entered the living room of the orphanage. She sat on her chair and said, “So what is the big secret?”</w:t>
+      </w:r>
+    </w:p>
+    <w:p>
+      <w:r>
+        <w:t>“I told you that Annie is marrying the emperor and me,” Luke said. “How is that possible?”</w:t>
+      </w:r>
+    </w:p>
+    <w:p>
+      <w:r>
+        <w:t xml:space="preserve">Luke watched as wheels spin as </w:t>
+      </w:r>
       <w:r>
         <w:t>Gertrude</w:t>
       </w:r>
       <w:r>
-        <w:t xml:space="preserve"> just looked at them, mouth slack.</w:t>
-      </w:r>
-    </w:p>
-    <w:p>
-      <w:r>
-        <w:t xml:space="preserve">“I think you broke Mother </w:t>
-      </w:r>
+        <w:t xml:space="preserve"> tried to understand. Then her eyes went wide.</w:t>
+      </w:r>
+    </w:p>
+    <w:p>
+      <w:r>
+        <w:t>Luke grinned and tapped his crest. It turned into the emperor’s crest.</w:t>
+      </w:r>
+    </w:p>
+    <w:p>
+      <w:r>
+        <w:t>“Surprise,” Luke said.</w:t>
+      </w:r>
+    </w:p>
+    <w:p>
       <w:r>
         <w:t>Gertrude</w:t>
       </w:r>
       <w:r>
-        <w:t>,” Annie said.</w:t>
-      </w:r>
-    </w:p>
-    <w:p>
-      <w:r>
-        <w:t>“As I said, Annie and I need flower girls and page boys for our wedding. Please say yes</w:t>
-      </w:r>
-      <w:r>
-        <w:t>,</w:t>
-      </w:r>
-      <w:r>
-        <w:t>”</w:t>
-      </w:r>
-      <w:r>
-        <w:t xml:space="preserve"> Luke said.</w:t>
-      </w:r>
-    </w:p>
-    <w:p>
-      <w:r>
-        <w:t xml:space="preserve">“There is plenty of time to </w:t>
-      </w:r>
-      <w:r>
-        <w:t xml:space="preserve">get proper clothes for the children,” </w:t>
-      </w:r>
-      <w:r>
-        <w:t>Annie</w:t>
-      </w:r>
-      <w:r>
-        <w:t xml:space="preserve"> said.</w:t>
-      </w:r>
-    </w:p>
-    <w:p>
-      <w:r>
-        <w:t>“Please,” Carol and Gus added.</w:t>
-      </w:r>
-    </w:p>
-    <w:p>
-      <w:r>
-        <w:t>“You don’t want the emperor to beg, do you?” Luke asked.</w:t>
-      </w:r>
-    </w:p>
-    <w:p>
-      <w:r>
-        <w:t xml:space="preserve">“No, of course not,” </w:t>
+        <w:t xml:space="preserve"> fainted.</w:t>
+      </w:r>
+    </w:p>
+    <w:p>
+      <w:r>
+        <w:t xml:space="preserve">Luke placed </w:t>
+      </w:r>
+      <w:r>
+        <w:t>Smelling salts</w:t>
+      </w:r>
+      <w:r>
+        <w:t xml:space="preserve"> under </w:t>
       </w:r>
       <w:r>
         <w:t>Gertrude</w:t>
       </w:r>
       <w:r>
-        <w:t xml:space="preserve"> said hastily.</w:t>
-      </w:r>
-    </w:p>
-    <w:p>
-      <w:r>
-        <w:t>“Stop teasing her,” Annie said. “People will come and fit the kids with suitable clothes.”</w:t>
+        <w:t>’s nose and she woke up.</w:t>
+      </w:r>
+    </w:p>
+    <w:p>
+      <w:r>
+        <w:t>“Are you okay?” Annie asked worriedly.</w:t>
+      </w:r>
+    </w:p>
+    <w:p>
+      <w:r>
+        <w:t xml:space="preserve">“Yes dear,” </w:t>
+      </w:r>
+      <w:r>
+        <w:t>Gertrude</w:t>
+      </w:r>
+      <w:r>
+        <w:t xml:space="preserve"> said. “For a moment I thought you were marrying two people. Then…are you really the emperor? How is that even possible? I think I might faint again.”</w:t>
+      </w:r>
+    </w:p>
+    <w:p>
+      <w:r>
+        <w:t>“I will hide my crest for the time being,” Luke said. “Let’s eat dinner.”</w:t>
+      </w:r>
+    </w:p>
+    <w:p>
+      <w:r>
+        <w:t xml:space="preserve">“Are you sure you want to eat this food?” </w:t>
+      </w:r>
+      <w:r>
+        <w:t>Gertrude</w:t>
+      </w:r>
+      <w:r>
+        <w:t xml:space="preserve"> asked.</w:t>
+      </w:r>
+    </w:p>
+    <w:p>
+      <w:r>
+        <w:t>“You are treating me like a stranger,” Luke said. “You’re making the emperor cry.”</w:t>
+      </w:r>
+    </w:p>
+    <w:p>
+      <w:r>
+        <w:t>Annie hit Luke with the back of her hand. “Stop teasing her.”</w:t>
+      </w:r>
+    </w:p>
+    <w:p>
+      <w:r>
+        <w:t>“Come everyone, let’s eat dinner,” Luke said.</w:t>
+      </w:r>
+    </w:p>
+    <w:p>
+      <w:r>
+        <w:t>Gertrude</w:t>
+      </w:r>
+      <w:r>
+        <w:t xml:space="preserve"> said her usual prayer to Kinds</w:t>
+      </w:r>
+      <w:r>
+        <w:t>chutz</w:t>
+      </w:r>
+      <w:r>
+        <w:t xml:space="preserve"> and they began eating.</w:t>
+      </w:r>
+    </w:p>
+    <w:p>
+      <w:r>
+        <w:lastRenderedPageBreak/>
+        <w:t>After dinner ended, Luke said, “As I was saying before, Annie and I are getting married. I need you there as my only family. I want the kids there as flower girls and page boys.</w:t>
+      </w:r>
+      <w:r>
+        <w:t xml:space="preserve"> They too are </w:t>
+      </w:r>
+      <w:r>
+        <w:t>my</w:t>
+      </w:r>
+      <w:r>
+        <w:t xml:space="preserve"> family.</w:t>
+      </w:r>
+    </w:p>
+    <w:p>
+      <w:r>
+        <w:t>“Yes, there will be big shots. Yes, I will look scary.</w:t>
+      </w:r>
+      <w:r>
+        <w:t xml:space="preserve"> </w:t>
+      </w:r>
+      <w:r>
+        <w:t>Yes, I will not be hiding my crest.</w:t>
+      </w:r>
+    </w:p>
+    <w:p>
+      <w:r>
+        <w:t>“I instructed everyone to keep my identity secret because I wanted to inform you in person</w:t>
+      </w:r>
+      <w:r>
+        <w:t>.”</w:t>
+      </w:r>
+    </w:p>
+    <w:p>
+      <w:r>
+        <w:t xml:space="preserve">“But how is it possible?” </w:t>
+      </w:r>
+      <w:r>
+        <w:t>Gertrude</w:t>
+      </w:r>
+      <w:r>
+        <w:t xml:space="preserve"> asked.</w:t>
+      </w:r>
+    </w:p>
+    <w:p>
+      <w:r>
+        <w:t>“Who knows the ways of the gods?” Luke asked.</w:t>
+      </w:r>
+    </w:p>
+    <w:p>
+      <w:r>
+        <w:t>Luke knelt down in front of Gertrude and asked, “Now are you going to make an emperor beg?”</w:t>
       </w:r>
     </w:p>
     <w:p>
@@ -68451,7 +68708,7 @@
           <wp:inline distT="0" distB="0" distL="0" distR="0">
             <wp:extent cx="292972" cy="113169"/>
             <wp:effectExtent l="19050" t="0" r="0" b="0"/>
-            <wp:docPr id="3" name="Picture 3" descr="C:\Users\Burgess\AppData\Local\Microsoft\Windows\Temporary Internet Files\Content.IE5\0LM9LILP\MC900065312[1].wmf"/>
+            <wp:docPr id="4" name="Picture 3" descr="C:\Users\Burgess\AppData\Local\Microsoft\Windows\Temporary Internet Files\Content.IE5\0LM9LILP\MC900065312[1].wmf"/>
             <wp:cNvGraphicFramePr>
               <a:graphicFrameLocks xmlns:a="http://schemas.openxmlformats.org/drawingml/2006/main" noChangeAspect="1"/>
             </wp:cNvGraphicFramePr>
@@ -68494,532 +68751,11 @@
         </w:drawing>
       </w:r>
     </w:p>
-    <w:p>
-      <w:r>
-        <w:t>Gertrude</w:t>
-      </w:r>
-      <w:r>
-        <w:t xml:space="preserve"> sat in the emperor’s garden and watched as her kids played. She couldn’t believe she was in the famous garden.</w:t>
-      </w:r>
-    </w:p>
-    <w:p>
-      <w:r>
-        <w:t>Strangely enough, only Luke and the royal family visited.</w:t>
-      </w:r>
-      <w:r>
-        <w:t xml:space="preserve"> It was weird speaking to King John and seeing Luke being treated like a son.</w:t>
-      </w:r>
-    </w:p>
-    <w:p>
-      <w:r>
-        <w:t>“Mother Gertrude, it’s time for your kids to change for the wedding,” a maid said.</w:t>
-      </w:r>
-    </w:p>
-    <w:p>
-      <w:r>
-        <w:lastRenderedPageBreak/>
-        <w:t>“Yes, of course,” Gertrude said.</w:t>
-      </w:r>
-      <w:r>
-        <w:t xml:space="preserve"> “Come on</w:t>
-      </w:r>
-    </w:p>
     <w:p/>
     <w:p/>
     <w:p/>
     <w:p/>
     <w:p/>
-    <w:p/>
-    <w:p/>
-    <w:p/>
-    <w:p/>
-    <w:p/>
-    <w:p/>
-    <w:p/>
-    <w:p/>
-    <w:p/>
-    <w:p/>
-    <w:p/>
-    <w:p/>
-    <w:p/>
-    <w:p/>
-    <w:p/>
-    <w:p/>
-    <w:p/>
-    <w:p/>
-    <w:p/>
-    <w:p>
-      <w:pPr>
-        <w:rPr>
-          <w:rFonts w:asciiTheme="minorHAnsi" w:hAnsiTheme="minorHAnsi" w:cstheme="minorHAnsi"/>
-        </w:rPr>
-      </w:pPr>
-    </w:p>
-    <w:p>
-      <w:pPr>
-        <w:rPr>
-          <w:rFonts w:asciiTheme="minorHAnsi" w:hAnsiTheme="minorHAnsi" w:cstheme="minorHAnsi"/>
-        </w:rPr>
-      </w:pPr>
-    </w:p>
-    <w:p>
-      <w:pPr>
-        <w:rPr>
-          <w:rFonts w:asciiTheme="minorHAnsi" w:hAnsiTheme="minorHAnsi" w:cstheme="minorHAnsi"/>
-        </w:rPr>
-      </w:pPr>
-    </w:p>
-    <w:p>
-      <w:pPr>
-        <w:rPr>
-          <w:rFonts w:asciiTheme="minorHAnsi" w:hAnsiTheme="minorHAnsi" w:cstheme="minorHAnsi"/>
-        </w:rPr>
-      </w:pPr>
-    </w:p>
-    <w:p>
-      <w:pPr>
-        <w:rPr>
-          <w:rFonts w:asciiTheme="minorHAnsi" w:hAnsiTheme="minorHAnsi" w:cstheme="minorHAnsi"/>
-        </w:rPr>
-      </w:pPr>
-    </w:p>
-    <w:p>
-      <w:pPr>
-        <w:rPr>
-          <w:rFonts w:asciiTheme="minorHAnsi" w:hAnsiTheme="minorHAnsi" w:cstheme="minorHAnsi"/>
-        </w:rPr>
-      </w:pPr>
-    </w:p>
-    <w:p>
-      <w:pPr>
-        <w:rPr>
-          <w:rFonts w:asciiTheme="minorHAnsi" w:hAnsiTheme="minorHAnsi" w:cstheme="minorHAnsi"/>
-        </w:rPr>
-      </w:pPr>
-    </w:p>
-    <w:p>
-      <w:pPr>
-        <w:rPr>
-          <w:rFonts w:asciiTheme="minorHAnsi" w:hAnsiTheme="minorHAnsi" w:cstheme="minorHAnsi"/>
-        </w:rPr>
-      </w:pPr>
-    </w:p>
-    <w:p>
-      <w:pPr>
-        <w:rPr>
-          <w:rFonts w:asciiTheme="minorHAnsi" w:hAnsiTheme="minorHAnsi" w:cstheme="minorHAnsi"/>
-        </w:rPr>
-      </w:pPr>
-    </w:p>
-    <w:p>
-      <w:pPr>
-        <w:rPr>
-          <w:rFonts w:asciiTheme="minorHAnsi" w:hAnsiTheme="minorHAnsi" w:cstheme="minorHAnsi"/>
-        </w:rPr>
-      </w:pPr>
-    </w:p>
-    <w:p>
-      <w:pPr>
-        <w:rPr>
-          <w:rFonts w:asciiTheme="minorHAnsi" w:hAnsiTheme="minorHAnsi" w:cstheme="minorHAnsi"/>
-        </w:rPr>
-      </w:pPr>
-    </w:p>
-    <w:p>
-      <w:pPr>
-        <w:rPr>
-          <w:rFonts w:asciiTheme="minorHAnsi" w:hAnsiTheme="minorHAnsi" w:cstheme="minorHAnsi"/>
-        </w:rPr>
-      </w:pPr>
-    </w:p>
-    <w:p>
-      <w:pPr>
-        <w:rPr>
-          <w:rFonts w:asciiTheme="minorHAnsi" w:hAnsiTheme="minorHAnsi" w:cstheme="minorHAnsi"/>
-        </w:rPr>
-      </w:pPr>
-    </w:p>
-    <w:p>
-      <w:pPr>
-        <w:rPr>
-          <w:rFonts w:asciiTheme="minorHAnsi" w:hAnsiTheme="minorHAnsi" w:cstheme="minorHAnsi"/>
-        </w:rPr>
-      </w:pPr>
-    </w:p>
-    <w:p>
-      <w:pPr>
-        <w:rPr>
-          <w:rFonts w:asciiTheme="minorHAnsi" w:hAnsiTheme="minorHAnsi" w:cstheme="minorHAnsi"/>
-        </w:rPr>
-      </w:pPr>
-    </w:p>
-    <w:p>
-      <w:pPr>
-        <w:rPr>
-          <w:rFonts w:asciiTheme="minorHAnsi" w:hAnsiTheme="minorHAnsi" w:cstheme="minorHAnsi"/>
-        </w:rPr>
-      </w:pPr>
-    </w:p>
-    <w:p>
-      <w:pPr>
-        <w:rPr>
-          <w:rFonts w:asciiTheme="minorHAnsi" w:hAnsiTheme="minorHAnsi" w:cstheme="minorHAnsi"/>
-        </w:rPr>
-      </w:pPr>
-    </w:p>
-    <w:p>
-      <w:pPr>
-        <w:rPr>
-          <w:rFonts w:asciiTheme="minorHAnsi" w:hAnsiTheme="minorHAnsi" w:cstheme="minorHAnsi"/>
-        </w:rPr>
-      </w:pPr>
-    </w:p>
-    <w:p>
-      <w:pPr>
-        <w:rPr>
-          <w:rFonts w:asciiTheme="minorHAnsi" w:hAnsiTheme="minorHAnsi" w:cstheme="minorHAnsi"/>
-        </w:rPr>
-      </w:pPr>
-    </w:p>
-    <w:p>
-      <w:pPr>
-        <w:rPr>
-          <w:rFonts w:asciiTheme="minorHAnsi" w:hAnsiTheme="minorHAnsi" w:cstheme="minorHAnsi"/>
-        </w:rPr>
-      </w:pPr>
-    </w:p>
-    <w:p>
-      <w:pPr>
-        <w:rPr>
-          <w:rFonts w:asciiTheme="minorHAnsi" w:hAnsiTheme="minorHAnsi" w:cstheme="minorHAnsi"/>
-        </w:rPr>
-      </w:pPr>
-    </w:p>
-    <w:p>
-      <w:pPr>
-        <w:rPr>
-          <w:rFonts w:asciiTheme="minorHAnsi" w:hAnsiTheme="minorHAnsi" w:cstheme="minorHAnsi"/>
-        </w:rPr>
-      </w:pPr>
-    </w:p>
-    <w:p>
-      <w:pPr>
-        <w:rPr>
-          <w:rFonts w:asciiTheme="minorHAnsi" w:hAnsiTheme="minorHAnsi" w:cstheme="minorHAnsi"/>
-        </w:rPr>
-      </w:pPr>
-    </w:p>
-    <w:p>
-      <w:pPr>
-        <w:rPr>
-          <w:rFonts w:asciiTheme="minorHAnsi" w:hAnsiTheme="minorHAnsi" w:cstheme="minorHAnsi"/>
-        </w:rPr>
-      </w:pPr>
-    </w:p>
-    <w:p>
-      <w:pPr>
-        <w:rPr>
-          <w:rFonts w:asciiTheme="minorHAnsi" w:hAnsiTheme="minorHAnsi" w:cstheme="minorHAnsi"/>
-        </w:rPr>
-      </w:pPr>
-    </w:p>
-    <w:p>
-      <w:pPr>
-        <w:rPr>
-          <w:rFonts w:asciiTheme="minorHAnsi" w:hAnsiTheme="minorHAnsi" w:cstheme="minorHAnsi"/>
-        </w:rPr>
-      </w:pPr>
-    </w:p>
-    <w:p>
-      <w:pPr>
-        <w:rPr>
-          <w:rFonts w:asciiTheme="minorHAnsi" w:hAnsiTheme="minorHAnsi" w:cstheme="minorHAnsi"/>
-        </w:rPr>
-      </w:pPr>
-    </w:p>
-    <w:p>
-      <w:pPr>
-        <w:rPr>
-          <w:rFonts w:asciiTheme="minorHAnsi" w:hAnsiTheme="minorHAnsi" w:cstheme="minorHAnsi"/>
-        </w:rPr>
-      </w:pPr>
-    </w:p>
-    <w:p>
-      <w:pPr>
-        <w:rPr>
-          <w:rFonts w:asciiTheme="minorHAnsi" w:hAnsiTheme="minorHAnsi" w:cstheme="minorHAnsi"/>
-        </w:rPr>
-      </w:pPr>
-    </w:p>
-    <w:p>
-      <w:pPr>
-        <w:rPr>
-          <w:rFonts w:asciiTheme="minorHAnsi" w:hAnsiTheme="minorHAnsi" w:cstheme="minorHAnsi"/>
-        </w:rPr>
-      </w:pPr>
-    </w:p>
-    <w:p>
-      <w:pPr>
-        <w:rPr>
-          <w:rFonts w:asciiTheme="minorHAnsi" w:hAnsiTheme="minorHAnsi" w:cstheme="minorHAnsi"/>
-        </w:rPr>
-      </w:pPr>
-    </w:p>
-    <w:p>
-      <w:pPr>
-        <w:rPr>
-          <w:rFonts w:asciiTheme="minorHAnsi" w:hAnsiTheme="minorHAnsi" w:cstheme="minorHAnsi"/>
-        </w:rPr>
-      </w:pPr>
-    </w:p>
-    <w:p>
-      <w:pPr>
-        <w:rPr>
-          <w:rFonts w:asciiTheme="minorHAnsi" w:hAnsiTheme="minorHAnsi" w:cstheme="minorHAnsi"/>
-        </w:rPr>
-      </w:pPr>
-    </w:p>
-    <w:p>
-      <w:pPr>
-        <w:rPr>
-          <w:rFonts w:asciiTheme="minorHAnsi" w:hAnsiTheme="minorHAnsi" w:cstheme="minorHAnsi"/>
-        </w:rPr>
-      </w:pPr>
-    </w:p>
-    <w:p>
-      <w:pPr>
-        <w:rPr>
-          <w:rFonts w:asciiTheme="minorHAnsi" w:hAnsiTheme="minorHAnsi" w:cstheme="minorHAnsi"/>
-        </w:rPr>
-      </w:pPr>
-    </w:p>
-    <w:p>
-      <w:pPr>
-        <w:rPr>
-          <w:rFonts w:asciiTheme="minorHAnsi" w:hAnsiTheme="minorHAnsi" w:cstheme="minorHAnsi"/>
-        </w:rPr>
-      </w:pPr>
-    </w:p>
-    <w:p>
-      <w:pPr>
-        <w:rPr>
-          <w:rFonts w:asciiTheme="minorHAnsi" w:hAnsiTheme="minorHAnsi" w:cstheme="minorHAnsi"/>
-        </w:rPr>
-      </w:pPr>
-    </w:p>
-    <w:p>
-      <w:pPr>
-        <w:rPr>
-          <w:rFonts w:asciiTheme="minorHAnsi" w:hAnsiTheme="minorHAnsi" w:cstheme="minorHAnsi"/>
-        </w:rPr>
-      </w:pPr>
-    </w:p>
-    <w:p>
-      <w:pPr>
-        <w:rPr>
-          <w:rFonts w:asciiTheme="minorHAnsi" w:hAnsiTheme="minorHAnsi" w:cstheme="minorHAnsi"/>
-        </w:rPr>
-      </w:pPr>
-    </w:p>
-    <w:p>
-      <w:pPr>
-        <w:rPr>
-          <w:rFonts w:asciiTheme="minorHAnsi" w:hAnsiTheme="minorHAnsi" w:cstheme="minorHAnsi"/>
-        </w:rPr>
-      </w:pPr>
-    </w:p>
-    <w:p>
-      <w:pPr>
-        <w:rPr>
-          <w:rFonts w:asciiTheme="minorHAnsi" w:hAnsiTheme="minorHAnsi" w:cstheme="minorHAnsi"/>
-        </w:rPr>
-      </w:pPr>
-    </w:p>
-    <w:p>
-      <w:pPr>
-        <w:rPr>
-          <w:rFonts w:asciiTheme="minorHAnsi" w:hAnsiTheme="minorHAnsi" w:cstheme="minorHAnsi"/>
-        </w:rPr>
-      </w:pPr>
-    </w:p>
-    <w:p>
-      <w:pPr>
-        <w:rPr>
-          <w:rFonts w:asciiTheme="minorHAnsi" w:hAnsiTheme="minorHAnsi" w:cstheme="minorHAnsi"/>
-        </w:rPr>
-      </w:pPr>
-    </w:p>
-    <w:p>
-      <w:pPr>
-        <w:rPr>
-          <w:rFonts w:asciiTheme="minorHAnsi" w:hAnsiTheme="minorHAnsi" w:cstheme="minorHAnsi"/>
-        </w:rPr>
-      </w:pPr>
-    </w:p>
-    <w:p>
-      <w:pPr>
-        <w:rPr>
-          <w:rFonts w:asciiTheme="minorHAnsi" w:hAnsiTheme="minorHAnsi" w:cstheme="minorHAnsi"/>
-        </w:rPr>
-      </w:pPr>
-    </w:p>
-    <w:p>
-      <w:pPr>
-        <w:rPr>
-          <w:rFonts w:asciiTheme="minorHAnsi" w:hAnsiTheme="minorHAnsi" w:cstheme="minorHAnsi"/>
-        </w:rPr>
-      </w:pPr>
-    </w:p>
-    <w:p>
-      <w:pPr>
-        <w:rPr>
-          <w:rFonts w:asciiTheme="minorHAnsi" w:hAnsiTheme="minorHAnsi" w:cstheme="minorHAnsi"/>
-        </w:rPr>
-      </w:pPr>
-    </w:p>
-    <w:p>
-      <w:pPr>
-        <w:rPr>
-          <w:rFonts w:asciiTheme="minorHAnsi" w:hAnsiTheme="minorHAnsi" w:cstheme="minorHAnsi"/>
-        </w:rPr>
-      </w:pPr>
-    </w:p>
-    <w:p>
-      <w:pPr>
-        <w:rPr>
-          <w:rFonts w:asciiTheme="minorHAnsi" w:hAnsiTheme="minorHAnsi" w:cstheme="minorHAnsi"/>
-        </w:rPr>
-      </w:pPr>
-    </w:p>
-    <w:p>
-      <w:pPr>
-        <w:rPr>
-          <w:rFonts w:asciiTheme="minorHAnsi" w:hAnsiTheme="minorHAnsi" w:cstheme="minorHAnsi"/>
-        </w:rPr>
-      </w:pPr>
-    </w:p>
-    <w:p>
-      <w:pPr>
-        <w:rPr>
-          <w:rFonts w:asciiTheme="minorHAnsi" w:hAnsiTheme="minorHAnsi" w:cstheme="minorHAnsi"/>
-        </w:rPr>
-      </w:pPr>
-    </w:p>
-    <w:p>
-      <w:pPr>
-        <w:rPr>
-          <w:rFonts w:asciiTheme="minorHAnsi" w:hAnsiTheme="minorHAnsi" w:cstheme="minorHAnsi"/>
-        </w:rPr>
-      </w:pPr>
-    </w:p>
-    <w:p>
-      <w:pPr>
-        <w:rPr>
-          <w:rFonts w:asciiTheme="minorHAnsi" w:hAnsiTheme="minorHAnsi" w:cstheme="minorHAnsi"/>
-        </w:rPr>
-      </w:pPr>
-    </w:p>
-    <w:p>
-      <w:pPr>
-        <w:rPr>
-          <w:rFonts w:asciiTheme="minorHAnsi" w:hAnsiTheme="minorHAnsi" w:cstheme="minorHAnsi"/>
-        </w:rPr>
-      </w:pPr>
-    </w:p>
-    <w:p>
-      <w:pPr>
-        <w:rPr>
-          <w:rFonts w:asciiTheme="minorHAnsi" w:hAnsiTheme="minorHAnsi" w:cstheme="minorHAnsi"/>
-        </w:rPr>
-      </w:pPr>
-    </w:p>
-    <w:p>
-      <w:pPr>
-        <w:rPr>
-          <w:rFonts w:asciiTheme="minorHAnsi" w:hAnsiTheme="minorHAnsi" w:cstheme="minorHAnsi"/>
-        </w:rPr>
-      </w:pPr>
-    </w:p>
-    <w:p>
-      <w:pPr>
-        <w:rPr>
-          <w:rFonts w:asciiTheme="minorHAnsi" w:hAnsiTheme="minorHAnsi" w:cstheme="minorHAnsi"/>
-        </w:rPr>
-      </w:pPr>
-    </w:p>
-    <w:p>
-      <w:pPr>
-        <w:rPr>
-          <w:rFonts w:asciiTheme="minorHAnsi" w:hAnsiTheme="minorHAnsi" w:cstheme="minorHAnsi"/>
-        </w:rPr>
-      </w:pPr>
-    </w:p>
-    <w:p>
-      <w:pPr>
-        <w:rPr>
-          <w:rFonts w:asciiTheme="minorHAnsi" w:hAnsiTheme="minorHAnsi" w:cstheme="minorHAnsi"/>
-        </w:rPr>
-      </w:pPr>
-    </w:p>
-    <w:p>
-      <w:pPr>
-        <w:rPr>
-          <w:rFonts w:asciiTheme="minorHAnsi" w:hAnsiTheme="minorHAnsi" w:cstheme="minorHAnsi"/>
-        </w:rPr>
-      </w:pPr>
-    </w:p>
-    <w:p>
-      <w:pPr>
-        <w:rPr>
-          <w:rFonts w:asciiTheme="minorHAnsi" w:hAnsiTheme="minorHAnsi" w:cstheme="minorHAnsi"/>
-        </w:rPr>
-      </w:pPr>
-    </w:p>
-    <w:p>
-      <w:pPr>
-        <w:rPr>
-          <w:rFonts w:asciiTheme="minorHAnsi" w:hAnsiTheme="minorHAnsi" w:cstheme="minorHAnsi"/>
-        </w:rPr>
-      </w:pPr>
-    </w:p>
-    <w:p>
-      <w:pPr>
-        <w:rPr>
-          <w:rFonts w:asciiTheme="minorHAnsi" w:hAnsiTheme="minorHAnsi" w:cstheme="minorHAnsi"/>
-        </w:rPr>
-      </w:pPr>
-    </w:p>
-    <w:p>
-      <w:pPr>
-        <w:rPr>
-          <w:rFonts w:asciiTheme="minorHAnsi" w:hAnsiTheme="minorHAnsi" w:cstheme="minorHAnsi"/>
-        </w:rPr>
-      </w:pPr>
-    </w:p>
-    <w:p>
-      <w:pPr>
-        <w:rPr>
-          <w:rFonts w:asciiTheme="minorHAnsi" w:hAnsiTheme="minorHAnsi" w:cstheme="minorHAnsi"/>
-        </w:rPr>
-      </w:pPr>
-    </w:p>
-    <w:p/>
-    <w:p>
-      <w:pPr>
-        <w:rPr>
-          <w:rFonts w:asciiTheme="minorHAnsi" w:hAnsiTheme="minorHAnsi" w:cstheme="minorHAnsi"/>
-          <w:szCs w:val="24"/>
-        </w:rPr>
-      </w:pPr>
-    </w:p>
-    <w:p>
-      <w:pPr>
-        <w:rPr>
-          <w:rFonts w:asciiTheme="minorHAnsi" w:hAnsiTheme="minorHAnsi" w:cstheme="minorHAnsi"/>
-          <w:szCs w:val="24"/>
-        </w:rPr>
-      </w:pPr>
-    </w:p>
     <w:p/>
     <w:sectPr>
       <w:pgSz w:w="8640" w:h="12960" w:code="1"/>
@@ -69238,7 +68974,7 @@
             <w:rPr>
               <w:noProof/>
             </w:rPr>
-            <w:t>340</w:t>
+            <w:t>342</w:t>
           </w:r>
         </w:fldSimple>
       </w:p>
@@ -69819,7 +69555,7 @@
         <v:path o:extrusionok="f" gradientshapeok="t" o:connecttype="rect"/>
         <o:lock v:ext="edit" aspectratio="t"/>
       </v:shapetype>
-      <v:shape id="_x0000_i1143" type="#_x0000_t75" style="width:3in;height:3in;visibility:visible" o:bullet="t">
+      <v:shape id="_x0000_i1234" type="#_x0000_t75" style="width:3in;height:3in;visibility:visible" o:bullet="t">
         <v:imagedata r:id="rId1" o:title="MC900065312[1]"/>
       </v:shape>
     </w:pict>
@@ -71570,7 +71306,7 @@
 </file>
 
 <file path=customXml/itemProps1.xml><?xml version="1.0" encoding="utf-8"?>
-<ds:datastoreItem xmlns:ds="http://schemas.openxmlformats.org/officeDocument/2006/customXml" ds:itemID="{4115F7FB-B864-4338-B6A9-A8E6F5AF2196}">
+<ds:datastoreItem xmlns:ds="http://schemas.openxmlformats.org/officeDocument/2006/customXml" ds:itemID="{38223C43-5B21-4498-A9B4-A438541A4258}">
   <ds:schemaRefs>
     <ds:schemaRef ds:uri="http://schemas.openxmlformats.org/officeDocument/2006/bibliography"/>
   </ds:schemaRefs>

--- a/Books-Complete/Fantasy/ThePrincessAndTheHoodlum/Book_ThePrincessAndTheHoodlum.docx
+++ b/Books-Complete/Fantasy/ThePrincessAndTheHoodlum/Book_ThePrincessAndTheHoodlum.docx
@@ -68664,7 +68664,13 @@
         <w:t xml:space="preserve"> </w:t>
       </w:r>
       <w:r>
-        <w:t>Yes, I will not be hiding my crest.</w:t>
+        <w:t xml:space="preserve">Yes, </w:t>
+      </w:r>
+      <w:r>
+        <w:t>everyone will see my emperor’s crest</w:t>
+      </w:r>
+      <w:r>
+        <w:t>.</w:t>
       </w:r>
     </w:p>
     <w:p>
@@ -68749,6 +68755,73 @@
             </a:graphic>
           </wp:inline>
         </w:drawing>
+      </w:r>
+    </w:p>
+    <w:p>
+      <w:r>
+        <w:t>Luke and Annie stepped into the cathedral of Hera, goddess of marriage, formally dressed for their wedding.</w:t>
+      </w:r>
+    </w:p>
+    <w:p>
+      <w:r>
+        <w:t>Surrounding them were the page boys and flower girls from the orphanage. Also included were Carol and Gus.</w:t>
+      </w:r>
+    </w:p>
+    <w:p>
+      <w:r>
+        <w:t xml:space="preserve">Jessica and Mildred acted as Annie’s bride maids, while Philip acted as the </w:t>
+      </w:r>
+      <w:r>
+        <w:t>best man</w:t>
+      </w:r>
+      <w:r>
+        <w:t>.</w:t>
+      </w:r>
+    </w:p>
+    <w:p>
+      <w:r>
+        <w:t>John and Jane were in the front in their special box.</w:t>
+      </w:r>
+    </w:p>
+    <w:p>
+      <w:r>
+        <w:t xml:space="preserve">And no, Monty wasn’t there. </w:t>
+      </w:r>
+      <w:r>
+        <w:t>He wasn’t suitable for this type of event, and he was happier being elsewhere.</w:t>
+      </w:r>
+    </w:p>
+    <w:p>
+      <w:r>
+        <w:t>The cathedral was filled with royalty, nobility, military brass, clerics, and other prominent people.</w:t>
+      </w:r>
+    </w:p>
+    <w:p>
+      <w:r>
+        <w:t>The music started and they proceeded forward.</w:t>
+      </w:r>
+    </w:p>
+    <w:p/>
+    <w:p/>
+    <w:p/>
+    <w:p/>
+    <w:p/>
+    <w:p/>
+    <w:p/>
+    <w:p>
+      <w:r>
+        <w:t xml:space="preserve">In a special area in the front, John and Jane sat, along with Mildred. </w:t>
+      </w:r>
+      <w:r>
+        <w:t xml:space="preserve">Being the only person Luke invited, Mildred was feeling awkward. </w:t>
+      </w:r>
+    </w:p>
+    <w:p/>
+    <w:p/>
+    <w:p/>
+    <w:p>
+      <w:r>
+        <w:t>Mildred was the only one from Luke’s side and she looked nervous. However, she had Carol and Gus to keep her company.</w:t>
       </w:r>
     </w:p>
     <w:p/>
@@ -68904,7 +68977,7 @@
             <w:rPr>
               <w:noProof/>
             </w:rPr>
-            <w:t>341</w:t>
+            <w:t>343</w:t>
           </w:r>
         </w:fldSimple>
       </w:p>
@@ -69555,7 +69628,7 @@
         <v:path o:extrusionok="f" gradientshapeok="t" o:connecttype="rect"/>
         <o:lock v:ext="edit" aspectratio="t"/>
       </v:shapetype>
-      <v:shape id="_x0000_i1234" type="#_x0000_t75" style="width:3in;height:3in;visibility:visible" o:bullet="t">
+      <v:shape id="_x0000_i1374" type="#_x0000_t75" style="width:3in;height:3in;visibility:visible" o:bullet="t">
         <v:imagedata r:id="rId1" o:title="MC900065312[1]"/>
       </v:shape>
     </w:pict>
@@ -71306,7 +71379,7 @@
 </file>
 
 <file path=customXml/itemProps1.xml><?xml version="1.0" encoding="utf-8"?>
-<ds:datastoreItem xmlns:ds="http://schemas.openxmlformats.org/officeDocument/2006/customXml" ds:itemID="{38223C43-5B21-4498-A9B4-A438541A4258}">
+<ds:datastoreItem xmlns:ds="http://schemas.openxmlformats.org/officeDocument/2006/customXml" ds:itemID="{707EDFF3-4EF6-409B-94B4-29AFC855439A}">
   <ds:schemaRefs>
     <ds:schemaRef ds:uri="http://schemas.openxmlformats.org/officeDocument/2006/bibliography"/>
   </ds:schemaRefs>

--- a/Books-Complete/Fantasy/ThePrincessAndTheHoodlum/Book_ThePrincessAndTheHoodlum.docx
+++ b/Books-Complete/Fantasy/ThePrincessAndTheHoodlum/Book_ThePrincessAndTheHoodlum.docx
@@ -331,7 +331,7 @@
       <w:r>
         <w:fldChar w:fldCharType="separate"/>
       </w:r>
-      <w:hyperlink w:anchor="_Toc222068434" w:history="1">
+      <w:hyperlink w:anchor="_Toc241781474" w:history="1">
         <w:r>
           <w:rPr>
             <w:rStyle w:val="Hyperlink"/>
@@ -358,7 +358,7 @@
             <w:noProof/>
             <w:webHidden/>
           </w:rPr>
-          <w:instrText xml:space="preserve"> PAGEREF _Toc222068434 \h </w:instrText>
+          <w:instrText xml:space="preserve"> PAGEREF _Toc241781474 \h </w:instrText>
         </w:r>
         <w:r>
           <w:rPr>
@@ -398,7 +398,7 @@
           <w:sz w:val="22"/>
         </w:rPr>
       </w:pPr>
-      <w:hyperlink w:anchor="_Toc222068435" w:history="1">
+      <w:hyperlink w:anchor="_Toc241781475" w:history="1">
         <w:r>
           <w:rPr>
             <w:rStyle w:val="Hyperlink"/>
@@ -425,7 +425,7 @@
             <w:noProof/>
             <w:webHidden/>
           </w:rPr>
-          <w:instrText xml:space="preserve"> PAGEREF _Toc222068435 \h </w:instrText>
+          <w:instrText xml:space="preserve"> PAGEREF _Toc241781475 \h </w:instrText>
         </w:r>
         <w:r>
           <w:rPr>
@@ -465,7 +465,7 @@
           <w:sz w:val="22"/>
         </w:rPr>
       </w:pPr>
-      <w:hyperlink w:anchor="_Toc222068436" w:history="1">
+      <w:hyperlink w:anchor="_Toc241781476" w:history="1">
         <w:r>
           <w:rPr>
             <w:rStyle w:val="Hyperlink"/>
@@ -492,7 +492,7 @@
             <w:noProof/>
             <w:webHidden/>
           </w:rPr>
-          <w:instrText xml:space="preserve"> PAGEREF _Toc222068436 \h </w:instrText>
+          <w:instrText xml:space="preserve"> PAGEREF _Toc241781476 \h </w:instrText>
         </w:r>
         <w:r>
           <w:rPr>
@@ -532,7 +532,7 @@
           <w:sz w:val="22"/>
         </w:rPr>
       </w:pPr>
-      <w:hyperlink w:anchor="_Toc222068437" w:history="1">
+      <w:hyperlink w:anchor="_Toc241781477" w:history="1">
         <w:r>
           <w:rPr>
             <w:rStyle w:val="Hyperlink"/>
@@ -559,7 +559,7 @@
             <w:noProof/>
             <w:webHidden/>
           </w:rPr>
-          <w:instrText xml:space="preserve"> PAGEREF _Toc222068437 \h </w:instrText>
+          <w:instrText xml:space="preserve"> PAGEREF _Toc241781477 \h </w:instrText>
         </w:r>
         <w:r>
           <w:rPr>
@@ -579,7 +579,7 @@
             <w:noProof/>
             <w:webHidden/>
           </w:rPr>
-          <w:t>96</w:t>
+          <w:t>94</w:t>
         </w:r>
         <w:r>
           <w:rPr>
@@ -599,7 +599,7 @@
           <w:sz w:val="22"/>
         </w:rPr>
       </w:pPr>
-      <w:hyperlink w:anchor="_Toc222068438" w:history="1">
+      <w:hyperlink w:anchor="_Toc241781478" w:history="1">
         <w:r>
           <w:rPr>
             <w:rStyle w:val="Hyperlink"/>
@@ -626,7 +626,7 @@
             <w:noProof/>
             <w:webHidden/>
           </w:rPr>
-          <w:instrText xml:space="preserve"> PAGEREF _Toc222068438 \h </w:instrText>
+          <w:instrText xml:space="preserve"> PAGEREF _Toc241781478 \h </w:instrText>
         </w:r>
         <w:r>
           <w:rPr>
@@ -646,7 +646,7 @@
             <w:noProof/>
             <w:webHidden/>
           </w:rPr>
-          <w:t>110</w:t>
+          <w:t>108</w:t>
         </w:r>
         <w:r>
           <w:rPr>
@@ -666,7 +666,7 @@
           <w:sz w:val="22"/>
         </w:rPr>
       </w:pPr>
-      <w:hyperlink w:anchor="_Toc222068439" w:history="1">
+      <w:hyperlink w:anchor="_Toc241781479" w:history="1">
         <w:r>
           <w:rPr>
             <w:rStyle w:val="Hyperlink"/>
@@ -693,7 +693,7 @@
             <w:noProof/>
             <w:webHidden/>
           </w:rPr>
-          <w:instrText xml:space="preserve"> PAGEREF _Toc222068439 \h </w:instrText>
+          <w:instrText xml:space="preserve"> PAGEREF _Toc241781479 \h </w:instrText>
         </w:r>
         <w:r>
           <w:rPr>
@@ -713,7 +713,7 @@
             <w:noProof/>
             <w:webHidden/>
           </w:rPr>
-          <w:t>133</w:t>
+          <w:t>132</w:t>
         </w:r>
         <w:r>
           <w:rPr>
@@ -733,7 +733,7 @@
           <w:sz w:val="22"/>
         </w:rPr>
       </w:pPr>
-      <w:hyperlink w:anchor="_Toc222068440" w:history="1">
+      <w:hyperlink w:anchor="_Toc241781480" w:history="1">
         <w:r>
           <w:rPr>
             <w:rStyle w:val="Hyperlink"/>
@@ -760,7 +760,7 @@
             <w:noProof/>
             <w:webHidden/>
           </w:rPr>
-          <w:instrText xml:space="preserve"> PAGEREF _Toc222068440 \h </w:instrText>
+          <w:instrText xml:space="preserve"> PAGEREF _Toc241781480 \h </w:instrText>
         </w:r>
         <w:r>
           <w:rPr>
@@ -780,7 +780,7 @@
             <w:noProof/>
             <w:webHidden/>
           </w:rPr>
-          <w:t>140</w:t>
+          <w:t>139</w:t>
         </w:r>
         <w:r>
           <w:rPr>
@@ -800,7 +800,7 @@
           <w:sz w:val="22"/>
         </w:rPr>
       </w:pPr>
-      <w:hyperlink w:anchor="_Toc222068441" w:history="1">
+      <w:hyperlink w:anchor="_Toc241781481" w:history="1">
         <w:r>
           <w:rPr>
             <w:rStyle w:val="Hyperlink"/>
@@ -827,7 +827,7 @@
             <w:noProof/>
             <w:webHidden/>
           </w:rPr>
-          <w:instrText xml:space="preserve"> PAGEREF _Toc222068441 \h </w:instrText>
+          <w:instrText xml:space="preserve"> PAGEREF _Toc241781481 \h </w:instrText>
         </w:r>
         <w:r>
           <w:rPr>
@@ -847,7 +847,7 @@
             <w:noProof/>
             <w:webHidden/>
           </w:rPr>
-          <w:t>154</w:t>
+          <w:t>152</w:t>
         </w:r>
         <w:r>
           <w:rPr>
@@ -867,7 +867,7 @@
           <w:sz w:val="22"/>
         </w:rPr>
       </w:pPr>
-      <w:hyperlink w:anchor="_Toc222068442" w:history="1">
+      <w:hyperlink w:anchor="_Toc241781482" w:history="1">
         <w:r>
           <w:rPr>
             <w:rStyle w:val="Hyperlink"/>
@@ -894,7 +894,7 @@
             <w:noProof/>
             <w:webHidden/>
           </w:rPr>
-          <w:instrText xml:space="preserve"> PAGEREF _Toc222068442 \h </w:instrText>
+          <w:instrText xml:space="preserve"> PAGEREF _Toc241781482 \h </w:instrText>
         </w:r>
         <w:r>
           <w:rPr>
@@ -914,7 +914,7 @@
             <w:noProof/>
             <w:webHidden/>
           </w:rPr>
-          <w:t>183</w:t>
+          <w:t>181</w:t>
         </w:r>
         <w:r>
           <w:rPr>
@@ -934,7 +934,7 @@
           <w:sz w:val="22"/>
         </w:rPr>
       </w:pPr>
-      <w:hyperlink w:anchor="_Toc222068443" w:history="1">
+      <w:hyperlink w:anchor="_Toc241781483" w:history="1">
         <w:r>
           <w:rPr>
             <w:rStyle w:val="Hyperlink"/>
@@ -961,7 +961,7 @@
             <w:noProof/>
             <w:webHidden/>
           </w:rPr>
-          <w:instrText xml:space="preserve"> PAGEREF _Toc222068443 \h </w:instrText>
+          <w:instrText xml:space="preserve"> PAGEREF _Toc241781483 \h </w:instrText>
         </w:r>
         <w:r>
           <w:rPr>
@@ -981,7 +981,7 @@
             <w:noProof/>
             <w:webHidden/>
           </w:rPr>
-          <w:t>202</w:t>
+          <w:t>201</w:t>
         </w:r>
         <w:r>
           <w:rPr>
@@ -1001,7 +1001,7 @@
           <w:sz w:val="22"/>
         </w:rPr>
       </w:pPr>
-      <w:hyperlink w:anchor="_Toc222068444" w:history="1">
+      <w:hyperlink w:anchor="_Toc241781484" w:history="1">
         <w:r>
           <w:rPr>
             <w:rStyle w:val="Hyperlink"/>
@@ -1028,7 +1028,7 @@
             <w:noProof/>
             <w:webHidden/>
           </w:rPr>
-          <w:instrText xml:space="preserve"> PAGEREF _Toc222068444 \h </w:instrText>
+          <w:instrText xml:space="preserve"> PAGEREF _Toc241781484 \h </w:instrText>
         </w:r>
         <w:r>
           <w:rPr>
@@ -1068,7 +1068,7 @@
           <w:sz w:val="22"/>
         </w:rPr>
       </w:pPr>
-      <w:hyperlink w:anchor="_Toc222068445" w:history="1">
+      <w:hyperlink w:anchor="_Toc241781485" w:history="1">
         <w:r>
           <w:rPr>
             <w:rStyle w:val="Hyperlink"/>
@@ -1095,7 +1095,7 @@
             <w:noProof/>
             <w:webHidden/>
           </w:rPr>
-          <w:instrText xml:space="preserve"> PAGEREF _Toc222068445 \h </w:instrText>
+          <w:instrText xml:space="preserve"> PAGEREF _Toc241781485 \h </w:instrText>
         </w:r>
         <w:r>
           <w:rPr>
@@ -1135,7 +1135,7 @@
           <w:sz w:val="22"/>
         </w:rPr>
       </w:pPr>
-      <w:hyperlink w:anchor="_Toc222068446" w:history="1">
+      <w:hyperlink w:anchor="_Toc241781486" w:history="1">
         <w:r>
           <w:rPr>
             <w:rStyle w:val="Hyperlink"/>
@@ -1162,7 +1162,7 @@
             <w:noProof/>
             <w:webHidden/>
           </w:rPr>
-          <w:instrText xml:space="preserve"> PAGEREF _Toc222068446 \h </w:instrText>
+          <w:instrText xml:space="preserve"> PAGEREF _Toc241781486 \h </w:instrText>
         </w:r>
         <w:r>
           <w:rPr>
@@ -1202,7 +1202,7 @@
           <w:sz w:val="22"/>
         </w:rPr>
       </w:pPr>
-      <w:hyperlink w:anchor="_Toc222068447" w:history="1">
+      <w:hyperlink w:anchor="_Toc241781487" w:history="1">
         <w:r>
           <w:rPr>
             <w:rStyle w:val="Hyperlink"/>
@@ -1229,7 +1229,7 @@
             <w:noProof/>
             <w:webHidden/>
           </w:rPr>
-          <w:instrText xml:space="preserve"> PAGEREF _Toc222068447 \h </w:instrText>
+          <w:instrText xml:space="preserve"> PAGEREF _Toc241781487 \h </w:instrText>
         </w:r>
         <w:r>
           <w:rPr>
@@ -1269,7 +1269,7 @@
           <w:sz w:val="22"/>
         </w:rPr>
       </w:pPr>
-      <w:hyperlink w:anchor="_Toc222068448" w:history="1">
+      <w:hyperlink w:anchor="_Toc241781488" w:history="1">
         <w:r>
           <w:rPr>
             <w:rStyle w:val="Hyperlink"/>
@@ -1296,7 +1296,7 @@
             <w:noProof/>
             <w:webHidden/>
           </w:rPr>
-          <w:instrText xml:space="preserve"> PAGEREF _Toc222068448 \h </w:instrText>
+          <w:instrText xml:space="preserve"> PAGEREF _Toc241781488 \h </w:instrText>
         </w:r>
         <w:r>
           <w:rPr>
@@ -1336,7 +1336,7 @@
           <w:sz w:val="22"/>
         </w:rPr>
       </w:pPr>
-      <w:hyperlink w:anchor="_Toc222068449" w:history="1">
+      <w:hyperlink w:anchor="_Toc241781489" w:history="1">
         <w:r>
           <w:rPr>
             <w:rStyle w:val="Hyperlink"/>
@@ -1363,7 +1363,7 @@
             <w:noProof/>
             <w:webHidden/>
           </w:rPr>
-          <w:instrText xml:space="preserve"> PAGEREF _Toc222068449 \h </w:instrText>
+          <w:instrText xml:space="preserve"> PAGEREF _Toc241781489 \h </w:instrText>
         </w:r>
         <w:r>
           <w:rPr>
@@ -1403,7 +1403,7 @@
           <w:sz w:val="22"/>
         </w:rPr>
       </w:pPr>
-      <w:hyperlink w:anchor="_Toc222068450" w:history="1">
+      <w:hyperlink w:anchor="_Toc241781490" w:history="1">
         <w:r>
           <w:rPr>
             <w:rStyle w:val="Hyperlink"/>
@@ -1430,7 +1430,7 @@
             <w:noProof/>
             <w:webHidden/>
           </w:rPr>
-          <w:instrText xml:space="preserve"> PAGEREF _Toc222068450 \h </w:instrText>
+          <w:instrText xml:space="preserve"> PAGEREF _Toc241781490 \h </w:instrText>
         </w:r>
         <w:r>
           <w:rPr>
@@ -1470,27 +1470,13 @@
           <w:sz w:val="22"/>
         </w:rPr>
       </w:pPr>
-      <w:hyperlink w:anchor="_Toc222068451" w:history="1">
+      <w:hyperlink w:anchor="_Toc241781491" w:history="1">
         <w:r>
           <w:rPr>
             <w:rStyle w:val="Hyperlink"/>
             <w:noProof/>
           </w:rPr>
-          <w:t>The</w:t>
-        </w:r>
-        <w:r>
-          <w:rPr>
-            <w:rStyle w:val="Hyperlink"/>
-            <w:noProof/>
-          </w:rPr>
-          <w:t xml:space="preserve"> </w:t>
-        </w:r>
-        <w:r>
-          <w:rPr>
-            <w:rStyle w:val="Hyperlink"/>
-            <w:noProof/>
-          </w:rPr>
-          <w:t>Air Continent</w:t>
+          <w:t>The Air Continent</w:t>
         </w:r>
         <w:r>
           <w:rPr>
@@ -1511,7 +1497,7 @@
             <w:noProof/>
             <w:webHidden/>
           </w:rPr>
-          <w:instrText xml:space="preserve"> PAGEREF _Toc222068451 \h </w:instrText>
+          <w:instrText xml:space="preserve"> PAGEREF _Toc241781491 \h </w:instrText>
         </w:r>
         <w:r>
           <w:rPr>
@@ -1551,7 +1537,7 @@
           <w:sz w:val="22"/>
         </w:rPr>
       </w:pPr>
-      <w:hyperlink w:anchor="_Toc222068452" w:history="1">
+      <w:hyperlink w:anchor="_Toc241781492" w:history="1">
         <w:r>
           <w:rPr>
             <w:rStyle w:val="Hyperlink"/>
@@ -1578,7 +1564,7 @@
             <w:noProof/>
             <w:webHidden/>
           </w:rPr>
-          <w:instrText xml:space="preserve"> PAGEREF _Toc222068452 \h </w:instrText>
+          <w:instrText xml:space="preserve"> PAGEREF _Toc241781492 \h </w:instrText>
         </w:r>
         <w:r>
           <w:rPr>
@@ -1618,7 +1604,7 @@
           <w:sz w:val="22"/>
         </w:rPr>
       </w:pPr>
-      <w:hyperlink w:anchor="_Toc222068453" w:history="1">
+      <w:hyperlink w:anchor="_Toc241781493" w:history="1">
         <w:r>
           <w:rPr>
             <w:rStyle w:val="Hyperlink"/>
@@ -1645,7 +1631,7 @@
             <w:noProof/>
             <w:webHidden/>
           </w:rPr>
-          <w:instrText xml:space="preserve"> PAGEREF _Toc222068453 \h </w:instrText>
+          <w:instrText xml:space="preserve"> PAGEREF _Toc241781493 \h </w:instrText>
         </w:r>
         <w:r>
           <w:rPr>
@@ -1678,9 +1664,144 @@
     </w:p>
     <w:p>
       <w:pPr>
+        <w:pStyle w:val="TOC2"/>
+        <w:rPr>
+          <w:rFonts w:asciiTheme="minorHAnsi" w:eastAsiaTheme="minorEastAsia" w:hAnsiTheme="minorHAnsi" w:cstheme="minorBidi"/>
+          <w:noProof/>
+          <w:sz w:val="22"/>
+        </w:rPr>
+      </w:pPr>
+      <w:hyperlink w:anchor="_Toc241781494" w:history="1">
+        <w:r>
+          <w:rPr>
+            <w:rStyle w:val="Hyperlink"/>
+            <w:noProof/>
+          </w:rPr>
+          <w:t>Tying up Loose ends</w:t>
+        </w:r>
+        <w:r>
+          <w:rPr>
+            <w:noProof/>
+            <w:webHidden/>
+          </w:rPr>
+          <w:tab/>
+        </w:r>
+        <w:r>
+          <w:rPr>
+            <w:noProof/>
+            <w:webHidden/>
+          </w:rPr>
+          <w:fldChar w:fldCharType="begin"/>
+        </w:r>
+        <w:r>
+          <w:rPr>
+            <w:noProof/>
+            <w:webHidden/>
+          </w:rPr>
+          <w:instrText xml:space="preserve"> PAGEREF _Toc241781494 \h </w:instrText>
+        </w:r>
+        <w:r>
+          <w:rPr>
+            <w:noProof/>
+            <w:webHidden/>
+          </w:rPr>
+        </w:r>
+        <w:r>
+          <w:rPr>
+            <w:noProof/>
+            <w:webHidden/>
+          </w:rPr>
+          <w:fldChar w:fldCharType="separate"/>
+        </w:r>
+        <w:r>
+          <w:rPr>
+            <w:noProof/>
+            <w:webHidden/>
+          </w:rPr>
+          <w:t>335</w:t>
+        </w:r>
+        <w:r>
+          <w:rPr>
+            <w:noProof/>
+            <w:webHidden/>
+          </w:rPr>
+          <w:fldChar w:fldCharType="end"/>
+        </w:r>
+      </w:hyperlink>
+    </w:p>
+    <w:p>
+      <w:pPr>
+        <w:pStyle w:val="TOC2"/>
+        <w:rPr>
+          <w:rFonts w:asciiTheme="minorHAnsi" w:eastAsiaTheme="minorEastAsia" w:hAnsiTheme="minorHAnsi" w:cstheme="minorBidi"/>
+          <w:noProof/>
+          <w:sz w:val="22"/>
+        </w:rPr>
+      </w:pPr>
+      <w:hyperlink w:anchor="_Toc241781495" w:history="1">
+        <w:r>
+          <w:rPr>
+            <w:rStyle w:val="Hyperlink"/>
+            <w:noProof/>
+          </w:rPr>
+          <w:t>Wedding Bells</w:t>
+        </w:r>
+        <w:r>
+          <w:rPr>
+            <w:noProof/>
+            <w:webHidden/>
+          </w:rPr>
+          <w:tab/>
+        </w:r>
+        <w:r>
+          <w:rPr>
+            <w:noProof/>
+            <w:webHidden/>
+          </w:rPr>
+          <w:fldChar w:fldCharType="begin"/>
+        </w:r>
+        <w:r>
+          <w:rPr>
+            <w:noProof/>
+            <w:webHidden/>
+          </w:rPr>
+          <w:instrText xml:space="preserve"> PAGEREF _Toc241781495 \h </w:instrText>
+        </w:r>
+        <w:r>
+          <w:rPr>
+            <w:noProof/>
+            <w:webHidden/>
+          </w:rPr>
+        </w:r>
+        <w:r>
+          <w:rPr>
+            <w:noProof/>
+            <w:webHidden/>
+          </w:rPr>
+          <w:fldChar w:fldCharType="separate"/>
+        </w:r>
+        <w:r>
+          <w:rPr>
+            <w:noProof/>
+            <w:webHidden/>
+          </w:rPr>
+          <w:t>339</w:t>
+        </w:r>
+        <w:r>
+          <w:rPr>
+            <w:noProof/>
+            <w:webHidden/>
+          </w:rPr>
+          <w:fldChar w:fldCharType="end"/>
+        </w:r>
+      </w:hyperlink>
+    </w:p>
+    <w:p>
+      <w:pPr>
         <w:jc w:val="center"/>
       </w:pPr>
       <w:r>
+        <w:lastRenderedPageBreak/>
         <w:fldChar w:fldCharType="end"/>
       </w:r>
     </w:p>
@@ -1720,7 +1841,7 @@
       <w:pPr>
         <w:pStyle w:val="H2"/>
       </w:pPr>
-      <w:bookmarkStart w:id="0" w:name="_Toc222068434"/>
+      <w:bookmarkStart w:id="0" w:name="_Toc241781474"/>
       <w:r>
         <w:lastRenderedPageBreak/>
         <w:t>The Local Boss</w:t>
@@ -2269,7 +2390,7 @@
       <w:pPr>
         <w:pStyle w:val="H2"/>
       </w:pPr>
-      <w:bookmarkStart w:id="1" w:name="_Toc222068435"/>
+      <w:bookmarkStart w:id="1" w:name="_Toc241781475"/>
       <w:r>
         <w:lastRenderedPageBreak/>
         <w:t>The Rescue(s)</w:t>
@@ -2869,7 +2990,7 @@
                     <a:blip r:embed="rId18">
                       <a:extLst>
                         <a:ext uri="{28A0092B-C50C-407E-A947-70E740481C1C}">
-                          <a14:useLocalDpi xmlns:arto="http://schemas.microsoft.com/office/word/2006/arto" xmlns="" xmlns:wpc="http://schemas.microsoft.com/office/word/2010/wordprocessingCanvas" xmlns:cx="http://schemas.microsoft.com/office/drawing/2014/chartex" xmlns:cx1="http://schemas.microsoft.com/office/drawing/2015/9/8/chartex" xmlns:cx2="http://schemas.microsoft.com/office/drawing/2015/10/21/chartex" xmlns:cx3="http://schemas.microsoft.com/office/drawing/2016/5/9/chartex" xmlns:cx4="http://schemas.microsoft.com/office/drawing/2016/5/10/chartex" xmlns:cx5="http://schemas.microsoft.com/office/drawing/2016/5/11/chartex" xmlns:cx6="http://schemas.microsoft.com/office/drawing/2016/5/12/chartex" xmlns:cx7="http://schemas.microsoft.com/office/drawing/2016/5/13/chartex" xmlns:cx8="http://schemas.microsoft.com/office/drawing/2016/5/14/chartex" xmlns:mc="http://schemas.openxmlformats.org/markup-compatibility/2006" xmlns:aink="http://schemas.microsoft.com/office/drawing/2016/ink" xmlns:o="urn:schemas-microsoft-com:office:office" xmlns:v="urn:schemas-microsoft-com:vml" xmlns:wp14="http://schemas.microsoft.com/office/word/2010/wordprocessingDrawing" xmlns:w10="urn:schemas-microsoft-com:office:word" xmlns:w="http://schemas.openxmlformats.org/wordprocessingml/2006/main" xmlns:w14="http://schemas.microsoft.com/office/word/2010/wordml" xmlns:w15="http://schemas.microsoft.com/office/word/2012/wordml" xmlns:w16se="http://schemas.microsoft.com/office/word/2015/wordml/symex" xmlns:wpg="http://schemas.microsoft.com/office/word/2010/wordprocessingGroup" xmlns:wpi="http://schemas.microsoft.com/office/word/2010/wordprocessingInk" xmlns:wps="http://schemas.microsoft.com/office/word/2010/wordprocessingShape" xmlns:a14="http://schemas.microsoft.com/office/drawing/2010/main" val="0"/>
+                          <a14:useLocalDpi xmlns:a14="http://schemas.microsoft.com/office/drawing/2010/main" xmlns:wps="http://schemas.microsoft.com/office/word/2010/wordprocessingShape" xmlns:wpi="http://schemas.microsoft.com/office/word/2010/wordprocessingInk" xmlns:wpg="http://schemas.microsoft.com/office/word/2010/wordprocessingGroup" xmlns:w16se="http://schemas.microsoft.com/office/word/2015/wordml/symex" xmlns:w15="http://schemas.microsoft.com/office/word/2012/wordml" xmlns:w14="http://schemas.microsoft.com/office/word/2010/wordml" xmlns:w="http://schemas.openxmlformats.org/wordprocessingml/2006/main" xmlns:w10="urn:schemas-microsoft-com:office:word" xmlns:wp14="http://schemas.microsoft.com/office/word/2010/wordprocessingDrawing" xmlns:v="urn:schemas-microsoft-com:vml" xmlns:o="urn:schemas-microsoft-com:office:office" xmlns:aink="http://schemas.microsoft.com/office/drawing/2016/ink" xmlns:mc="http://schemas.openxmlformats.org/markup-compatibility/2006" xmlns:cx8="http://schemas.microsoft.com/office/drawing/2016/5/14/chartex" xmlns:cx7="http://schemas.microsoft.com/office/drawing/2016/5/13/chartex" xmlns:cx6="http://schemas.microsoft.com/office/drawing/2016/5/12/chartex" xmlns:cx5="http://schemas.microsoft.com/office/drawing/2016/5/11/chartex" xmlns:cx4="http://schemas.microsoft.com/office/drawing/2016/5/10/chartex" xmlns:cx3="http://schemas.microsoft.com/office/drawing/2016/5/9/chartex" xmlns:cx2="http://schemas.microsoft.com/office/drawing/2015/10/21/chartex" xmlns:cx1="http://schemas.microsoft.com/office/drawing/2015/9/8/chartex" xmlns:cx="http://schemas.microsoft.com/office/drawing/2014/chartex" xmlns:wpc="http://schemas.microsoft.com/office/word/2010/wordprocessingCanvas" xmlns="" xmlns:arto="http://schemas.microsoft.com/office/word/2006/arto" val="0"/>
                         </a:ext>
                       </a:extLst>
                     </a:blip>
@@ -3653,7 +3774,7 @@
                     <a:blip r:embed="rId18">
                       <a:extLst>
                         <a:ext uri="{28A0092B-C50C-407E-A947-70E740481C1C}">
-                          <a14:useLocalDpi xmlns:arto="http://schemas.microsoft.com/office/word/2006/arto" xmlns="" xmlns:wpc="http://schemas.microsoft.com/office/word/2010/wordprocessingCanvas" xmlns:cx="http://schemas.microsoft.com/office/drawing/2014/chartex" xmlns:cx1="http://schemas.microsoft.com/office/drawing/2015/9/8/chartex" xmlns:cx2="http://schemas.microsoft.com/office/drawing/2015/10/21/chartex" xmlns:cx3="http://schemas.microsoft.com/office/drawing/2016/5/9/chartex" xmlns:cx4="http://schemas.microsoft.com/office/drawing/2016/5/10/chartex" xmlns:cx5="http://schemas.microsoft.com/office/drawing/2016/5/11/chartex" xmlns:cx6="http://schemas.microsoft.com/office/drawing/2016/5/12/chartex" xmlns:cx7="http://schemas.microsoft.com/office/drawing/2016/5/13/chartex" xmlns:cx8="http://schemas.microsoft.com/office/drawing/2016/5/14/chartex" xmlns:mc="http://schemas.openxmlformats.org/markup-compatibility/2006" xmlns:aink="http://schemas.microsoft.com/office/drawing/2016/ink" xmlns:o="urn:schemas-microsoft-com:office:office" xmlns:v="urn:schemas-microsoft-com:vml" xmlns:wp14="http://schemas.microsoft.com/office/word/2010/wordprocessingDrawing" xmlns:w10="urn:schemas-microsoft-com:office:word" xmlns:w="http://schemas.openxmlformats.org/wordprocessingml/2006/main" xmlns:w14="http://schemas.microsoft.com/office/word/2010/wordml" xmlns:w15="http://schemas.microsoft.com/office/word/2012/wordml" xmlns:w16se="http://schemas.microsoft.com/office/word/2015/wordml/symex" xmlns:wpg="http://schemas.microsoft.com/office/word/2010/wordprocessingGroup" xmlns:wpi="http://schemas.microsoft.com/office/word/2010/wordprocessingInk" xmlns:wps="http://schemas.microsoft.com/office/word/2010/wordprocessingShape" xmlns:a14="http://schemas.microsoft.com/office/drawing/2010/main" val="0"/>
+                          <a14:useLocalDpi xmlns:a14="http://schemas.microsoft.com/office/drawing/2010/main" xmlns:wps="http://schemas.microsoft.com/office/word/2010/wordprocessingShape" xmlns:wpi="http://schemas.microsoft.com/office/word/2010/wordprocessingInk" xmlns:wpg="http://schemas.microsoft.com/office/word/2010/wordprocessingGroup" xmlns:w16se="http://schemas.microsoft.com/office/word/2015/wordml/symex" xmlns:w15="http://schemas.microsoft.com/office/word/2012/wordml" xmlns:w14="http://schemas.microsoft.com/office/word/2010/wordml" xmlns:w="http://schemas.openxmlformats.org/wordprocessingml/2006/main" xmlns:w10="urn:schemas-microsoft-com:office:word" xmlns:wp14="http://schemas.microsoft.com/office/word/2010/wordprocessingDrawing" xmlns:v="urn:schemas-microsoft-com:vml" xmlns:o="urn:schemas-microsoft-com:office:office" xmlns:aink="http://schemas.microsoft.com/office/drawing/2016/ink" xmlns:mc="http://schemas.openxmlformats.org/markup-compatibility/2006" xmlns:cx8="http://schemas.microsoft.com/office/drawing/2016/5/14/chartex" xmlns:cx7="http://schemas.microsoft.com/office/drawing/2016/5/13/chartex" xmlns:cx6="http://schemas.microsoft.com/office/drawing/2016/5/12/chartex" xmlns:cx5="http://schemas.microsoft.com/office/drawing/2016/5/11/chartex" xmlns:cx4="http://schemas.microsoft.com/office/drawing/2016/5/10/chartex" xmlns:cx3="http://schemas.microsoft.com/office/drawing/2016/5/9/chartex" xmlns:cx2="http://schemas.microsoft.com/office/drawing/2015/10/21/chartex" xmlns:cx1="http://schemas.microsoft.com/office/drawing/2015/9/8/chartex" xmlns:cx="http://schemas.microsoft.com/office/drawing/2014/chartex" xmlns:wpc="http://schemas.microsoft.com/office/word/2010/wordprocessingCanvas" xmlns="" xmlns:arto="http://schemas.microsoft.com/office/word/2006/arto" val="0"/>
                         </a:ext>
                       </a:extLst>
                     </a:blip>
@@ -4558,7 +4679,7 @@
                     <a:blip r:embed="rId18">
                       <a:extLst>
                         <a:ext uri="{28A0092B-C50C-407E-A947-70E740481C1C}">
-                          <a14:useLocalDpi xmlns:arto="http://schemas.microsoft.com/office/word/2006/arto" xmlns="" xmlns:wpc="http://schemas.microsoft.com/office/word/2010/wordprocessingCanvas" xmlns:cx="http://schemas.microsoft.com/office/drawing/2014/chartex" xmlns:cx1="http://schemas.microsoft.com/office/drawing/2015/9/8/chartex" xmlns:cx2="http://schemas.microsoft.com/office/drawing/2015/10/21/chartex" xmlns:cx3="http://schemas.microsoft.com/office/drawing/2016/5/9/chartex" xmlns:cx4="http://schemas.microsoft.com/office/drawing/2016/5/10/chartex" xmlns:cx5="http://schemas.microsoft.com/office/drawing/2016/5/11/chartex" xmlns:cx6="http://schemas.microsoft.com/office/drawing/2016/5/12/chartex" xmlns:cx7="http://schemas.microsoft.com/office/drawing/2016/5/13/chartex" xmlns:cx8="http://schemas.microsoft.com/office/drawing/2016/5/14/chartex" xmlns:mc="http://schemas.openxmlformats.org/markup-compatibility/2006" xmlns:aink="http://schemas.microsoft.com/office/drawing/2016/ink" xmlns:o="urn:schemas-microsoft-com:office:office" xmlns:v="urn:schemas-microsoft-com:vml" xmlns:wp14="http://schemas.microsoft.com/office/word/2010/wordprocessingDrawing" xmlns:w10="urn:schemas-microsoft-com:office:word" xmlns:w="http://schemas.openxmlformats.org/wordprocessingml/2006/main" xmlns:w14="http://schemas.microsoft.com/office/word/2010/wordml" xmlns:w15="http://schemas.microsoft.com/office/word/2012/wordml" xmlns:w16se="http://schemas.microsoft.com/office/word/2015/wordml/symex" xmlns:wpg="http://schemas.microsoft.com/office/word/2010/wordprocessingGroup" xmlns:wpi="http://schemas.microsoft.com/office/word/2010/wordprocessingInk" xmlns:wps="http://schemas.microsoft.com/office/word/2010/wordprocessingShape" xmlns:a14="http://schemas.microsoft.com/office/drawing/2010/main" val="0"/>
+                          <a14:useLocalDpi xmlns:a14="http://schemas.microsoft.com/office/drawing/2010/main" xmlns:wps="http://schemas.microsoft.com/office/word/2010/wordprocessingShape" xmlns:wpi="http://schemas.microsoft.com/office/word/2010/wordprocessingInk" xmlns:wpg="http://schemas.microsoft.com/office/word/2010/wordprocessingGroup" xmlns:w16se="http://schemas.microsoft.com/office/word/2015/wordml/symex" xmlns:w15="http://schemas.microsoft.com/office/word/2012/wordml" xmlns:w14="http://schemas.microsoft.com/office/word/2010/wordml" xmlns:w="http://schemas.openxmlformats.org/wordprocessingml/2006/main" xmlns:w10="urn:schemas-microsoft-com:office:word" xmlns:wp14="http://schemas.microsoft.com/office/word/2010/wordprocessingDrawing" xmlns:v="urn:schemas-microsoft-com:vml" xmlns:o="urn:schemas-microsoft-com:office:office" xmlns:aink="http://schemas.microsoft.com/office/drawing/2016/ink" xmlns:mc="http://schemas.openxmlformats.org/markup-compatibility/2006" xmlns:cx8="http://schemas.microsoft.com/office/drawing/2016/5/14/chartex" xmlns:cx7="http://schemas.microsoft.com/office/drawing/2016/5/13/chartex" xmlns:cx6="http://schemas.microsoft.com/office/drawing/2016/5/12/chartex" xmlns:cx5="http://schemas.microsoft.com/office/drawing/2016/5/11/chartex" xmlns:cx4="http://schemas.microsoft.com/office/drawing/2016/5/10/chartex" xmlns:cx3="http://schemas.microsoft.com/office/drawing/2016/5/9/chartex" xmlns:cx2="http://schemas.microsoft.com/office/drawing/2015/10/21/chartex" xmlns:cx1="http://schemas.microsoft.com/office/drawing/2015/9/8/chartex" xmlns:cx="http://schemas.microsoft.com/office/drawing/2014/chartex" xmlns:wpc="http://schemas.microsoft.com/office/word/2010/wordprocessingCanvas" xmlns="" xmlns:arto="http://schemas.microsoft.com/office/word/2006/arto" val="0"/>
                         </a:ext>
                       </a:extLst>
                     </a:blip>
@@ -5171,7 +5292,7 @@
                     <a:blip r:embed="rId18">
                       <a:extLst>
                         <a:ext uri="{28A0092B-C50C-407E-A947-70E740481C1C}">
-                          <a14:useLocalDpi xmlns:arto="http://schemas.microsoft.com/office/word/2006/arto" xmlns="" xmlns:wpc="http://schemas.microsoft.com/office/word/2010/wordprocessingCanvas" xmlns:cx="http://schemas.microsoft.com/office/drawing/2014/chartex" xmlns:cx1="http://schemas.microsoft.com/office/drawing/2015/9/8/chartex" xmlns:cx2="http://schemas.microsoft.com/office/drawing/2015/10/21/chartex" xmlns:cx3="http://schemas.microsoft.com/office/drawing/2016/5/9/chartex" xmlns:cx4="http://schemas.microsoft.com/office/drawing/2016/5/10/chartex" xmlns:cx5="http://schemas.microsoft.com/office/drawing/2016/5/11/chartex" xmlns:cx6="http://schemas.microsoft.com/office/drawing/2016/5/12/chartex" xmlns:cx7="http://schemas.microsoft.com/office/drawing/2016/5/13/chartex" xmlns:cx8="http://schemas.microsoft.com/office/drawing/2016/5/14/chartex" xmlns:mc="http://schemas.openxmlformats.org/markup-compatibility/2006" xmlns:aink="http://schemas.microsoft.com/office/drawing/2016/ink" xmlns:o="urn:schemas-microsoft-com:office:office" xmlns:v="urn:schemas-microsoft-com:vml" xmlns:wp14="http://schemas.microsoft.com/office/word/2010/wordprocessingDrawing" xmlns:w10="urn:schemas-microsoft-com:office:word" xmlns:w="http://schemas.openxmlformats.org/wordprocessingml/2006/main" xmlns:w14="http://schemas.microsoft.com/office/word/2010/wordml" xmlns:w15="http://schemas.microsoft.com/office/word/2012/wordml" xmlns:w16se="http://schemas.microsoft.com/office/word/2015/wordml/symex" xmlns:wpg="http://schemas.microsoft.com/office/word/2010/wordprocessingGroup" xmlns:wpi="http://schemas.microsoft.com/office/word/2010/wordprocessingInk" xmlns:wps="http://schemas.microsoft.com/office/word/2010/wordprocessingShape" xmlns:a14="http://schemas.microsoft.com/office/drawing/2010/main" val="0"/>
+                          <a14:useLocalDpi xmlns:a14="http://schemas.microsoft.com/office/drawing/2010/main" xmlns:wps="http://schemas.microsoft.com/office/word/2010/wordprocessingShape" xmlns:wpi="http://schemas.microsoft.com/office/word/2010/wordprocessingInk" xmlns:wpg="http://schemas.microsoft.com/office/word/2010/wordprocessingGroup" xmlns:w16se="http://schemas.microsoft.com/office/word/2015/wordml/symex" xmlns:w15="http://schemas.microsoft.com/office/word/2012/wordml" xmlns:w14="http://schemas.microsoft.com/office/word/2010/wordml" xmlns:w="http://schemas.openxmlformats.org/wordprocessingml/2006/main" xmlns:w10="urn:schemas-microsoft-com:office:word" xmlns:wp14="http://schemas.microsoft.com/office/word/2010/wordprocessingDrawing" xmlns:v="urn:schemas-microsoft-com:vml" xmlns:o="urn:schemas-microsoft-com:office:office" xmlns:aink="http://schemas.microsoft.com/office/drawing/2016/ink" xmlns:mc="http://schemas.openxmlformats.org/markup-compatibility/2006" xmlns:cx8="http://schemas.microsoft.com/office/drawing/2016/5/14/chartex" xmlns:cx7="http://schemas.microsoft.com/office/drawing/2016/5/13/chartex" xmlns:cx6="http://schemas.microsoft.com/office/drawing/2016/5/12/chartex" xmlns:cx5="http://schemas.microsoft.com/office/drawing/2016/5/11/chartex" xmlns:cx4="http://schemas.microsoft.com/office/drawing/2016/5/10/chartex" xmlns:cx3="http://schemas.microsoft.com/office/drawing/2016/5/9/chartex" xmlns:cx2="http://schemas.microsoft.com/office/drawing/2015/10/21/chartex" xmlns:cx1="http://schemas.microsoft.com/office/drawing/2015/9/8/chartex" xmlns:cx="http://schemas.microsoft.com/office/drawing/2014/chartex" xmlns:wpc="http://schemas.microsoft.com/office/word/2010/wordprocessingCanvas" xmlns="" xmlns:arto="http://schemas.microsoft.com/office/word/2006/arto" val="0"/>
                         </a:ext>
                       </a:extLst>
                     </a:blip>
@@ -11868,7 +11989,7 @@
       <w:pPr>
         <w:pStyle w:val="H2"/>
       </w:pPr>
-      <w:bookmarkStart w:id="2" w:name="_Toc222068436"/>
+      <w:bookmarkStart w:id="2" w:name="_Toc241781476"/>
       <w:r>
         <w:lastRenderedPageBreak/>
         <w:t>A Peasant’s Life</w:t>
@@ -20929,7 +21050,7 @@
       <w:pPr>
         <w:pStyle w:val="H2"/>
       </w:pPr>
-      <w:bookmarkStart w:id="3" w:name="_Toc222068437"/>
+      <w:bookmarkStart w:id="3" w:name="_Toc241781477"/>
       <w:r>
         <w:lastRenderedPageBreak/>
         <w:t xml:space="preserve">Birthday for the </w:t>
@@ -23626,7 +23747,7 @@
       <w:pPr>
         <w:pStyle w:val="H2"/>
       </w:pPr>
-      <w:bookmarkStart w:id="4" w:name="_Toc222068438"/>
+      <w:bookmarkStart w:id="4" w:name="_Toc241781478"/>
       <w:r>
         <w:lastRenderedPageBreak/>
         <w:t>Battle of the Best</w:t>
@@ -28375,7 +28496,7 @@
       <w:pPr>
         <w:pStyle w:val="H2"/>
       </w:pPr>
-      <w:bookmarkStart w:id="5" w:name="_Toc222068439"/>
+      <w:bookmarkStart w:id="5" w:name="_Toc241781479"/>
       <w:r>
         <w:lastRenderedPageBreak/>
         <w:t>Not Again</w:t>
@@ -29617,7 +29738,7 @@
       <w:pPr>
         <w:pStyle w:val="H2"/>
       </w:pPr>
-      <w:bookmarkStart w:id="6" w:name="_Toc222068440"/>
+      <w:bookmarkStart w:id="6" w:name="_Toc241781480"/>
       <w:r>
         <w:lastRenderedPageBreak/>
         <w:t>A Foreign Country</w:t>
@@ -32565,7 +32686,7 @@
       <w:pPr>
         <w:pStyle w:val="H2"/>
       </w:pPr>
-      <w:bookmarkStart w:id="7" w:name="_Toc222068441"/>
+      <w:bookmarkStart w:id="7" w:name="_Toc241781481"/>
       <w:r>
         <w:lastRenderedPageBreak/>
         <w:t>A New Journey</w:t>
@@ -38700,7 +38821,7 @@
       <w:pPr>
         <w:pStyle w:val="H2"/>
       </w:pPr>
-      <w:bookmarkStart w:id="8" w:name="_Toc222068442"/>
+      <w:bookmarkStart w:id="8" w:name="_Toc241781482"/>
       <w:r>
         <w:lastRenderedPageBreak/>
         <w:t xml:space="preserve">The </w:t>
@@ -42326,7 +42447,7 @@
       <w:pPr>
         <w:pStyle w:val="H2"/>
       </w:pPr>
-      <w:bookmarkStart w:id="9" w:name="_Toc222068443"/>
+      <w:bookmarkStart w:id="9" w:name="_Toc241781483"/>
       <w:r>
         <w:lastRenderedPageBreak/>
         <w:t>War</w:t>
@@ -47427,7 +47548,7 @@
       <w:pPr>
         <w:pStyle w:val="H2"/>
       </w:pPr>
-      <w:bookmarkStart w:id="10" w:name="_Toc222068444"/>
+      <w:bookmarkStart w:id="10" w:name="_Toc241781484"/>
       <w:r>
         <w:lastRenderedPageBreak/>
         <w:t>New Adventures</w:t>
@@ -49508,7 +49629,7 @@
       <w:pPr>
         <w:pStyle w:val="H2"/>
       </w:pPr>
-      <w:bookmarkStart w:id="11" w:name="_Toc222068445"/>
+      <w:bookmarkStart w:id="11" w:name="_Toc241781485"/>
       <w:r>
         <w:lastRenderedPageBreak/>
         <w:t xml:space="preserve">The </w:t>
@@ -52603,7 +52724,7 @@
       <w:pPr>
         <w:pStyle w:val="H2"/>
       </w:pPr>
-      <w:bookmarkStart w:id="12" w:name="_Toc222068446"/>
+      <w:bookmarkStart w:id="12" w:name="_Toc241781486"/>
       <w:r>
         <w:lastRenderedPageBreak/>
         <w:t>Blaze</w:t>
@@ -54226,7 +54347,7 @@
       <w:pPr>
         <w:pStyle w:val="H2"/>
       </w:pPr>
-      <w:bookmarkStart w:id="13" w:name="_Toc222068447"/>
+      <w:bookmarkStart w:id="13" w:name="_Toc241781487"/>
       <w:r>
         <w:lastRenderedPageBreak/>
         <w:t>Melba Toast</w:t>
@@ -55805,7 +55926,7 @@
       <w:pPr>
         <w:pStyle w:val="H2"/>
       </w:pPr>
-      <w:bookmarkStart w:id="14" w:name="_Toc222068448"/>
+      <w:bookmarkStart w:id="14" w:name="_Toc241781488"/>
       <w:r>
         <w:lastRenderedPageBreak/>
         <w:t>White Tiger</w:t>
@@ -56928,7 +57049,7 @@
       <w:pPr>
         <w:pStyle w:val="H2"/>
       </w:pPr>
-      <w:bookmarkStart w:id="15" w:name="_Toc222068449"/>
+      <w:bookmarkStart w:id="15" w:name="_Toc241781489"/>
       <w:r>
         <w:lastRenderedPageBreak/>
         <w:t>Vermilion Bird</w:t>
@@ -58735,7 +58856,7 @@
       <w:pPr>
         <w:pStyle w:val="H2"/>
       </w:pPr>
-      <w:bookmarkStart w:id="16" w:name="_Toc222068450"/>
+      <w:bookmarkStart w:id="16" w:name="_Toc241781490"/>
       <w:r>
         <w:lastRenderedPageBreak/>
         <w:t>Hell is Murky</w:t>
@@ -59836,7 +59957,7 @@
       <w:pPr>
         <w:pStyle w:val="H2"/>
       </w:pPr>
-      <w:bookmarkStart w:id="17" w:name="_Toc222068451"/>
+      <w:bookmarkStart w:id="17" w:name="_Toc241781491"/>
       <w:r>
         <w:lastRenderedPageBreak/>
         <w:t xml:space="preserve">The </w:t>
@@ -62413,7 +62534,7 @@
       <w:pPr>
         <w:pStyle w:val="H2"/>
       </w:pPr>
-      <w:bookmarkStart w:id="18" w:name="_Toc222068452"/>
+      <w:bookmarkStart w:id="18" w:name="_Toc241781492"/>
       <w:r>
         <w:lastRenderedPageBreak/>
         <w:t>The Earth Continent</w:t>
@@ -65799,7 +65920,7 @@
         <w:pStyle w:val="H2"/>
       </w:pPr>
       <w:bookmarkStart w:id="19" w:name="_Toc523766418"/>
-      <w:bookmarkStart w:id="20" w:name="_Toc222068453"/>
+      <w:bookmarkStart w:id="20" w:name="_Toc241781493"/>
       <w:r>
         <w:lastRenderedPageBreak/>
         <w:t>Emperor</w:t>
@@ -66614,7 +66735,13 @@
         <w:pStyle w:val="Quote2"/>
       </w:pPr>
       <w:r>
-        <w:t>“Dearly Beloved, we are gathered here today in the presence of these witnesses, to join Prince Branden and Princess Annie in matrimony, which is commended to be honorable among all; and therefore – is not by any – to be entered into unadvisedly or lightly – but reverently, discreetly, advisedly and solemnly.</w:t>
+        <w:t>“</w:t>
+      </w:r>
+      <w:r>
+        <w:t>Dearly beloved, we are gathered here today in the presence of these witnesses, to join Emperor Luke and Princess Annie in holy matrimony</w:t>
+      </w:r>
+      <w:r>
+        <w:t>.</w:t>
       </w:r>
     </w:p>
     <w:p>
@@ -66660,8 +66787,11 @@
     </w:p>
     <w:p>
       <w:r>
+        <w:t xml:space="preserve">“Ha-how did you come here? Teleportation stones can’t operate across political borders,” Brad stammered in astonishment. “By my </w:t>
+      </w:r>
+      <w:r>
         <w:lastRenderedPageBreak/>
-        <w:t>“Ha-how did you come here? Teleportation stones can’t operate across political borders,” Brad stammered in astonishment. “By my calculations you should have arrived by nightfall at the earliest. It doesn’t matter. As Annie said, it’s too late.”</w:t>
+        <w:t>calculations you should have arrived by nightfall at the earliest. It doesn’t matter. As Annie said, it’s too late.”</w:t>
       </w:r>
     </w:p>
     <w:p>
@@ -66711,15 +66841,12 @@
     </w:p>
     <w:p>
       <w:r>
-        <w:t xml:space="preserve">“Do you know how many warriors and wizards I had to use up to get to that stupid island? Not to mention going through that </w:t>
-      </w:r>
+        <w:t>“Do you know how many warriors and wizards I had to use up to get to that stupid island? Not to mention going through that cursed jungle. But it was worth it. All I had to do was put on a wig, some lipstick and a dress and she was fooled,” Brad laughed.</w:t>
+      </w:r>
+    </w:p>
+    <w:p>
       <w:r>
         <w:lastRenderedPageBreak/>
-        <w:t>cursed jungle. But it was worth it. All I had to do was put on a wig, some lipstick and a dress and she was fooled,” Brad laughed.</w:t>
-      </w:r>
-    </w:p>
-    <w:p>
-      <w:r>
         <w:t>Luke and Philip looked at each other and laughed.</w:t>
       </w:r>
     </w:p>
@@ -66802,12 +66929,12 @@
     </w:p>
     <w:p>
       <w:r>
+        <w:t>Carol dragged the family towards Luke. She also waved for the cleric to join them.</w:t>
+      </w:r>
+    </w:p>
+    <w:p>
+      <w:r>
         <w:lastRenderedPageBreak/>
-        <w:t>Carol dragged the family towards Luke. She also waved for the cleric to join them.</w:t>
-      </w:r>
-    </w:p>
-    <w:p>
-      <w:r>
         <w:t xml:space="preserve">“The four guardian spirits are required in order to take on the mantle of </w:t>
       </w:r>
       <w:r>
@@ -66898,20 +67025,17 @@
     </w:p>
     <w:p>
       <w:r>
-        <w:t xml:space="preserve">“Annie. I have your parents’ permission to marry you, as well as the permission of your brothers and sister. I am also a national </w:t>
-      </w:r>
+        <w:t>“Annie. I have your parents’ permission to marry you, as well as the permission of your brothers and sister. I am also a national hero, so there are no legal reasons not to marry me. Will you wed me and be my empress?”</w:t>
+      </w:r>
+    </w:p>
+    <w:p>
+      <w:r>
+        <w:t>“Say ‘yes’,” Gus said excitedly.</w:t>
+      </w:r>
+    </w:p>
+    <w:p>
       <w:r>
         <w:lastRenderedPageBreak/>
-        <w:t>hero, so there are no legal reasons not to marry me. Will you wed me and be my empress?”</w:t>
-      </w:r>
-    </w:p>
-    <w:p>
-      <w:r>
-        <w:t>“Say ‘yes’,” Gus said excitedly.</w:t>
-      </w:r>
-    </w:p>
-    <w:p>
-      <w:r>
         <w:t xml:space="preserve">Jane placed her hand on Annie’s shoulder and said, “Go ahead dear.” </w:t>
       </w:r>
     </w:p>
@@ -67151,45 +67275,45 @@
         <w:rPr>
           <w:rFonts w:asciiTheme="minorHAnsi" w:hAnsiTheme="minorHAnsi" w:cstheme="minorHAnsi"/>
         </w:rPr>
+        <w:t>“For the record, I never wanted to be emperor. The gods chose me for reasons of their own. Being emperor is a pain.</w:t>
+      </w:r>
+      <w:r>
+        <w:rPr>
+          <w:rFonts w:asciiTheme="minorHAnsi" w:hAnsiTheme="minorHAnsi" w:cstheme="minorHAnsi"/>
+        </w:rPr>
+        <w:t xml:space="preserve"> All the kings do is squabble</w:t>
+      </w:r>
+      <w:r>
+        <w:rPr>
+          <w:rFonts w:asciiTheme="minorHAnsi" w:hAnsiTheme="minorHAnsi" w:cstheme="minorHAnsi"/>
+        </w:rPr>
+        <w:t xml:space="preserve"> like children, forcing me to mediate their disputes.</w:t>
+      </w:r>
+    </w:p>
+    <w:p>
+      <w:pPr>
+        <w:rPr>
+          <w:rFonts w:asciiTheme="minorHAnsi" w:hAnsiTheme="minorHAnsi" w:cstheme="minorHAnsi"/>
+        </w:rPr>
+      </w:pPr>
+      <w:r>
+        <w:rPr>
+          <w:rFonts w:asciiTheme="minorHAnsi" w:hAnsiTheme="minorHAnsi" w:cstheme="minorHAnsi"/>
+        </w:rPr>
+        <w:t>“Although I admit the bed is amazing.”</w:t>
+      </w:r>
+    </w:p>
+    <w:p>
+      <w:pPr>
+        <w:rPr>
+          <w:rFonts w:asciiTheme="minorHAnsi" w:hAnsiTheme="minorHAnsi" w:cstheme="minorHAnsi"/>
+        </w:rPr>
+      </w:pPr>
+      <w:r>
+        <w:rPr>
+          <w:rFonts w:asciiTheme="minorHAnsi" w:hAnsiTheme="minorHAnsi" w:cstheme="minorHAnsi"/>
+        </w:rPr>
         <w:lastRenderedPageBreak/>
-        <w:t>“For the record, I never wanted to be emperor. The gods chose me for reasons of their own. Being emperor is a pain.</w:t>
-      </w:r>
-      <w:r>
-        <w:rPr>
-          <w:rFonts w:asciiTheme="minorHAnsi" w:hAnsiTheme="minorHAnsi" w:cstheme="minorHAnsi"/>
-        </w:rPr>
-        <w:t xml:space="preserve"> All the kings do is squabble</w:t>
-      </w:r>
-      <w:r>
-        <w:rPr>
-          <w:rFonts w:asciiTheme="minorHAnsi" w:hAnsiTheme="minorHAnsi" w:cstheme="minorHAnsi"/>
-        </w:rPr>
-        <w:t xml:space="preserve"> like children, forcing me to mediate their disputes.</w:t>
-      </w:r>
-    </w:p>
-    <w:p>
-      <w:pPr>
-        <w:rPr>
-          <w:rFonts w:asciiTheme="minorHAnsi" w:hAnsiTheme="minorHAnsi" w:cstheme="minorHAnsi"/>
-        </w:rPr>
-      </w:pPr>
-      <w:r>
-        <w:rPr>
-          <w:rFonts w:asciiTheme="minorHAnsi" w:hAnsiTheme="minorHAnsi" w:cstheme="minorHAnsi"/>
-        </w:rPr>
-        <w:t>“Although I admit the bed is amazing.”</w:t>
-      </w:r>
-    </w:p>
-    <w:p>
-      <w:pPr>
-        <w:rPr>
-          <w:rFonts w:asciiTheme="minorHAnsi" w:hAnsiTheme="minorHAnsi" w:cstheme="minorHAnsi"/>
-        </w:rPr>
-      </w:pPr>
-      <w:r>
-        <w:rPr>
-          <w:rFonts w:asciiTheme="minorHAnsi" w:hAnsiTheme="minorHAnsi" w:cstheme="minorHAnsi"/>
-        </w:rPr>
         <w:t>Luke paused and then added, “Everything became clear an hour ago, when I discovered that Annie was in love with me.”</w:t>
       </w:r>
     </w:p>
@@ -67388,10 +67512,12 @@
       <w:pPr>
         <w:pStyle w:val="H2"/>
       </w:pPr>
+      <w:bookmarkStart w:id="21" w:name="_Toc241781494"/>
       <w:r>
         <w:lastRenderedPageBreak/>
         <w:t>Tying up Loose ends</w:t>
       </w:r>
+      <w:bookmarkEnd w:id="21"/>
     </w:p>
     <w:p>
       <w:pPr>
@@ -67451,6 +67577,7 @@
         <w:rPr>
           <w:rFonts w:asciiTheme="minorHAnsi" w:hAnsiTheme="minorHAnsi" w:cstheme="minorHAnsi"/>
         </w:rPr>
+        <w:lastRenderedPageBreak/>
         <w:t>“Are you okay dear?” Jane asked worriedly.</w:t>
       </w:r>
     </w:p>
@@ -67684,7 +67811,6 @@
         <w:rPr>
           <w:noProof/>
         </w:rPr>
-        <w:lastRenderedPageBreak/>
         <w:drawing>
           <wp:inline distT="0" distB="0" distL="0" distR="0">
             <wp:extent cx="292972" cy="113169"/>
@@ -67788,6 +67914,7 @@
         <w:rPr>
           <w:rFonts w:asciiTheme="minorHAnsi" w:hAnsiTheme="minorHAnsi" w:cstheme="minorHAnsi"/>
         </w:rPr>
+        <w:lastRenderedPageBreak/>
         <w:t xml:space="preserve">“Hi everyone,” Luke said. “Yesterday I was informed that Annie was kidnapped and being forced to marry a </w:t>
       </w:r>
       <w:r>
@@ -67874,43 +68001,43 @@
     </w:p>
     <w:p>
       <w:r>
+        <w:t>Luke sighed and tapped his crest. The crest turned from Warrior to Emperor. “Yes King Cindy, I know who I am.”</w:t>
+      </w:r>
+    </w:p>
+    <w:p>
+      <w:r>
+        <w:t xml:space="preserve">Just like in the Furno kingdom, Cindy fell to the ground and said, </w:t>
+      </w:r>
+      <w:r>
+        <w:t>I pledge to you my undying loyalty.”</w:t>
+      </w:r>
+    </w:p>
+    <w:p>
+      <w:r>
+        <w:t>The other kings stood up</w:t>
+      </w:r>
+      <w:r>
+        <w:t>,</w:t>
+      </w:r>
+      <w:r>
+        <w:t xml:space="preserve"> bowed </w:t>
+      </w:r>
+      <w:r>
+        <w:t>and</w:t>
+      </w:r>
+      <w:r>
+        <w:t xml:space="preserve"> sw</w:t>
+      </w:r>
+      <w:r>
+        <w:t>ore</w:t>
+      </w:r>
+      <w:r>
+        <w:t xml:space="preserve"> loyalty.</w:t>
+      </w:r>
+    </w:p>
+    <w:p>
+      <w:r>
         <w:lastRenderedPageBreak/>
-        <w:t>Luke sighed and tapped his crest. The crest turned from Warrior to Emperor. “Yes King Cindy, I know who I am.”</w:t>
-      </w:r>
-    </w:p>
-    <w:p>
-      <w:r>
-        <w:t xml:space="preserve">Just like in the Furno kingdom, Cindy fell to the ground and said, </w:t>
-      </w:r>
-      <w:r>
-        <w:t>I pledge to you my undying loyalty.”</w:t>
-      </w:r>
-    </w:p>
-    <w:p>
-      <w:r>
-        <w:t>The other kings stood up</w:t>
-      </w:r>
-      <w:r>
-        <w:t>,</w:t>
-      </w:r>
-      <w:r>
-        <w:t xml:space="preserve"> bowed </w:t>
-      </w:r>
-      <w:r>
-        <w:t>and</w:t>
-      </w:r>
-      <w:r>
-        <w:t xml:space="preserve"> sw</w:t>
-      </w:r>
-      <w:r>
-        <w:t>ore</w:t>
-      </w:r>
-      <w:r>
-        <w:t xml:space="preserve"> loyalty.</w:t>
-      </w:r>
-    </w:p>
-    <w:p>
-      <w:r>
         <w:t>“</w:t>
       </w:r>
       <w:r>
@@ -68068,25 +68195,25 @@
     </w:p>
     <w:p>
       <w:r>
+        <w:t>“</w:t>
+      </w:r>
+      <w:r>
+        <w:t>It was the will of the gods that I be tested. For better or worse you became that instrument.</w:t>
+      </w:r>
+    </w:p>
+    <w:p>
+      <w:r>
+        <w:t>“You are now being tormented by guilt and regret. I know the feeling.”</w:t>
+      </w:r>
+    </w:p>
+    <w:p>
+      <w:r>
+        <w:t>Luke knelt in front of the man and opened his shirt.</w:t>
+      </w:r>
+    </w:p>
+    <w:p>
+      <w:r>
         <w:lastRenderedPageBreak/>
-        <w:t>“</w:t>
-      </w:r>
-      <w:r>
-        <w:t>It was the will of the gods that I be tested. For better or worse you became that instrument.</w:t>
-      </w:r>
-    </w:p>
-    <w:p>
-      <w:r>
-        <w:t>“You are now being tormented by guilt and regret. I know the feeling.”</w:t>
-      </w:r>
-    </w:p>
-    <w:p>
-      <w:r>
-        <w:t>Luke knelt in front of the man and opened his shirt.</w:t>
-      </w:r>
-    </w:p>
-    <w:p>
-      <w:r>
         <w:t>Gloman looked at the black rose with wide eyes.</w:t>
       </w:r>
     </w:p>
@@ -68194,9 +68321,11 @@
       <w:pPr>
         <w:pStyle w:val="H2"/>
       </w:pPr>
+      <w:bookmarkStart w:id="22" w:name="_Toc241781495"/>
       <w:r>
         <w:t>Wedding Bells</w:t>
       </w:r>
+      <w:bookmarkEnd w:id="22"/>
     </w:p>
     <w:p>
       <w:pPr>
@@ -68568,10 +68697,16 @@
         <w:t xml:space="preserve">Luke placed </w:t>
       </w:r>
       <w:r>
-        <w:t>Smelling salts</w:t>
-      </w:r>
-      <w:r>
-        <w:t xml:space="preserve"> under </w:t>
+        <w:t xml:space="preserve">Smelling </w:t>
+      </w:r>
+      <w:r>
+        <w:t>Salts</w:t>
+      </w:r>
+      <w:r>
+        <w:t xml:space="preserve"> </w:t>
+      </w:r>
+      <w:r>
+        <w:t xml:space="preserve">under </w:t>
       </w:r>
       <w:r>
         <w:t>Gertrude</w:t>
@@ -68598,7 +68733,13 @@
     </w:p>
     <w:p>
       <w:r>
-        <w:t>“I will hide my crest for the time being,” Luke said. “Let’s eat dinner.”</w:t>
+        <w:t>“I will hide my crest for the time being,” Luke said</w:t>
+      </w:r>
+      <w:r>
+        <w:t xml:space="preserve"> and tapped his crest</w:t>
+      </w:r>
+      <w:r>
+        <w:t>. “Let’s eat dinner.”</w:t>
       </w:r>
     </w:p>
     <w:p>
@@ -68629,6 +68770,7 @@
     </w:p>
     <w:p>
       <w:r>
+        <w:lastRenderedPageBreak/>
         <w:t>Gertrude</w:t>
       </w:r>
       <w:r>
@@ -68643,7 +68785,6 @@
     </w:p>
     <w:p>
       <w:r>
-        <w:lastRenderedPageBreak/>
         <w:t>After dinner ended, Luke said, “As I was saying before, Annie and I are getting married. I need you there as my only family. I want the kids there as flower girls and page boys.</w:t>
       </w:r>
       <w:r>
@@ -68761,18 +68902,41 @@
       <w:r>
         <w:t>Luke and Annie stepped into the cathedral of Hera, goddess of marriage, formally dressed for their wedding.</w:t>
       </w:r>
-    </w:p>
-    <w:p>
-      <w:r>
-        <w:t>Surrounding them were the page boys and flower girls from the orphanage. Also included were Carol and Gus.</w:t>
-      </w:r>
-    </w:p>
-    <w:p>
-      <w:r>
-        <w:t xml:space="preserve">Jessica and Mildred acted as Annie’s bride maids, while Philip acted as the </w:t>
-      </w:r>
-      <w:r>
-        <w:t>best man</w:t>
+      <w:r>
+        <w:t xml:space="preserve"> Prominent people of the world filled the pews, including royals, nobles, military brass, clerics, and other people.</w:t>
+      </w:r>
+    </w:p>
+    <w:p>
+      <w:r>
+        <w:t xml:space="preserve">The music started and Luke and Annie started down the aisle. </w:t>
+      </w:r>
+      <w:r>
+        <w:t>Following them like ducklings were the page boys and flower girls, including Carol and Gus.</w:t>
+      </w:r>
+    </w:p>
+    <w:p>
+      <w:r>
+        <w:t>Down the aisle they went with music playing. At the end of the aisle, the kids moved to the side and Luke and Annie moved forward, accompanied only by Annie’s bride</w:t>
+      </w:r>
+      <w:r>
+        <w:t xml:space="preserve"> </w:t>
+      </w:r>
+      <w:r>
+        <w:t>maids Jessica and Mildred, and Luke’s best man Philip.</w:t>
+      </w:r>
+    </w:p>
+    <w:p>
+      <w:r>
+        <w:t>John and Jane were in the VIP booth at the front row.</w:t>
+      </w:r>
+    </w:p>
+    <w:p>
+      <w:r>
+        <w:lastRenderedPageBreak/>
+        <w:t>The ceremony</w:t>
+      </w:r>
+      <w:r>
+        <w:t xml:space="preserve"> began</w:t>
       </w:r>
       <w:r>
         <w:t>.</w:t>
@@ -68780,25 +68944,328 @@
     </w:p>
     <w:p>
       <w:r>
-        <w:t>John and Jane were in the front in their special box.</w:t>
-      </w:r>
-    </w:p>
-    <w:p>
-      <w:r>
-        <w:t xml:space="preserve">And no, Monty wasn’t there. </w:t>
-      </w:r>
-      <w:r>
-        <w:t>He wasn’t suitable for this type of event, and he was happier being elsewhere.</w:t>
-      </w:r>
-    </w:p>
-    <w:p>
-      <w:r>
-        <w:t>The cathedral was filled with royalty, nobility, military brass, clerics, and other prominent people.</w:t>
-      </w:r>
-    </w:p>
-    <w:p>
-      <w:r>
-        <w:t>The music started and they proceeded forward.</w:t>
+        <w:t>Various prayers were offered to the various gods. Then Hera’s cleric said:</w:t>
+      </w:r>
+    </w:p>
+    <w:p>
+      <w:pPr>
+        <w:pStyle w:val="Quote2"/>
+      </w:pPr>
+      <w:r>
+        <w:t xml:space="preserve">“Dearly </w:t>
+      </w:r>
+      <w:r>
+        <w:t>beloved</w:t>
+      </w:r>
+      <w:r>
+        <w:t xml:space="preserve">, we are gathered here today in the presence of these witnesses, to join </w:t>
+      </w:r>
+      <w:r>
+        <w:t>Emperor Luke</w:t>
+      </w:r>
+      <w:r>
+        <w:t xml:space="preserve"> and Princess Annie in </w:t>
+      </w:r>
+      <w:r>
+        <w:t xml:space="preserve">holy </w:t>
+      </w:r>
+      <w:r>
+        <w:t>matrimony.</w:t>
+      </w:r>
+    </w:p>
+    <w:p>
+      <w:pPr>
+        <w:pStyle w:val="Quote2"/>
+      </w:pPr>
+      <w:r>
+        <w:t>“Into this holy estate these two persons present now come to be joined.</w:t>
+      </w:r>
+    </w:p>
+    <w:p>
+      <w:pPr>
+        <w:pStyle w:val="Quote2"/>
+      </w:pPr>
+      <w:r>
+        <w:t>“If any person can show just cause why they may not be joined together – let them speak now or forever hold their peace.”</w:t>
+      </w:r>
+    </w:p>
+    <w:p>
+      <w:r>
+        <w:t>There was silence in the cathedral.</w:t>
+      </w:r>
+    </w:p>
+    <w:p>
+      <w:r>
+        <w:t>Luke knelt down in front of Annie and Philip handed him a ring.</w:t>
+      </w:r>
+      <w:r>
+        <w:t xml:space="preserve"> He spoke his vows, his voice heard throughout the cathedral.</w:t>
+      </w:r>
+    </w:p>
+    <w:p>
+      <w:pPr>
+        <w:pStyle w:val="Quote2"/>
+      </w:pPr>
+      <w:r>
+        <w:t xml:space="preserve">I, </w:t>
+      </w:r>
+      <w:r>
+        <w:t>Mark Luke Callahan</w:t>
+      </w:r>
+      <w:r>
+        <w:t xml:space="preserve">, </w:t>
+      </w:r>
+      <w:r>
+        <w:t>i</w:t>
+      </w:r>
+      <w:r>
+        <w:t xml:space="preserve">n the presence of </w:t>
+      </w:r>
+      <w:r>
+        <w:t xml:space="preserve">my peers, loved ones, and the gods, declare that I will dedicate my life to supporting and protecting Annie </w:t>
+      </w:r>
+      <w:r>
+        <w:t>von Candarcar in all her endeavors. I shall also declare that I will listen to her when she has something to say.</w:t>
+      </w:r>
+    </w:p>
+    <w:p>
+      <w:r>
+        <w:t>Luke turned to the congregation.</w:t>
+      </w:r>
+    </w:p>
+    <w:p>
+      <w:pPr>
+        <w:pStyle w:val="Quote2"/>
+      </w:pPr>
+      <w:r>
+        <w:t>Did I say I would listen?</w:t>
+      </w:r>
+    </w:p>
+    <w:p>
+      <w:r>
+        <w:t>The congregation laughed.</w:t>
+      </w:r>
+    </w:p>
+    <w:p>
+      <w:pPr>
+        <w:pStyle w:val="Quote2"/>
+      </w:pPr>
+      <w:r>
+        <w:t>Yes I will listen.</w:t>
+      </w:r>
+    </w:p>
+    <w:p>
+      <w:pPr>
+        <w:pStyle w:val="Quote2"/>
+      </w:pPr>
+      <w:r>
+        <w:t>Her happiness shall always be my priority</w:t>
+      </w:r>
+      <w:r>
+        <w:t>, from now until the gods call me home.</w:t>
+      </w:r>
+    </w:p>
+    <w:p>
+      <w:r>
+        <w:t>Luke stood up.</w:t>
+      </w:r>
+    </w:p>
+    <w:p>
+      <w:r>
+        <w:t xml:space="preserve">Annie knelt down in front of Luke and </w:t>
+      </w:r>
+      <w:r>
+        <w:t>Gertrude</w:t>
+      </w:r>
+      <w:r>
+        <w:t xml:space="preserve"> handed h</w:t>
+      </w:r>
+      <w:r>
+        <w:t>er</w:t>
+      </w:r>
+      <w:r>
+        <w:t xml:space="preserve"> a ring. </w:t>
+      </w:r>
+      <w:r>
+        <w:t>She</w:t>
+      </w:r>
+      <w:r>
+        <w:t xml:space="preserve"> spoke </w:t>
+      </w:r>
+      <w:r>
+        <w:t>her</w:t>
+      </w:r>
+      <w:r>
+        <w:t xml:space="preserve"> vows.</w:t>
+      </w:r>
+    </w:p>
+    <w:p>
+      <w:pPr>
+        <w:pStyle w:val="Quote2"/>
+      </w:pPr>
+      <w:r>
+        <w:t xml:space="preserve">I, Annie von Candarcar, in the presence of my peers, loved ones, and the gods, declare that I will dedicate my life to </w:t>
+      </w:r>
+      <w:r>
+        <w:lastRenderedPageBreak/>
+        <w:t>supporting and protecting Mark Luke Callahan in all his endeavors. I shall also declare that I will listen to him when he has something to say.</w:t>
+      </w:r>
+    </w:p>
+    <w:p>
+      <w:r>
+        <w:t>Luke turned to the congregation.</w:t>
+      </w:r>
+    </w:p>
+    <w:p>
+      <w:pPr>
+        <w:pStyle w:val="Quote2"/>
+      </w:pPr>
+      <w:r>
+        <w:t>Do I have to listen when he talks nonsense</w:t>
+      </w:r>
+      <w:r>
+        <w:t>?</w:t>
+      </w:r>
+    </w:p>
+    <w:p>
+      <w:r>
+        <w:t>The congregation laughed.</w:t>
+      </w:r>
+    </w:p>
+    <w:p>
+      <w:pPr>
+        <w:pStyle w:val="Quote2"/>
+      </w:pPr>
+      <w:r>
+        <w:t>Yes I will listen.</w:t>
+      </w:r>
+    </w:p>
+    <w:p>
+      <w:pPr>
+        <w:pStyle w:val="Quote2"/>
+      </w:pPr>
+      <w:r>
+        <w:t>His</w:t>
+      </w:r>
+      <w:r>
+        <w:t xml:space="preserve"> happiness shall always be my priority, from now until the gods call me home.</w:t>
+      </w:r>
+    </w:p>
+    <w:p>
+      <w:r>
+        <w:t>Annie stood up.</w:t>
+      </w:r>
+    </w:p>
+    <w:p>
+      <w:r>
+        <w:t xml:space="preserve">Cleric </w:t>
+      </w:r>
+      <w:r>
+        <w:t>Daria spoke:</w:t>
+      </w:r>
+    </w:p>
+    <w:p>
+      <w:pPr>
+        <w:pStyle w:val="Quote2"/>
+      </w:pPr>
+      <w:r>
+        <w:t xml:space="preserve">By the authority given to me by Hera, </w:t>
+      </w:r>
+      <w:r>
+        <w:t xml:space="preserve">goddess of marriage, </w:t>
+      </w:r>
+      <w:r>
+        <w:t>in the presence of the gods and these witnesses, I declare you to be Emperor and Empress</w:t>
+      </w:r>
+      <w:r>
+        <w:t>.</w:t>
+      </w:r>
+    </w:p>
+    <w:p>
+      <w:r>
+        <w:t>Daria tapped Annie’s crest, changing it into that of Empress.</w:t>
+      </w:r>
+    </w:p>
+    <w:p>
+      <w:pPr>
+        <w:pStyle w:val="Quote2"/>
+      </w:pPr>
+      <w:r>
+        <w:t>You may seal your bond of marriage.</w:t>
+      </w:r>
+    </w:p>
+    <w:p>
+      <w:r>
+        <w:t>Annie and Luke kissed. The wedding</w:t>
+      </w:r>
+      <w:r>
+        <w:t xml:space="preserve"> bell</w:t>
+      </w:r>
+      <w:r>
+        <w:t>s rang out, filling Skyron with sound. The audience stood and applauded.</w:t>
+      </w:r>
+    </w:p>
+    <w:p>
+      <w:r>
+        <w:t>The couple headed down the aisle, accompanied by</w:t>
+      </w:r>
+      <w:r>
+        <w:t xml:space="preserve"> kids, family and friends. Next stop was the reception hall.</w:t>
+      </w:r>
+    </w:p>
+    <w:p>
+      <w:pPr>
+        <w:jc w:val="center"/>
+      </w:pPr>
+      <w:r>
+        <w:rPr>
+          <w:noProof/>
+        </w:rPr>
+        <w:drawing>
+          <wp:inline distT="0" distB="0" distL="0" distR="0">
+            <wp:extent cx="292972" cy="113169"/>
+            <wp:effectExtent l="19050" t="0" r="0" b="0"/>
+            <wp:docPr id="1" name="Picture 3" descr="C:\Users\Burgess\AppData\Local\Microsoft\Windows\Temporary Internet Files\Content.IE5\0LM9LILP\MC900065312[1].wmf"/>
+            <wp:cNvGraphicFramePr>
+              <a:graphicFrameLocks xmlns:a="http://schemas.openxmlformats.org/drawingml/2006/main" noChangeAspect="1"/>
+            </wp:cNvGraphicFramePr>
+            <a:graphic xmlns:a="http://schemas.openxmlformats.org/drawingml/2006/main">
+              <a:graphicData uri="http://schemas.openxmlformats.org/drawingml/2006/picture">
+                <pic:pic xmlns:pic="http://schemas.openxmlformats.org/drawingml/2006/picture">
+                  <pic:nvPicPr>
+                    <pic:cNvPr id="0" name="Picture 3" descr="C:\Users\Burgess\AppData\Local\Microsoft\Windows\Temporary Internet Files\Content.IE5\0LM9LILP\MC900065312[1].wmf"/>
+                    <pic:cNvPicPr>
+                      <a:picLocks noChangeAspect="1" noChangeArrowheads="1"/>
+                    </pic:cNvPicPr>
+                  </pic:nvPicPr>
+                  <pic:blipFill>
+                    <a:blip r:embed="rId18" cstate="print"/>
+                    <a:srcRect/>
+                    <a:stretch>
+                      <a:fillRect/>
+                    </a:stretch>
+                  </pic:blipFill>
+                  <pic:spPr bwMode="auto">
+                    <a:xfrm>
+                      <a:off x="0" y="0"/>
+                      <a:ext cx="294457" cy="113743"/>
+                    </a:xfrm>
+                    <a:prstGeom prst="rect">
+                      <a:avLst/>
+                    </a:prstGeom>
+                    <a:noFill/>
+                    <a:ln w="9525">
+                      <a:noFill/>
+                      <a:miter lim="800000"/>
+                      <a:headEnd/>
+                      <a:tailEnd/>
+                    </a:ln>
+                  </pic:spPr>
+                </pic:pic>
+              </a:graphicData>
+            </a:graphic>
+          </wp:inline>
+        </w:drawing>
       </w:r>
     </w:p>
     <w:p/>
@@ -68808,22 +69275,13 @@
     <w:p/>
     <w:p/>
     <w:p/>
-    <w:p>
-      <w:r>
-        <w:t xml:space="preserve">In a special area in the front, John and Jane sat, along with Mildred. </w:t>
-      </w:r>
-      <w:r>
-        <w:t xml:space="preserve">Being the only person Luke invited, Mildred was feeling awkward. </w:t>
-      </w:r>
-    </w:p>
     <w:p/>
     <w:p/>
     <w:p/>
-    <w:p>
-      <w:r>
-        <w:t>Mildred was the only one from Luke’s side and she looked nervous. However, she had Carol and Gus to keep her company.</w:t>
-      </w:r>
-    </w:p>
+    <w:p/>
+    <w:p/>
+    <w:p/>
+    <w:p/>
     <w:p/>
     <w:p/>
     <w:p/>
@@ -68942,7 +69400,7 @@
             <w:rPr>
               <w:noProof/>
             </w:rPr>
-            <w:t>8</w:t>
+            <w:t>6</w:t>
           </w:r>
         </w:fldSimple>
       </w:p>
@@ -68977,7 +69435,7 @@
             <w:rPr>
               <w:noProof/>
             </w:rPr>
-            <w:t>343</w:t>
+            <w:t>345</w:t>
           </w:r>
         </w:fldSimple>
       </w:p>
@@ -69047,7 +69505,7 @@
             <w:rPr>
               <w:noProof/>
             </w:rPr>
-            <w:t>342</w:t>
+            <w:t>344</w:t>
           </w:r>
         </w:fldSimple>
       </w:p>
@@ -69082,7 +69540,7 @@
             <w:rPr>
               <w:noProof/>
             </w:rPr>
-            <w:t>304</w:t>
+            <w:t>132</w:t>
           </w:r>
         </w:fldSimple>
       </w:p>
@@ -69628,7 +70086,7 @@
         <v:path o:extrusionok="f" gradientshapeok="t" o:connecttype="rect"/>
         <o:lock v:ext="edit" aspectratio="t"/>
       </v:shapetype>
-      <v:shape id="_x0000_i1374" type="#_x0000_t75" style="width:3in;height:3in;visibility:visible" o:bullet="t">
+      <v:shape id="_x0000_i1052" type="#_x0000_t75" style="width:3in;height:3in;visibility:visible" o:bullet="t">
         <v:imagedata r:id="rId1" o:title="MC900065312[1]"/>
       </v:shape>
     </w:pict>
@@ -71379,7 +71837,7 @@
 </file>
 
 <file path=customXml/itemProps1.xml><?xml version="1.0" encoding="utf-8"?>
-<ds:datastoreItem xmlns:ds="http://schemas.openxmlformats.org/officeDocument/2006/customXml" ds:itemID="{707EDFF3-4EF6-409B-94B4-29AFC855439A}">
+<ds:datastoreItem xmlns:ds="http://schemas.openxmlformats.org/officeDocument/2006/customXml" ds:itemID="{63D2FFA7-09CB-4F35-85AC-27AE5F0DB392}">
   <ds:schemaRefs>
     <ds:schemaRef ds:uri="http://schemas.openxmlformats.org/officeDocument/2006/bibliography"/>
   </ds:schemaRefs>

--- a/Books-Complete/Fantasy/ThePrincessAndTheHoodlum/Book_ThePrincessAndTheHoodlum.docx
+++ b/Books-Complete/Fantasy/ThePrincessAndTheHoodlum/Book_ThePrincessAndTheHoodlum.docx
@@ -331,7 +331,7 @@
       <w:r>
         <w:fldChar w:fldCharType="separate"/>
       </w:r>
-      <w:hyperlink w:anchor="_Toc241781474" w:history="1">
+      <w:hyperlink w:anchor="_Toc241865051" w:history="1">
         <w:r>
           <w:rPr>
             <w:rStyle w:val="Hyperlink"/>
@@ -358,7 +358,7 @@
             <w:noProof/>
             <w:webHidden/>
           </w:rPr>
-          <w:instrText xml:space="preserve"> PAGEREF _Toc241781474 \h </w:instrText>
+          <w:instrText xml:space="preserve"> PAGEREF _Toc241865051 \h </w:instrText>
         </w:r>
         <w:r>
           <w:rPr>
@@ -398,7 +398,7 @@
           <w:sz w:val="22"/>
         </w:rPr>
       </w:pPr>
-      <w:hyperlink w:anchor="_Toc241781475" w:history="1">
+      <w:hyperlink w:anchor="_Toc241865052" w:history="1">
         <w:r>
           <w:rPr>
             <w:rStyle w:val="Hyperlink"/>
@@ -425,7 +425,7 @@
             <w:noProof/>
             <w:webHidden/>
           </w:rPr>
-          <w:instrText xml:space="preserve"> PAGEREF _Toc241781475 \h </w:instrText>
+          <w:instrText xml:space="preserve"> PAGEREF _Toc241865052 \h </w:instrText>
         </w:r>
         <w:r>
           <w:rPr>
@@ -465,7 +465,7 @@
           <w:sz w:val="22"/>
         </w:rPr>
       </w:pPr>
-      <w:hyperlink w:anchor="_Toc241781476" w:history="1">
+      <w:hyperlink w:anchor="_Toc241865053" w:history="1">
         <w:r>
           <w:rPr>
             <w:rStyle w:val="Hyperlink"/>
@@ -492,7 +492,7 @@
             <w:noProof/>
             <w:webHidden/>
           </w:rPr>
-          <w:instrText xml:space="preserve"> PAGEREF _Toc241781476 \h </w:instrText>
+          <w:instrText xml:space="preserve"> PAGEREF _Toc241865053 \h </w:instrText>
         </w:r>
         <w:r>
           <w:rPr>
@@ -532,7 +532,7 @@
           <w:sz w:val="22"/>
         </w:rPr>
       </w:pPr>
-      <w:hyperlink w:anchor="_Toc241781477" w:history="1">
+      <w:hyperlink w:anchor="_Toc241865054" w:history="1">
         <w:r>
           <w:rPr>
             <w:rStyle w:val="Hyperlink"/>
@@ -559,7 +559,7 @@
             <w:noProof/>
             <w:webHidden/>
           </w:rPr>
-          <w:instrText xml:space="preserve"> PAGEREF _Toc241781477 \h </w:instrText>
+          <w:instrText xml:space="preserve"> PAGEREF _Toc241865054 \h </w:instrText>
         </w:r>
         <w:r>
           <w:rPr>
@@ -599,7 +599,7 @@
           <w:sz w:val="22"/>
         </w:rPr>
       </w:pPr>
-      <w:hyperlink w:anchor="_Toc241781478" w:history="1">
+      <w:hyperlink w:anchor="_Toc241865055" w:history="1">
         <w:r>
           <w:rPr>
             <w:rStyle w:val="Hyperlink"/>
@@ -626,7 +626,7 @@
             <w:noProof/>
             <w:webHidden/>
           </w:rPr>
-          <w:instrText xml:space="preserve"> PAGEREF _Toc241781478 \h </w:instrText>
+          <w:instrText xml:space="preserve"> PAGEREF _Toc241865055 \h </w:instrText>
         </w:r>
         <w:r>
           <w:rPr>
@@ -666,7 +666,7 @@
           <w:sz w:val="22"/>
         </w:rPr>
       </w:pPr>
-      <w:hyperlink w:anchor="_Toc241781479" w:history="1">
+      <w:hyperlink w:anchor="_Toc241865056" w:history="1">
         <w:r>
           <w:rPr>
             <w:rStyle w:val="Hyperlink"/>
@@ -693,7 +693,7 @@
             <w:noProof/>
             <w:webHidden/>
           </w:rPr>
-          <w:instrText xml:space="preserve"> PAGEREF _Toc241781479 \h </w:instrText>
+          <w:instrText xml:space="preserve"> PAGEREF _Toc241865056 \h </w:instrText>
         </w:r>
         <w:r>
           <w:rPr>
@@ -733,7 +733,7 @@
           <w:sz w:val="22"/>
         </w:rPr>
       </w:pPr>
-      <w:hyperlink w:anchor="_Toc241781480" w:history="1">
+      <w:hyperlink w:anchor="_Toc241865057" w:history="1">
         <w:r>
           <w:rPr>
             <w:rStyle w:val="Hyperlink"/>
@@ -760,7 +760,7 @@
             <w:noProof/>
             <w:webHidden/>
           </w:rPr>
-          <w:instrText xml:space="preserve"> PAGEREF _Toc241781480 \h </w:instrText>
+          <w:instrText xml:space="preserve"> PAGEREF _Toc241865057 \h </w:instrText>
         </w:r>
         <w:r>
           <w:rPr>
@@ -800,7 +800,7 @@
           <w:sz w:val="22"/>
         </w:rPr>
       </w:pPr>
-      <w:hyperlink w:anchor="_Toc241781481" w:history="1">
+      <w:hyperlink w:anchor="_Toc241865058" w:history="1">
         <w:r>
           <w:rPr>
             <w:rStyle w:val="Hyperlink"/>
@@ -827,7 +827,7 @@
             <w:noProof/>
             <w:webHidden/>
           </w:rPr>
-          <w:instrText xml:space="preserve"> PAGEREF _Toc241781481 \h </w:instrText>
+          <w:instrText xml:space="preserve"> PAGEREF _Toc241865058 \h </w:instrText>
         </w:r>
         <w:r>
           <w:rPr>
@@ -867,7 +867,7 @@
           <w:sz w:val="22"/>
         </w:rPr>
       </w:pPr>
-      <w:hyperlink w:anchor="_Toc241781482" w:history="1">
+      <w:hyperlink w:anchor="_Toc241865059" w:history="1">
         <w:r>
           <w:rPr>
             <w:rStyle w:val="Hyperlink"/>
@@ -894,7 +894,7 @@
             <w:noProof/>
             <w:webHidden/>
           </w:rPr>
-          <w:instrText xml:space="preserve"> PAGEREF _Toc241781482 \h </w:instrText>
+          <w:instrText xml:space="preserve"> PAGEREF _Toc241865059 \h </w:instrText>
         </w:r>
         <w:r>
           <w:rPr>
@@ -934,7 +934,7 @@
           <w:sz w:val="22"/>
         </w:rPr>
       </w:pPr>
-      <w:hyperlink w:anchor="_Toc241781483" w:history="1">
+      <w:hyperlink w:anchor="_Toc241865060" w:history="1">
         <w:r>
           <w:rPr>
             <w:rStyle w:val="Hyperlink"/>
@@ -961,7 +961,7 @@
             <w:noProof/>
             <w:webHidden/>
           </w:rPr>
-          <w:instrText xml:space="preserve"> PAGEREF _Toc241781483 \h </w:instrText>
+          <w:instrText xml:space="preserve"> PAGEREF _Toc241865060 \h </w:instrText>
         </w:r>
         <w:r>
           <w:rPr>
@@ -1001,7 +1001,7 @@
           <w:sz w:val="22"/>
         </w:rPr>
       </w:pPr>
-      <w:hyperlink w:anchor="_Toc241781484" w:history="1">
+      <w:hyperlink w:anchor="_Toc241865061" w:history="1">
         <w:r>
           <w:rPr>
             <w:rStyle w:val="Hyperlink"/>
@@ -1028,7 +1028,7 @@
             <w:noProof/>
             <w:webHidden/>
           </w:rPr>
-          <w:instrText xml:space="preserve"> PAGEREF _Toc241781484 \h </w:instrText>
+          <w:instrText xml:space="preserve"> PAGEREF _Toc241865061 \h </w:instrText>
         </w:r>
         <w:r>
           <w:rPr>
@@ -1068,7 +1068,7 @@
           <w:sz w:val="22"/>
         </w:rPr>
       </w:pPr>
-      <w:hyperlink w:anchor="_Toc241781485" w:history="1">
+      <w:hyperlink w:anchor="_Toc241865062" w:history="1">
         <w:r>
           <w:rPr>
             <w:rStyle w:val="Hyperlink"/>
@@ -1095,7 +1095,7 @@
             <w:noProof/>
             <w:webHidden/>
           </w:rPr>
-          <w:instrText xml:space="preserve"> PAGEREF _Toc241781485 \h </w:instrText>
+          <w:instrText xml:space="preserve"> PAGEREF _Toc241865062 \h </w:instrText>
         </w:r>
         <w:r>
           <w:rPr>
@@ -1135,7 +1135,7 @@
           <w:sz w:val="22"/>
         </w:rPr>
       </w:pPr>
-      <w:hyperlink w:anchor="_Toc241781486" w:history="1">
+      <w:hyperlink w:anchor="_Toc241865063" w:history="1">
         <w:r>
           <w:rPr>
             <w:rStyle w:val="Hyperlink"/>
@@ -1162,7 +1162,7 @@
             <w:noProof/>
             <w:webHidden/>
           </w:rPr>
-          <w:instrText xml:space="preserve"> PAGEREF _Toc241781486 \h </w:instrText>
+          <w:instrText xml:space="preserve"> PAGEREF _Toc241865063 \h </w:instrText>
         </w:r>
         <w:r>
           <w:rPr>
@@ -1202,7 +1202,7 @@
           <w:sz w:val="22"/>
         </w:rPr>
       </w:pPr>
-      <w:hyperlink w:anchor="_Toc241781487" w:history="1">
+      <w:hyperlink w:anchor="_Toc241865064" w:history="1">
         <w:r>
           <w:rPr>
             <w:rStyle w:val="Hyperlink"/>
@@ -1229,7 +1229,7 @@
             <w:noProof/>
             <w:webHidden/>
           </w:rPr>
-          <w:instrText xml:space="preserve"> PAGEREF _Toc241781487 \h </w:instrText>
+          <w:instrText xml:space="preserve"> PAGEREF _Toc241865064 \h </w:instrText>
         </w:r>
         <w:r>
           <w:rPr>
@@ -1269,7 +1269,7 @@
           <w:sz w:val="22"/>
         </w:rPr>
       </w:pPr>
-      <w:hyperlink w:anchor="_Toc241781488" w:history="1">
+      <w:hyperlink w:anchor="_Toc241865065" w:history="1">
         <w:r>
           <w:rPr>
             <w:rStyle w:val="Hyperlink"/>
@@ -1296,7 +1296,7 @@
             <w:noProof/>
             <w:webHidden/>
           </w:rPr>
-          <w:instrText xml:space="preserve"> PAGEREF _Toc241781488 \h </w:instrText>
+          <w:instrText xml:space="preserve"> PAGEREF _Toc241865065 \h </w:instrText>
         </w:r>
         <w:r>
           <w:rPr>
@@ -1336,7 +1336,7 @@
           <w:sz w:val="22"/>
         </w:rPr>
       </w:pPr>
-      <w:hyperlink w:anchor="_Toc241781489" w:history="1">
+      <w:hyperlink w:anchor="_Toc241865066" w:history="1">
         <w:r>
           <w:rPr>
             <w:rStyle w:val="Hyperlink"/>
@@ -1363,7 +1363,7 @@
             <w:noProof/>
             <w:webHidden/>
           </w:rPr>
-          <w:instrText xml:space="preserve"> PAGEREF _Toc241781489 \h </w:instrText>
+          <w:instrText xml:space="preserve"> PAGEREF _Toc241865066 \h </w:instrText>
         </w:r>
         <w:r>
           <w:rPr>
@@ -1403,7 +1403,7 @@
           <w:sz w:val="22"/>
         </w:rPr>
       </w:pPr>
-      <w:hyperlink w:anchor="_Toc241781490" w:history="1">
+      <w:hyperlink w:anchor="_Toc241865067" w:history="1">
         <w:r>
           <w:rPr>
             <w:rStyle w:val="Hyperlink"/>
@@ -1430,7 +1430,7 @@
             <w:noProof/>
             <w:webHidden/>
           </w:rPr>
-          <w:instrText xml:space="preserve"> PAGEREF _Toc241781490 \h </w:instrText>
+          <w:instrText xml:space="preserve"> PAGEREF _Toc241865067 \h </w:instrText>
         </w:r>
         <w:r>
           <w:rPr>
@@ -1470,7 +1470,7 @@
           <w:sz w:val="22"/>
         </w:rPr>
       </w:pPr>
-      <w:hyperlink w:anchor="_Toc241781491" w:history="1">
+      <w:hyperlink w:anchor="_Toc241865068" w:history="1">
         <w:r>
           <w:rPr>
             <w:rStyle w:val="Hyperlink"/>
@@ -1497,7 +1497,7 @@
             <w:noProof/>
             <w:webHidden/>
           </w:rPr>
-          <w:instrText xml:space="preserve"> PAGEREF _Toc241781491 \h </w:instrText>
+          <w:instrText xml:space="preserve"> PAGEREF _Toc241865068 \h </w:instrText>
         </w:r>
         <w:r>
           <w:rPr>
@@ -1537,7 +1537,7 @@
           <w:sz w:val="22"/>
         </w:rPr>
       </w:pPr>
-      <w:hyperlink w:anchor="_Toc241781492" w:history="1">
+      <w:hyperlink w:anchor="_Toc241865069" w:history="1">
         <w:r>
           <w:rPr>
             <w:rStyle w:val="Hyperlink"/>
@@ -1564,7 +1564,7 @@
             <w:noProof/>
             <w:webHidden/>
           </w:rPr>
-          <w:instrText xml:space="preserve"> PAGEREF _Toc241781492 \h </w:instrText>
+          <w:instrText xml:space="preserve"> PAGEREF _Toc241865069 \h </w:instrText>
         </w:r>
         <w:r>
           <w:rPr>
@@ -1604,7 +1604,7 @@
           <w:sz w:val="22"/>
         </w:rPr>
       </w:pPr>
-      <w:hyperlink w:anchor="_Toc241781493" w:history="1">
+      <w:hyperlink w:anchor="_Toc241865070" w:history="1">
         <w:r>
           <w:rPr>
             <w:rStyle w:val="Hyperlink"/>
@@ -1631,7 +1631,7 @@
             <w:noProof/>
             <w:webHidden/>
           </w:rPr>
-          <w:instrText xml:space="preserve"> PAGEREF _Toc241781493 \h </w:instrText>
+          <w:instrText xml:space="preserve"> PAGEREF _Toc241865070 \h </w:instrText>
         </w:r>
         <w:r>
           <w:rPr>
@@ -1671,7 +1671,7 @@
           <w:sz w:val="22"/>
         </w:rPr>
       </w:pPr>
-      <w:hyperlink w:anchor="_Toc241781494" w:history="1">
+      <w:hyperlink w:anchor="_Toc241865071" w:history="1">
         <w:r>
           <w:rPr>
             <w:rStyle w:val="Hyperlink"/>
@@ -1698,7 +1698,7 @@
             <w:noProof/>
             <w:webHidden/>
           </w:rPr>
-          <w:instrText xml:space="preserve"> PAGEREF _Toc241781494 \h </w:instrText>
+          <w:instrText xml:space="preserve"> PAGEREF _Toc241865071 \h </w:instrText>
         </w:r>
         <w:r>
           <w:rPr>
@@ -1718,7 +1718,7 @@
             <w:noProof/>
             <w:webHidden/>
           </w:rPr>
-          <w:t>335</w:t>
+          <w:t>334</w:t>
         </w:r>
         <w:r>
           <w:rPr>
@@ -1738,7 +1738,7 @@
           <w:sz w:val="22"/>
         </w:rPr>
       </w:pPr>
-      <w:hyperlink w:anchor="_Toc241781495" w:history="1">
+      <w:hyperlink w:anchor="_Toc241865072" w:history="1">
         <w:r>
           <w:rPr>
             <w:rStyle w:val="Hyperlink"/>
@@ -1765,7 +1765,7 @@
             <w:noProof/>
             <w:webHidden/>
           </w:rPr>
-          <w:instrText xml:space="preserve"> PAGEREF _Toc241781495 \h </w:instrText>
+          <w:instrText xml:space="preserve"> PAGEREF _Toc241865072 \h </w:instrText>
         </w:r>
         <w:r>
           <w:rPr>
@@ -1841,7 +1841,7 @@
       <w:pPr>
         <w:pStyle w:val="H2"/>
       </w:pPr>
-      <w:bookmarkStart w:id="0" w:name="_Toc241781474"/>
+      <w:bookmarkStart w:id="0" w:name="_Toc241865051"/>
       <w:r>
         <w:lastRenderedPageBreak/>
         <w:t>The Local Boss</w:t>
@@ -2390,7 +2390,7 @@
       <w:pPr>
         <w:pStyle w:val="H2"/>
       </w:pPr>
-      <w:bookmarkStart w:id="1" w:name="_Toc241781475"/>
+      <w:bookmarkStart w:id="1" w:name="_Toc241865052"/>
       <w:r>
         <w:lastRenderedPageBreak/>
         <w:t>The Rescue(s)</w:t>
@@ -11989,7 +11989,7 @@
       <w:pPr>
         <w:pStyle w:val="H2"/>
       </w:pPr>
-      <w:bookmarkStart w:id="2" w:name="_Toc241781476"/>
+      <w:bookmarkStart w:id="2" w:name="_Toc241865053"/>
       <w:r>
         <w:lastRenderedPageBreak/>
         <w:t>A Peasant’s Life</w:t>
@@ -21050,7 +21050,7 @@
       <w:pPr>
         <w:pStyle w:val="H2"/>
       </w:pPr>
-      <w:bookmarkStart w:id="3" w:name="_Toc241781477"/>
+      <w:bookmarkStart w:id="3" w:name="_Toc241865054"/>
       <w:r>
         <w:lastRenderedPageBreak/>
         <w:t xml:space="preserve">Birthday for the </w:t>
@@ -23747,7 +23747,7 @@
       <w:pPr>
         <w:pStyle w:val="H2"/>
       </w:pPr>
-      <w:bookmarkStart w:id="4" w:name="_Toc241781478"/>
+      <w:bookmarkStart w:id="4" w:name="_Toc241865055"/>
       <w:r>
         <w:lastRenderedPageBreak/>
         <w:t>Battle of the Best</w:t>
@@ -28496,7 +28496,7 @@
       <w:pPr>
         <w:pStyle w:val="H2"/>
       </w:pPr>
-      <w:bookmarkStart w:id="5" w:name="_Toc241781479"/>
+      <w:bookmarkStart w:id="5" w:name="_Toc241865056"/>
       <w:r>
         <w:lastRenderedPageBreak/>
         <w:t>Not Again</w:t>
@@ -29738,7 +29738,7 @@
       <w:pPr>
         <w:pStyle w:val="H2"/>
       </w:pPr>
-      <w:bookmarkStart w:id="6" w:name="_Toc241781480"/>
+      <w:bookmarkStart w:id="6" w:name="_Toc241865057"/>
       <w:r>
         <w:lastRenderedPageBreak/>
         <w:t>A Foreign Country</w:t>
@@ -32686,7 +32686,7 @@
       <w:pPr>
         <w:pStyle w:val="H2"/>
       </w:pPr>
-      <w:bookmarkStart w:id="7" w:name="_Toc241781481"/>
+      <w:bookmarkStart w:id="7" w:name="_Toc241865058"/>
       <w:r>
         <w:lastRenderedPageBreak/>
         <w:t>A New Journey</w:t>
@@ -38821,7 +38821,7 @@
       <w:pPr>
         <w:pStyle w:val="H2"/>
       </w:pPr>
-      <w:bookmarkStart w:id="8" w:name="_Toc241781482"/>
+      <w:bookmarkStart w:id="8" w:name="_Toc241865059"/>
       <w:r>
         <w:lastRenderedPageBreak/>
         <w:t xml:space="preserve">The </w:t>
@@ -42447,7 +42447,7 @@
       <w:pPr>
         <w:pStyle w:val="H2"/>
       </w:pPr>
-      <w:bookmarkStart w:id="9" w:name="_Toc241781483"/>
+      <w:bookmarkStart w:id="9" w:name="_Toc241865060"/>
       <w:r>
         <w:lastRenderedPageBreak/>
         <w:t>War</w:t>
@@ -47548,7 +47548,7 @@
       <w:pPr>
         <w:pStyle w:val="H2"/>
       </w:pPr>
-      <w:bookmarkStart w:id="10" w:name="_Toc241781484"/>
+      <w:bookmarkStart w:id="10" w:name="_Toc241865061"/>
       <w:r>
         <w:lastRenderedPageBreak/>
         <w:t>New Adventures</w:t>
@@ -49629,7 +49629,7 @@
       <w:pPr>
         <w:pStyle w:val="H2"/>
       </w:pPr>
-      <w:bookmarkStart w:id="11" w:name="_Toc241781485"/>
+      <w:bookmarkStart w:id="11" w:name="_Toc241865062"/>
       <w:r>
         <w:lastRenderedPageBreak/>
         <w:t xml:space="preserve">The </w:t>
@@ -52724,7 +52724,7 @@
       <w:pPr>
         <w:pStyle w:val="H2"/>
       </w:pPr>
-      <w:bookmarkStart w:id="12" w:name="_Toc241781486"/>
+      <w:bookmarkStart w:id="12" w:name="_Toc241865063"/>
       <w:r>
         <w:lastRenderedPageBreak/>
         <w:t>Blaze</w:t>
@@ -54347,7 +54347,7 @@
       <w:pPr>
         <w:pStyle w:val="H2"/>
       </w:pPr>
-      <w:bookmarkStart w:id="13" w:name="_Toc241781487"/>
+      <w:bookmarkStart w:id="13" w:name="_Toc241865064"/>
       <w:r>
         <w:lastRenderedPageBreak/>
         <w:t>Melba Toast</w:t>
@@ -55926,7 +55926,7 @@
       <w:pPr>
         <w:pStyle w:val="H2"/>
       </w:pPr>
-      <w:bookmarkStart w:id="14" w:name="_Toc241781488"/>
+      <w:bookmarkStart w:id="14" w:name="_Toc241865065"/>
       <w:r>
         <w:lastRenderedPageBreak/>
         <w:t>White Tiger</w:t>
@@ -57049,7 +57049,7 @@
       <w:pPr>
         <w:pStyle w:val="H2"/>
       </w:pPr>
-      <w:bookmarkStart w:id="15" w:name="_Toc241781489"/>
+      <w:bookmarkStart w:id="15" w:name="_Toc241865066"/>
       <w:r>
         <w:lastRenderedPageBreak/>
         <w:t>Vermilion Bird</w:t>
@@ -58856,7 +58856,7 @@
       <w:pPr>
         <w:pStyle w:val="H2"/>
       </w:pPr>
-      <w:bookmarkStart w:id="16" w:name="_Toc241781490"/>
+      <w:bookmarkStart w:id="16" w:name="_Toc241865067"/>
       <w:r>
         <w:lastRenderedPageBreak/>
         <w:t>Hell is Murky</w:t>
@@ -59957,7 +59957,7 @@
       <w:pPr>
         <w:pStyle w:val="H2"/>
       </w:pPr>
-      <w:bookmarkStart w:id="17" w:name="_Toc241781491"/>
+      <w:bookmarkStart w:id="17" w:name="_Toc241865068"/>
       <w:r>
         <w:lastRenderedPageBreak/>
         <w:t xml:space="preserve">The </w:t>
@@ -62534,7 +62534,7 @@
       <w:pPr>
         <w:pStyle w:val="H2"/>
       </w:pPr>
-      <w:bookmarkStart w:id="18" w:name="_Toc241781492"/>
+      <w:bookmarkStart w:id="18" w:name="_Toc241865069"/>
       <w:r>
         <w:lastRenderedPageBreak/>
         <w:t>The Earth Continent</w:t>
@@ -65920,7 +65920,7 @@
         <w:pStyle w:val="H2"/>
       </w:pPr>
       <w:bookmarkStart w:id="19" w:name="_Toc523766418"/>
-      <w:bookmarkStart w:id="20" w:name="_Toc241781493"/>
+      <w:bookmarkStart w:id="20" w:name="_Toc241865070"/>
       <w:r>
         <w:lastRenderedPageBreak/>
         <w:t>Emperor</w:t>
@@ -67512,7 +67512,7 @@
       <w:pPr>
         <w:pStyle w:val="H2"/>
       </w:pPr>
-      <w:bookmarkStart w:id="21" w:name="_Toc241781494"/>
+      <w:bookmarkStart w:id="21" w:name="_Toc241865071"/>
       <w:r>
         <w:lastRenderedPageBreak/>
         <w:t>Tying up Loose ends</w:t>
@@ -68321,7 +68321,7 @@
       <w:pPr>
         <w:pStyle w:val="H2"/>
       </w:pPr>
-      <w:bookmarkStart w:id="22" w:name="_Toc241781495"/>
+      <w:bookmarkStart w:id="22" w:name="_Toc241865072"/>
       <w:r>
         <w:t>Wedding Bells</w:t>
       </w:r>
@@ -69062,7 +69062,13 @@
         <w:t>Her happiness shall always be my priority</w:t>
       </w:r>
       <w:r>
-        <w:t>, from now until the gods call me home.</w:t>
+        <w:t xml:space="preserve">, from now until the </w:t>
+      </w:r>
+      <w:r>
+        <w:t xml:space="preserve">time </w:t>
+      </w:r>
+      <w:r>
+        <w:t>gods call me home.</w:t>
       </w:r>
     </w:p>
     <w:p>
@@ -69113,7 +69119,10 @@
     </w:p>
     <w:p>
       <w:r>
-        <w:t>Luke turned to the congregation.</w:t>
+        <w:t>Annie</w:t>
+      </w:r>
+      <w:r>
+        <w:t xml:space="preserve"> turned to the congregation.</w:t>
       </w:r>
     </w:p>
     <w:p>
@@ -69148,7 +69157,13 @@
         <w:t>His</w:t>
       </w:r>
       <w:r>
-        <w:t xml:space="preserve"> happiness shall always be my priority, from now until the gods call me home.</w:t>
+        <w:t xml:space="preserve"> happiness shall always be my priority, from now until the </w:t>
+      </w:r>
+      <w:r>
+        <w:t xml:space="preserve">time </w:t>
+      </w:r>
+      <w:r>
+        <w:t>gods call me home.</w:t>
       </w:r>
     </w:p>
     <w:p>
@@ -69268,6 +69283,23 @@
         </w:drawing>
       </w:r>
     </w:p>
+    <w:p>
+      <w:r>
+        <w:t>“I haven’t seen that monkey man in awhile,” Annie said as they entered the reception hall.</w:t>
+      </w:r>
+    </w:p>
+    <w:p>
+      <w:r>
+        <w:t>“Me neither,” Luke said. “I couldn’t invite him since he isn’t suited to high society. I still need to level up to 90, so that’s an excuse to see him again.”</w:t>
+      </w:r>
+    </w:p>
+    <w:p>
+      <w:r>
+        <w:lastRenderedPageBreak/>
+        <w:t>The married couple wound their way around tables, accepting congratulations from kings and VIPs.</w:t>
+      </w:r>
+    </w:p>
+    <w:p/>
     <w:p/>
     <w:p/>
     <w:p/>
@@ -69400,7 +69432,7 @@
             <w:rPr>
               <w:noProof/>
             </w:rPr>
-            <w:t>6</w:t>
+            <w:t>8</w:t>
           </w:r>
         </w:fldSimple>
       </w:p>
@@ -69540,7 +69572,7 @@
             <w:rPr>
               <w:noProof/>
             </w:rPr>
-            <w:t>132</w:t>
+            <w:t>304</w:t>
           </w:r>
         </w:fldSimple>
       </w:p>
@@ -70086,7 +70118,7 @@
         <v:path o:extrusionok="f" gradientshapeok="t" o:connecttype="rect"/>
         <o:lock v:ext="edit" aspectratio="t"/>
       </v:shapetype>
-      <v:shape id="_x0000_i1052" type="#_x0000_t75" style="width:3in;height:3in;visibility:visible" o:bullet="t">
+      <v:shape id="_x0000_i1133" type="#_x0000_t75" style="width:3in;height:3in;visibility:visible" o:bullet="t">
         <v:imagedata r:id="rId1" o:title="MC900065312[1]"/>
       </v:shape>
     </w:pict>
@@ -71837,7 +71869,7 @@
 </file>
 
 <file path=customXml/itemProps1.xml><?xml version="1.0" encoding="utf-8"?>
-<ds:datastoreItem xmlns:ds="http://schemas.openxmlformats.org/officeDocument/2006/customXml" ds:itemID="{63D2FFA7-09CB-4F35-85AC-27AE5F0DB392}">
+<ds:datastoreItem xmlns:ds="http://schemas.openxmlformats.org/officeDocument/2006/customXml" ds:itemID="{FAAF8BEE-8ACF-40B9-80D6-1B4D86356979}">
   <ds:schemaRefs>
     <ds:schemaRef ds:uri="http://schemas.openxmlformats.org/officeDocument/2006/bibliography"/>
   </ds:schemaRefs>

--- a/Books-Complete/Fantasy/ThePrincessAndTheHoodlum/Book_ThePrincessAndTheHoodlum.docx
+++ b/Books-Complete/Fantasy/ThePrincessAndTheHoodlum/Book_ThePrincessAndTheHoodlum.docx
@@ -69299,11 +69299,63 @@
         <w:t>The married couple wound their way around tables, accepting congratulations from kings and VIPs.</w:t>
       </w:r>
     </w:p>
-    <w:p/>
-    <w:p/>
-    <w:p/>
-    <w:p/>
-    <w:p/>
+    <w:p>
+      <w:r>
+        <w:t>The children were ushered into a space reserved just for them.</w:t>
+      </w:r>
+    </w:p>
+    <w:p>
+      <w:r>
+        <w:t>Gertrude followed Luke like a lost duckling.</w:t>
+      </w:r>
+    </w:p>
+    <w:p>
+      <w:r>
+        <w:t>“You shouldn’t be so nervous,” Annie said. “You are here because you are important to Luke and this an important day for the both of us. When was the last time you saw Luke genuinely happy?”</w:t>
+      </w:r>
+    </w:p>
+    <w:p>
+      <w:r>
+        <w:t>“Never,” Gertrude said. “Everything he does is out of duty.”</w:t>
+      </w:r>
+    </w:p>
+    <w:p>
+      <w:r>
+        <w:t xml:space="preserve">The group stopped at the head table and Luke sat front and center, with Annie to the right. On her right </w:t>
+      </w:r>
+      <w:r>
+        <w:t>were</w:t>
+      </w:r>
+      <w:r>
+        <w:t xml:space="preserve"> </w:t>
+      </w:r>
+      <w:r>
+        <w:t>Jessica, Jane and John.</w:t>
+      </w:r>
+    </w:p>
+    <w:p>
+      <w:r>
+        <w:t>To the left of Luke were Philip, Gertrude, Carol, and Gus.</w:t>
+      </w:r>
+    </w:p>
+    <w:p>
+      <w:r>
+        <w:t>In the background a live band played soft music.</w:t>
+      </w:r>
+      <w:r>
+        <w:t xml:space="preserve"> The first dish was served. It was lettuce with some fancy toppings.</w:t>
+      </w:r>
+    </w:p>
+    <w:p>
+      <w:r>
+        <w:t>After that came soup, then the choice of several main dishes. Finally came desert.</w:t>
+      </w:r>
+    </w:p>
+    <w:p>
+      <w:r>
+        <w:t>Dinner finished, John stood up and began his speech.</w:t>
+      </w:r>
+    </w:p>
     <w:p/>
     <w:p/>
     <w:p/>
@@ -69537,7 +69589,7 @@
             <w:rPr>
               <w:noProof/>
             </w:rPr>
-            <w:t>344</w:t>
+            <w:t>346</w:t>
           </w:r>
         </w:fldSimple>
       </w:p>
@@ -70118,7 +70170,7 @@
         <v:path o:extrusionok="f" gradientshapeok="t" o:connecttype="rect"/>
         <o:lock v:ext="edit" aspectratio="t"/>
       </v:shapetype>
-      <v:shape id="_x0000_i1133" type="#_x0000_t75" style="width:3in;height:3in;visibility:visible" o:bullet="t">
+      <v:shape id="_x0000_i1186" type="#_x0000_t75" style="width:3in;height:3in;visibility:visible" o:bullet="t">
         <v:imagedata r:id="rId1" o:title="MC900065312[1]"/>
       </v:shape>
     </w:pict>
@@ -71869,7 +71921,7 @@
 </file>
 
 <file path=customXml/itemProps1.xml><?xml version="1.0" encoding="utf-8"?>
-<ds:datastoreItem xmlns:ds="http://schemas.openxmlformats.org/officeDocument/2006/customXml" ds:itemID="{FAAF8BEE-8ACF-40B9-80D6-1B4D86356979}">
+<ds:datastoreItem xmlns:ds="http://schemas.openxmlformats.org/officeDocument/2006/customXml" ds:itemID="{8F81F9EE-703B-4518-AD1D-22EE439362CB}">
   <ds:schemaRefs>
     <ds:schemaRef ds:uri="http://schemas.openxmlformats.org/officeDocument/2006/bibliography"/>
   </ds:schemaRefs>
